--- a/WebContent/docx/实体瘤分子残留病灶MRD检测报告-基智远.docx
+++ b/WebContent/docx/实体瘤分子残留病灶MRD检测报告-基智远.docx
@@ -2170,16 +2170,14 @@
           <w:docGrid w:linePitch="299" w:charSpace="0"/>
         </w:sectPr>
       </w:pPr>
-      <w:bookmarkStart w:id="49" w:name="_GoBack"/>
-      <w:bookmarkEnd w:id="49"/>
-      <w:bookmarkStart w:id="0" w:name="_Toc21669"/>
-      <w:bookmarkStart w:id="1" w:name="_Toc30143_WPSOffice_Level1"/>
-      <w:bookmarkStart w:id="2" w:name="_Toc24397"/>
+      <w:bookmarkStart w:id="0" w:name="_Toc27500"/>
+      <w:bookmarkStart w:id="1" w:name="_Toc24397"/>
+      <w:bookmarkStart w:id="2" w:name="_Toc21669"/>
       <w:bookmarkStart w:id="3" w:name="_Toc21009_WPSOffice_Level1"/>
-      <w:bookmarkStart w:id="4" w:name="_Toc32054"/>
-      <w:bookmarkStart w:id="5" w:name="_Toc24178_WPSOffice_Level1"/>
-      <w:bookmarkStart w:id="6" w:name="_Toc27500"/>
-      <w:bookmarkStart w:id="7" w:name="_Toc13806"/>
+      <w:bookmarkStart w:id="4" w:name="_Toc13806"/>
+      <w:bookmarkStart w:id="5" w:name="_Toc32054"/>
+      <w:bookmarkStart w:id="6" w:name="_Toc30143_WPSOffice_Level1"/>
+      <w:bookmarkStart w:id="7" w:name="_Toc24178_WPSOffice_Level1"/>
     </w:p>
     <w:p>
       <w:pPr>
@@ -2859,35 +2857,6 @@
     </w:p>
     <w:p>
       <w:pPr>
-        <w:tabs>
-          <w:tab w:val="left" w:pos="589"/>
-        </w:tabs>
-        <w:ind w:left="76" w:hanging="159" w:hangingChars="76"/>
-        <w:rPr>
-          <w:rFonts w:hint="default" w:ascii="Times New Roman" w:hAnsi="Times New Roman" w:eastAsia="微软雅黑" w:cs="Times New Roman"/>
-          <w:b/>
-          <w:bCs/>
-          <w:color w:val="000000"/>
-          <w:sz w:val="10"/>
-          <w:szCs w:val="10"/>
-        </w:rPr>
-      </w:pPr>
-      <w:r>
-        <w:rPr>
-          <w:rFonts w:hint="eastAsia" w:ascii="Times New Roman" w:hAnsi="Times New Roman" w:eastAsia="微软雅黑" w:cs="Times New Roman"/>
-          <w:bCs/>
-          <w:strike w:val="0"/>
-          <w:dstrike w:val="0"/>
-          <w:sz w:val="21"/>
-          <w:szCs w:val="21"/>
-          <w:highlight w:val="none"/>
-          <w:lang w:eastAsia="zh-CN"/>
-        </w:rPr>
-        <w:t>注：检测基因列表见附录。</w:t>
-      </w:r>
-    </w:p>
-    <w:p>
-      <w:pPr>
         <w:jc w:val="left"/>
         <w:rPr>
           <w:rFonts w:hint="default" w:ascii="Times New Roman" w:hAnsi="Times New Roman" w:eastAsia="微软雅黑" w:cs="Times New Roman"/>
@@ -2897,6 +2866,8 @@
           <w:szCs w:val="16"/>
         </w:rPr>
       </w:pPr>
+      <w:bookmarkStart w:id="49" w:name="_GoBack"/>
+      <w:bookmarkEnd w:id="49"/>
     </w:p>
     <w:p>
       <w:pPr>
@@ -2911,17 +2882,17 @@
           <w:szCs w:val="32"/>
         </w:rPr>
       </w:pPr>
-      <w:bookmarkStart w:id="10" w:name="_Toc3871"/>
-      <w:bookmarkStart w:id="11" w:name="_Toc2563"/>
-      <w:bookmarkStart w:id="12" w:name="_Toc18058"/>
-      <w:bookmarkStart w:id="13" w:name="_Toc23369_WPSOffice_Level1"/>
-      <w:bookmarkStart w:id="14" w:name="_Toc4088"/>
-      <w:bookmarkStart w:id="15" w:name="_Toc6221_WPSOffice_Level1"/>
-      <w:bookmarkStart w:id="16" w:name="_Toc25920"/>
+      <w:bookmarkStart w:id="10" w:name="_Toc25920"/>
+      <w:bookmarkStart w:id="11" w:name="_Toc6221_WPSOffice_Level1"/>
+      <w:bookmarkStart w:id="12" w:name="_Toc2563"/>
+      <w:bookmarkStart w:id="13" w:name="_Toc3871"/>
+      <w:bookmarkStart w:id="14" w:name="_Toc23369_WPSOffice_Level1"/>
+      <w:bookmarkStart w:id="15" w:name="_Toc4088"/>
+      <w:bookmarkStart w:id="16" w:name="_Toc18058"/>
       <w:bookmarkStart w:id="17" w:name="_Toc1410"/>
       <w:bookmarkStart w:id="18" w:name="_Toc24028"/>
-      <w:bookmarkStart w:id="19" w:name="_Toc18702"/>
-      <w:bookmarkStart w:id="20" w:name="_Toc25249"/>
+      <w:bookmarkStart w:id="19" w:name="_Toc25249"/>
+      <w:bookmarkStart w:id="20" w:name="_Toc18702"/>
       <w:r>
         <w:rPr>
           <w:rFonts w:hint="eastAsia" w:ascii="微软雅黑" w:hAnsi="微软雅黑" w:eastAsia="微软雅黑" w:cs="微软雅黑"/>
@@ -3804,15 +3775,15 @@
         </w:rPr>
       </w:pPr>
       <w:bookmarkStart w:id="21" w:name="_Toc2781"/>
-      <w:bookmarkStart w:id="22" w:name="_Toc20608"/>
-      <w:bookmarkStart w:id="23" w:name="_Toc19184"/>
-      <w:bookmarkStart w:id="24" w:name="_Toc26145"/>
-      <w:bookmarkStart w:id="25" w:name="_Toc20136_WPSOffice_Level1"/>
-      <w:bookmarkStart w:id="26" w:name="_Toc14062"/>
-      <w:bookmarkStart w:id="27" w:name="_Toc284"/>
-      <w:bookmarkStart w:id="28" w:name="_Toc19898_WPSOffice_Level1"/>
-      <w:bookmarkStart w:id="29" w:name="_Toc12381"/>
-      <w:bookmarkStart w:id="30" w:name="_Toc22132"/>
+      <w:bookmarkStart w:id="22" w:name="_Toc12381"/>
+      <w:bookmarkStart w:id="23" w:name="_Toc19898_WPSOffice_Level1"/>
+      <w:bookmarkStart w:id="24" w:name="_Toc22132"/>
+      <w:bookmarkStart w:id="25" w:name="_Toc19184"/>
+      <w:bookmarkStart w:id="26" w:name="_Toc26145"/>
+      <w:bookmarkStart w:id="27" w:name="_Toc20136_WPSOffice_Level1"/>
+      <w:bookmarkStart w:id="28" w:name="_Toc20608"/>
+      <w:bookmarkStart w:id="29" w:name="_Toc14062"/>
+      <w:bookmarkStart w:id="30" w:name="_Toc284"/>
       <w:r>
         <w:rPr>
           <w:rFonts w:hint="eastAsia" w:ascii="Times New Roman" w:hAnsi="Times New Roman" w:eastAsia="微软雅黑" w:cs="Times New Roman"/>
@@ -4900,9 +4871,9 @@
       <w:bookmarkEnd w:id="29"/>
       <w:bookmarkEnd w:id="30"/>
       <w:bookmarkEnd w:id="31"/>
-      <w:bookmarkStart w:id="32" w:name="_Toc27840"/>
-      <w:bookmarkStart w:id="33" w:name="_Toc21516"/>
-      <w:bookmarkStart w:id="34" w:name="_Toc149837258"/>
+      <w:bookmarkStart w:id="32" w:name="_Toc21516"/>
+      <w:bookmarkStart w:id="33" w:name="_Toc149837258"/>
+      <w:bookmarkStart w:id="34" w:name="_Toc27840"/>
     </w:p>
     <w:p>
       <w:pPr>
@@ -6488,14 +6459,14 @@
         </w:rPr>
       </w:pPr>
       <w:bookmarkStart w:id="40" w:name="_Toc3674"/>
-      <w:bookmarkStart w:id="41" w:name="_Toc12193"/>
-      <w:bookmarkStart w:id="42" w:name="_Toc9914"/>
-      <w:bookmarkStart w:id="43" w:name="_Toc14255_WPSOffice_Level1"/>
-      <w:bookmarkStart w:id="44" w:name="_Toc24085_WPSOffice_Level1"/>
-      <w:bookmarkStart w:id="45" w:name="_Toc15840_WPSOffice_Level1"/>
-      <w:bookmarkStart w:id="46" w:name="_Toc21064"/>
-      <w:bookmarkStart w:id="47" w:name="_Toc9066"/>
-      <w:bookmarkStart w:id="48" w:name="_Toc19646"/>
+      <w:bookmarkStart w:id="41" w:name="_Toc9914"/>
+      <w:bookmarkStart w:id="42" w:name="_Toc19646"/>
+      <w:bookmarkStart w:id="43" w:name="_Toc12193"/>
+      <w:bookmarkStart w:id="44" w:name="_Toc21064"/>
+      <w:bookmarkStart w:id="45" w:name="_Toc9066"/>
+      <w:bookmarkStart w:id="46" w:name="_Toc24085_WPSOffice_Level1"/>
+      <w:bookmarkStart w:id="47" w:name="_Toc14255_WPSOffice_Level1"/>
+      <w:bookmarkStart w:id="48" w:name="_Toc15840_WPSOffice_Level1"/>
       <w:r>
         <w:rPr>
           <w:rFonts w:hint="eastAsia"/>

--- a/WebContent/docx/实体瘤分子残留病灶MRD检测报告-基智远.docx
+++ b/WebContent/docx/实体瘤分子残留病灶MRD检测报告-基智远.docx
@@ -2171,13 +2171,13 @@
         </w:sectPr>
       </w:pPr>
       <w:bookmarkStart w:id="0" w:name="_Toc27500"/>
-      <w:bookmarkStart w:id="1" w:name="_Toc24397"/>
-      <w:bookmarkStart w:id="2" w:name="_Toc21669"/>
-      <w:bookmarkStart w:id="3" w:name="_Toc21009_WPSOffice_Level1"/>
-      <w:bookmarkStart w:id="4" w:name="_Toc13806"/>
-      <w:bookmarkStart w:id="5" w:name="_Toc32054"/>
-      <w:bookmarkStart w:id="6" w:name="_Toc30143_WPSOffice_Level1"/>
-      <w:bookmarkStart w:id="7" w:name="_Toc24178_WPSOffice_Level1"/>
+      <w:bookmarkStart w:id="1" w:name="_Toc21669"/>
+      <w:bookmarkStart w:id="2" w:name="_Toc21009_WPSOffice_Level1"/>
+      <w:bookmarkStart w:id="3" w:name="_Toc24397"/>
+      <w:bookmarkStart w:id="4" w:name="_Toc24178_WPSOffice_Level1"/>
+      <w:bookmarkStart w:id="5" w:name="_Toc13806"/>
+      <w:bookmarkStart w:id="6" w:name="_Toc32054"/>
+      <w:bookmarkStart w:id="7" w:name="_Toc30143_WPSOffice_Level1"/>
     </w:p>
     <w:p>
       <w:pPr>
@@ -2441,6 +2441,17 @@
             </w:pPr>
             <w:r>
               <w:rPr>
+                <w:rFonts w:hint="eastAsia" w:ascii="Times New Roman" w:hAnsi="Times New Roman" w:eastAsia="微软雅黑" w:cs="Times New Roman"/>
+                <w:bCs/>
+                <w:color w:val="000000"/>
+                <w:sz w:val="21"/>
+                <w:szCs w:val="21"/>
+                <w:lang w:val="en-US" w:eastAsia="zh-CN"/>
+              </w:rPr>
+              <w:t>样本采集</w:t>
+            </w:r>
+            <w:r>
+              <w:rPr>
                 <w:rFonts w:ascii="Times New Roman" w:hAnsi="Times New Roman" w:eastAsia="微软雅黑" w:cs="Times New Roman"/>
                 <w:bCs/>
                 <w:color w:val="000000"/>
@@ -2448,7 +2459,7 @@
                 <w:szCs w:val="21"/>
                 <w:lang w:eastAsia="zh-CN"/>
               </w:rPr>
-              <w:t>送检时间：</w:t>
+              <w:t>时间：</w:t>
             </w:r>
             <w:r>
               <w:rPr>
@@ -2457,10 +2468,13 @@
                 <w:color w:val="000000"/>
                 <w:sz w:val="21"/>
                 <w:szCs w:val="21"/>
-                <w:lang w:eastAsia="zh-CN"/>
-              </w:rPr>
-              <w:t>{{ commission_date }}</w:t>
-            </w:r>
+                <w:highlight w:val="none"/>
+                <w:lang w:val="en-US" w:eastAsia="zh-CN"/>
+              </w:rPr>
+              <w:t>-</w:t>
+            </w:r>
+            <w:bookmarkStart w:id="49" w:name="_GoBack"/>
+            <w:bookmarkEnd w:id="49"/>
           </w:p>
         </w:tc>
       </w:tr>
@@ -2866,8 +2880,6 @@
           <w:szCs w:val="16"/>
         </w:rPr>
       </w:pPr>
-      <w:bookmarkStart w:id="49" w:name="_GoBack"/>
-      <w:bookmarkEnd w:id="49"/>
     </w:p>
     <w:p>
       <w:pPr>
@@ -2887,11 +2899,11 @@
       <w:bookmarkStart w:id="12" w:name="_Toc2563"/>
       <w:bookmarkStart w:id="13" w:name="_Toc3871"/>
       <w:bookmarkStart w:id="14" w:name="_Toc23369_WPSOffice_Level1"/>
-      <w:bookmarkStart w:id="15" w:name="_Toc4088"/>
-      <w:bookmarkStart w:id="16" w:name="_Toc18058"/>
-      <w:bookmarkStart w:id="17" w:name="_Toc1410"/>
-      <w:bookmarkStart w:id="18" w:name="_Toc24028"/>
-      <w:bookmarkStart w:id="19" w:name="_Toc25249"/>
+      <w:bookmarkStart w:id="15" w:name="_Toc18058"/>
+      <w:bookmarkStart w:id="16" w:name="_Toc1410"/>
+      <w:bookmarkStart w:id="17" w:name="_Toc4088"/>
+      <w:bookmarkStart w:id="18" w:name="_Toc25249"/>
+      <w:bookmarkStart w:id="19" w:name="_Toc24028"/>
       <w:bookmarkStart w:id="20" w:name="_Toc18702"/>
       <w:r>
         <w:rPr>
@@ -3774,16 +3786,16 @@
           <w:lang w:val="en-US" w:eastAsia="zh-CN"/>
         </w:rPr>
       </w:pPr>
-      <w:bookmarkStart w:id="21" w:name="_Toc2781"/>
-      <w:bookmarkStart w:id="22" w:name="_Toc12381"/>
-      <w:bookmarkStart w:id="23" w:name="_Toc19898_WPSOffice_Level1"/>
-      <w:bookmarkStart w:id="24" w:name="_Toc22132"/>
+      <w:bookmarkStart w:id="21" w:name="_Toc26145"/>
+      <w:bookmarkStart w:id="22" w:name="_Toc14062"/>
+      <w:bookmarkStart w:id="23" w:name="_Toc284"/>
+      <w:bookmarkStart w:id="24" w:name="_Toc2781"/>
       <w:bookmarkStart w:id="25" w:name="_Toc19184"/>
-      <w:bookmarkStart w:id="26" w:name="_Toc26145"/>
-      <w:bookmarkStart w:id="27" w:name="_Toc20136_WPSOffice_Level1"/>
-      <w:bookmarkStart w:id="28" w:name="_Toc20608"/>
-      <w:bookmarkStart w:id="29" w:name="_Toc14062"/>
-      <w:bookmarkStart w:id="30" w:name="_Toc284"/>
+      <w:bookmarkStart w:id="26" w:name="_Toc20136_WPSOffice_Level1"/>
+      <w:bookmarkStart w:id="27" w:name="_Toc20608"/>
+      <w:bookmarkStart w:id="28" w:name="_Toc22132"/>
+      <w:bookmarkStart w:id="29" w:name="_Toc19898_WPSOffice_Level1"/>
+      <w:bookmarkStart w:id="30" w:name="_Toc12381"/>
       <w:r>
         <w:rPr>
           <w:rFonts w:hint="eastAsia" w:ascii="Times New Roman" w:hAnsi="Times New Roman" w:eastAsia="微软雅黑" w:cs="Times New Roman"/>
@@ -4037,7 +4049,7 @@
                 </mc:Choice>
                 <mc:Fallback>
                   <w:pict>
-                    <v:group id="_x0000_s1026" o:spid="_x0000_s1026" o:spt="203" style="position:absolute;left:0pt;margin-left:-6.2pt;margin-top:-6.85pt;height:35.65pt;width:215.4pt;z-index:251661312;mso-width-relative:page;mso-height-relative:page;" coordorigin="19211,19395" coordsize="4308,713" o:gfxdata="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">
+                    <v:group id="_x0000_s1026" o:spid="_x0000_s1026" o:spt="203" style="position:absolute;left:0pt;margin-left:-6.2pt;margin-top:-6.85pt;height:35.65pt;width:215.4pt;z-index:251661312;mso-width-relative:page;mso-height-relative:page;" coordorigin="19211,19395" coordsize="4308,713" o:gfxdata="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">
                       <o:lock v:ext="edit" aspectratio="f"/>
                       <v:shape id="_x0000_s1026" o:spid="_x0000_s1026" o:spt="75" alt="蔡冬雪" type="#_x0000_t75" style="position:absolute;left:19211;top:19491;height:566;width:1261;" filled="f" o:preferrelative="t" stroked="f" coordsize="21600,21600" o:gfxdata="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">
                         <v:fill on="f" focussize="0,0"/>
@@ -4872,8 +4884,8 @@
       <w:bookmarkEnd w:id="30"/>
       <w:bookmarkEnd w:id="31"/>
       <w:bookmarkStart w:id="32" w:name="_Toc21516"/>
-      <w:bookmarkStart w:id="33" w:name="_Toc149837258"/>
-      <w:bookmarkStart w:id="34" w:name="_Toc27840"/>
+      <w:bookmarkStart w:id="33" w:name="_Toc27840"/>
+      <w:bookmarkStart w:id="34" w:name="_Toc149837258"/>
     </w:p>
     <w:p>
       <w:pPr>
@@ -6425,8 +6437,8 @@
           <w:szCs w:val="32"/>
         </w:rPr>
       </w:pPr>
-      <w:bookmarkStart w:id="37" w:name="_Toc17639"/>
-      <w:bookmarkStart w:id="38" w:name="_Toc19254"/>
+      <w:bookmarkStart w:id="37" w:name="_Toc19254"/>
+      <w:bookmarkStart w:id="38" w:name="_Toc17639"/>
       <w:bookmarkStart w:id="39" w:name="_Toc10987"/>
       <w:r>
         <w:rPr>
@@ -6458,15 +6470,15 @@
           <w:lang w:val="en-US" w:eastAsia="zh-CN"/>
         </w:rPr>
       </w:pPr>
-      <w:bookmarkStart w:id="40" w:name="_Toc3674"/>
-      <w:bookmarkStart w:id="41" w:name="_Toc9914"/>
-      <w:bookmarkStart w:id="42" w:name="_Toc19646"/>
-      <w:bookmarkStart w:id="43" w:name="_Toc12193"/>
+      <w:bookmarkStart w:id="40" w:name="_Toc15840_WPSOffice_Level1"/>
+      <w:bookmarkStart w:id="41" w:name="_Toc24085_WPSOffice_Level1"/>
+      <w:bookmarkStart w:id="42" w:name="_Toc9066"/>
+      <w:bookmarkStart w:id="43" w:name="_Toc9914"/>
       <w:bookmarkStart w:id="44" w:name="_Toc21064"/>
-      <w:bookmarkStart w:id="45" w:name="_Toc9066"/>
-      <w:bookmarkStart w:id="46" w:name="_Toc24085_WPSOffice_Level1"/>
+      <w:bookmarkStart w:id="45" w:name="_Toc12193"/>
+      <w:bookmarkStart w:id="46" w:name="_Toc19646"/>
       <w:bookmarkStart w:id="47" w:name="_Toc14255_WPSOffice_Level1"/>
-      <w:bookmarkStart w:id="48" w:name="_Toc15840_WPSOffice_Level1"/>
+      <w:bookmarkStart w:id="48" w:name="_Toc3674"/>
       <w:r>
         <w:rPr>
           <w:rFonts w:hint="eastAsia"/>

--- a/WebContent/docx/实体瘤分子残留病灶MRD检测报告-基智远.docx
+++ b/WebContent/docx/实体瘤分子残留病灶MRD检测报告-基智远.docx
@@ -2170,14 +2170,14 @@
           <w:docGrid w:linePitch="299" w:charSpace="0"/>
         </w:sectPr>
       </w:pPr>
-      <w:bookmarkStart w:id="0" w:name="_Toc27500"/>
+      <w:bookmarkStart w:id="0" w:name="_Toc30143_WPSOffice_Level1"/>
       <w:bookmarkStart w:id="1" w:name="_Toc21669"/>
-      <w:bookmarkStart w:id="2" w:name="_Toc21009_WPSOffice_Level1"/>
-      <w:bookmarkStart w:id="3" w:name="_Toc24397"/>
-      <w:bookmarkStart w:id="4" w:name="_Toc24178_WPSOffice_Level1"/>
-      <w:bookmarkStart w:id="5" w:name="_Toc13806"/>
-      <w:bookmarkStart w:id="6" w:name="_Toc32054"/>
-      <w:bookmarkStart w:id="7" w:name="_Toc30143_WPSOffice_Level1"/>
+      <w:bookmarkStart w:id="2" w:name="_Toc24397"/>
+      <w:bookmarkStart w:id="3" w:name="_Toc13806"/>
+      <w:bookmarkStart w:id="4" w:name="_Toc27500"/>
+      <w:bookmarkStart w:id="5" w:name="_Toc32054"/>
+      <w:bookmarkStart w:id="6" w:name="_Toc24178_WPSOffice_Level1"/>
+      <w:bookmarkStart w:id="7" w:name="_Toc21009_WPSOffice_Level1"/>
     </w:p>
     <w:p>
       <w:pPr>
@@ -2468,10 +2468,9 @@
                 <w:color w:val="000000"/>
                 <w:sz w:val="21"/>
                 <w:szCs w:val="21"/>
-                <w:highlight w:val="none"/>
-                <w:lang w:val="en-US" w:eastAsia="zh-CN"/>
-              </w:rPr>
-              <w:t>-</w:t>
+                <w:lang w:eastAsia="zh-CN"/>
+              </w:rPr>
+              <w:t>{{sample.collect_date}}</w:t>
             </w:r>
             <w:bookmarkStart w:id="49" w:name="_GoBack"/>
             <w:bookmarkEnd w:id="49"/>
@@ -2897,11 +2896,11 @@
       <w:bookmarkStart w:id="10" w:name="_Toc25920"/>
       <w:bookmarkStart w:id="11" w:name="_Toc6221_WPSOffice_Level1"/>
       <w:bookmarkStart w:id="12" w:name="_Toc2563"/>
-      <w:bookmarkStart w:id="13" w:name="_Toc3871"/>
-      <w:bookmarkStart w:id="14" w:name="_Toc23369_WPSOffice_Level1"/>
-      <w:bookmarkStart w:id="15" w:name="_Toc18058"/>
-      <w:bookmarkStart w:id="16" w:name="_Toc1410"/>
-      <w:bookmarkStart w:id="17" w:name="_Toc4088"/>
+      <w:bookmarkStart w:id="13" w:name="_Toc18058"/>
+      <w:bookmarkStart w:id="14" w:name="_Toc1410"/>
+      <w:bookmarkStart w:id="15" w:name="_Toc4088"/>
+      <w:bookmarkStart w:id="16" w:name="_Toc3871"/>
+      <w:bookmarkStart w:id="17" w:name="_Toc23369_WPSOffice_Level1"/>
       <w:bookmarkStart w:id="18" w:name="_Toc25249"/>
       <w:bookmarkStart w:id="19" w:name="_Toc24028"/>
       <w:bookmarkStart w:id="20" w:name="_Toc18702"/>
@@ -3791,8 +3790,8 @@
       <w:bookmarkStart w:id="23" w:name="_Toc284"/>
       <w:bookmarkStart w:id="24" w:name="_Toc2781"/>
       <w:bookmarkStart w:id="25" w:name="_Toc19184"/>
-      <w:bookmarkStart w:id="26" w:name="_Toc20136_WPSOffice_Level1"/>
-      <w:bookmarkStart w:id="27" w:name="_Toc20608"/>
+      <w:bookmarkStart w:id="26" w:name="_Toc20608"/>
+      <w:bookmarkStart w:id="27" w:name="_Toc20136_WPSOffice_Level1"/>
       <w:bookmarkStart w:id="28" w:name="_Toc22132"/>
       <w:bookmarkStart w:id="29" w:name="_Toc19898_WPSOffice_Level1"/>
       <w:bookmarkStart w:id="30" w:name="_Toc12381"/>
@@ -4565,7 +4564,7 @@
                 </mc:Choice>
                 <mc:Fallback>
                   <w:pict>
-                    <v:group id="_x0000_s1026" o:spid="_x0000_s1026" o:spt="203" style="position:absolute;left:0pt;margin-left:-6.15pt;margin-top:-8.25pt;height:45.05pt;width:230.5pt;z-index:251662336;mso-width-relative:page;mso-height-relative:page;" coordorigin="19199,21203" coordsize="4610,901" o:gfxdata="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">
+                    <v:group id="_x0000_s1026" o:spid="_x0000_s1026" o:spt="203" style="position:absolute;left:0pt;margin-left:-6.15pt;margin-top:-8.25pt;height:45.05pt;width:230.5pt;z-index:251662336;mso-width-relative:page;mso-height-relative:page;" coordorigin="19199,21203" coordsize="4610,901" o:gfxdata="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">
                       <o:lock v:ext="edit" aspectratio="f"/>
                       <v:shape id="图片 1" o:spid="_x0000_s1026" o:spt="75" type="#_x0000_t75" style="position:absolute;left:19199;top:21203;height:901;width:1672;" filled="f" o:preferrelative="t" stroked="f" coordsize="21600,21600" o:gfxdata="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">
                         <v:fill on="f" focussize="0,0"/>
@@ -4883,8 +4882,8 @@
       <w:bookmarkEnd w:id="29"/>
       <w:bookmarkEnd w:id="30"/>
       <w:bookmarkEnd w:id="31"/>
-      <w:bookmarkStart w:id="32" w:name="_Toc21516"/>
-      <w:bookmarkStart w:id="33" w:name="_Toc27840"/>
+      <w:bookmarkStart w:id="32" w:name="_Toc27840"/>
+      <w:bookmarkStart w:id="33" w:name="_Toc21516"/>
       <w:bookmarkStart w:id="34" w:name="_Toc149837258"/>
     </w:p>
     <w:p>
@@ -6470,15 +6469,15 @@
           <w:lang w:val="en-US" w:eastAsia="zh-CN"/>
         </w:rPr>
       </w:pPr>
-      <w:bookmarkStart w:id="40" w:name="_Toc15840_WPSOffice_Level1"/>
-      <w:bookmarkStart w:id="41" w:name="_Toc24085_WPSOffice_Level1"/>
-      <w:bookmarkStart w:id="42" w:name="_Toc9066"/>
-      <w:bookmarkStart w:id="43" w:name="_Toc9914"/>
+      <w:bookmarkStart w:id="40" w:name="_Toc24085_WPSOffice_Level1"/>
+      <w:bookmarkStart w:id="41" w:name="_Toc9066"/>
+      <w:bookmarkStart w:id="42" w:name="_Toc9914"/>
+      <w:bookmarkStart w:id="43" w:name="_Toc15840_WPSOffice_Level1"/>
       <w:bookmarkStart w:id="44" w:name="_Toc21064"/>
       <w:bookmarkStart w:id="45" w:name="_Toc12193"/>
       <w:bookmarkStart w:id="46" w:name="_Toc19646"/>
-      <w:bookmarkStart w:id="47" w:name="_Toc14255_WPSOffice_Level1"/>
-      <w:bookmarkStart w:id="48" w:name="_Toc3674"/>
+      <w:bookmarkStart w:id="47" w:name="_Toc3674"/>
+      <w:bookmarkStart w:id="48" w:name="_Toc14255_WPSOffice_Level1"/>
       <w:r>
         <w:rPr>
           <w:rFonts w:hint="eastAsia"/>

--- a/WebContent/docx/实体瘤分子残留病灶MRD检测报告-基智远.docx
+++ b/WebContent/docx/实体瘤分子残留病灶MRD检测报告-基智远.docx
@@ -22,6 +22,60 @@
           <w:lang w:eastAsia="zh-CN"/>
         </w:rPr>
       </w:pPr>
+      <w:r>
+        <w:rPr>
+          <w:color w:val="7F7F7F"/>
+          <w:sz w:val="20"/>
+          <w:szCs w:val="20"/>
+          <w:lang w:eastAsia="zh-CN"/>
+        </w:rPr>
+        <w:drawing>
+          <wp:anchor distT="0" distB="0" distL="0" distR="0" simplePos="0" relativeHeight="251664384" behindDoc="0" locked="0" layoutInCell="1" allowOverlap="1">
+            <wp:simplePos x="0" y="0"/>
+            <wp:positionH relativeFrom="column">
+              <wp:posOffset>4901565</wp:posOffset>
+            </wp:positionH>
+            <wp:positionV relativeFrom="paragraph">
+              <wp:posOffset>-476250</wp:posOffset>
+            </wp:positionV>
+            <wp:extent cx="1369060" cy="389255"/>
+            <wp:effectExtent l="0" t="0" r="2540" b="6985"/>
+            <wp:wrapNone/>
+            <wp:docPr id="1" name="图片 1" descr="C:\Users\JT\Desktop\2019.3.1-诺禾致源logo-最新版\logo-透明底.pnglogo-透明底"/>
+            <wp:cNvGraphicFramePr>
+              <a:graphicFrameLocks xmlns:a="http://schemas.openxmlformats.org/drawingml/2006/main" noChangeAspect="1"/>
+            </wp:cNvGraphicFramePr>
+            <a:graphic xmlns:a="http://schemas.openxmlformats.org/drawingml/2006/main">
+              <a:graphicData uri="http://schemas.openxmlformats.org/drawingml/2006/picture">
+                <pic:pic xmlns:pic="http://schemas.openxmlformats.org/drawingml/2006/picture">
+                  <pic:nvPicPr>
+                    <pic:cNvPr id="1" name="图片 1" descr="C:\Users\JT\Desktop\2019.3.1-诺禾致源logo-最新版\logo-透明底.pnglogo-透明底"/>
+                    <pic:cNvPicPr>
+                      <a:picLocks noChangeAspect="1"/>
+                    </pic:cNvPicPr>
+                  </pic:nvPicPr>
+                  <pic:blipFill>
+                    <a:blip r:embed="rId8"/>
+                    <a:srcRect/>
+                    <a:stretch>
+                      <a:fillRect/>
+                    </a:stretch>
+                  </pic:blipFill>
+                  <pic:spPr>
+                    <a:xfrm>
+                      <a:off x="0" y="0"/>
+                      <a:ext cx="1369060" cy="389255"/>
+                    </a:xfrm>
+                    <a:prstGeom prst="rect">
+                      <a:avLst/>
+                    </a:prstGeom>
+                  </pic:spPr>
+                </pic:pic>
+              </a:graphicData>
+            </a:graphic>
+          </wp:anchor>
+        </w:drawing>
+      </w:r>
       <w:r>
         <w:rPr>
           <w:rFonts w:hint="eastAsia" w:eastAsia="宋体"/>
@@ -55,7 +109,7 @@
                     </pic:cNvPicPr>
                   </pic:nvPicPr>
                   <pic:blipFill>
-                    <a:blip r:embed="rId8"/>
+                    <a:blip r:embed="rId9"/>
                     <a:stretch>
                       <a:fillRect/>
                     </a:stretch>
@@ -2170,13 +2224,13 @@
           <w:docGrid w:linePitch="299" w:charSpace="0"/>
         </w:sectPr>
       </w:pPr>
-      <w:bookmarkStart w:id="0" w:name="_Toc30143_WPSOffice_Level1"/>
-      <w:bookmarkStart w:id="1" w:name="_Toc21669"/>
-      <w:bookmarkStart w:id="2" w:name="_Toc24397"/>
-      <w:bookmarkStart w:id="3" w:name="_Toc13806"/>
-      <w:bookmarkStart w:id="4" w:name="_Toc27500"/>
-      <w:bookmarkStart w:id="5" w:name="_Toc32054"/>
-      <w:bookmarkStart w:id="6" w:name="_Toc24178_WPSOffice_Level1"/>
+      <w:bookmarkStart w:id="0" w:name="_Toc24178_WPSOffice_Level1"/>
+      <w:bookmarkStart w:id="1" w:name="_Toc32054"/>
+      <w:bookmarkStart w:id="2" w:name="_Toc13806"/>
+      <w:bookmarkStart w:id="3" w:name="_Toc21669"/>
+      <w:bookmarkStart w:id="4" w:name="_Toc30143_WPSOffice_Level1"/>
+      <w:bookmarkStart w:id="5" w:name="_Toc24397"/>
+      <w:bookmarkStart w:id="6" w:name="_Toc27500"/>
       <w:bookmarkStart w:id="7" w:name="_Toc21009_WPSOffice_Level1"/>
     </w:p>
     <w:p>
@@ -2441,39 +2495,15 @@
             </w:pPr>
             <w:r>
               <w:rPr>
-                <w:rFonts w:hint="eastAsia" w:ascii="Times New Roman" w:hAnsi="Times New Roman" w:eastAsia="微软雅黑" w:cs="Times New Roman"/>
+                <w:rFonts w:hint="default" w:ascii="Times New Roman" w:hAnsi="Times New Roman" w:eastAsia="微软雅黑" w:cs="Times New Roman"/>
                 <w:bCs/>
                 <w:color w:val="000000"/>
                 <w:sz w:val="21"/>
                 <w:szCs w:val="21"/>
-                <w:lang w:val="en-US" w:eastAsia="zh-CN"/>
-              </w:rPr>
-              <w:t>样本采集</w:t>
-            </w:r>
-            <w:r>
-              <w:rPr>
-                <w:rFonts w:ascii="Times New Roman" w:hAnsi="Times New Roman" w:eastAsia="微软雅黑" w:cs="Times New Roman"/>
-                <w:bCs/>
-                <w:color w:val="000000"/>
-                <w:sz w:val="21"/>
-                <w:szCs w:val="21"/>
                 <w:lang w:eastAsia="zh-CN"/>
               </w:rPr>
-              <w:t>时间：</w:t>
-            </w:r>
-            <w:r>
-              <w:rPr>
-                <w:rFonts w:hint="eastAsia" w:ascii="Times New Roman" w:hAnsi="Times New Roman" w:eastAsia="微软雅黑" w:cs="Times New Roman"/>
-                <w:bCs/>
-                <w:color w:val="000000"/>
-                <w:sz w:val="21"/>
-                <w:szCs w:val="21"/>
-                <w:lang w:eastAsia="zh-CN"/>
-              </w:rPr>
-              <w:t>{{sample.collect_date}}</w:t>
-            </w:r>
-            <w:bookmarkStart w:id="49" w:name="_GoBack"/>
-            <w:bookmarkEnd w:id="49"/>
+              <w:t>门诊/住院号：{{ room }}</w:t>
+            </w:r>
           </w:p>
         </w:tc>
       </w:tr>
@@ -2565,9 +2595,20 @@
                 <w:color w:val="000000"/>
                 <w:sz w:val="21"/>
                 <w:szCs w:val="21"/>
-                <w:lang w:eastAsia="zh-CN"/>
+                <w:lang w:val="en-US" w:eastAsia="zh-CN" w:bidi="ar-SA"/>
               </w:rPr>
             </w:pPr>
+            <w:r>
+              <w:rPr>
+                <w:rFonts w:hint="eastAsia" w:ascii="Times New Roman" w:hAnsi="Times New Roman" w:eastAsia="微软雅黑" w:cs="Times New Roman"/>
+                <w:bCs/>
+                <w:color w:val="000000"/>
+                <w:sz w:val="21"/>
+                <w:szCs w:val="21"/>
+                <w:lang w:val="en-US" w:eastAsia="zh-CN"/>
+              </w:rPr>
+              <w:t>样本采集</w:t>
+            </w:r>
             <w:r>
               <w:rPr>
                 <w:rFonts w:ascii="Times New Roman" w:hAnsi="Times New Roman" w:eastAsia="微软雅黑" w:cs="Times New Roman"/>
@@ -2577,7 +2618,7 @@
                 <w:szCs w:val="21"/>
                 <w:lang w:eastAsia="zh-CN"/>
               </w:rPr>
-              <w:t>接收时间：</w:t>
+              <w:t>时间：</w:t>
             </w:r>
             <w:r>
               <w:rPr>
@@ -2588,7 +2629,7 @@
                 <w:szCs w:val="21"/>
                 <w:lang w:eastAsia="zh-CN"/>
               </w:rPr>
-              <w:t>{{ receiveddate }}</w:t>
+              <w:t>{{sample.collect_date}}</w:t>
             </w:r>
           </w:p>
         </w:tc>
@@ -2634,6 +2675,111 @@
                 <w:color w:val="000000"/>
                 <w:sz w:val="21"/>
                 <w:szCs w:val="21"/>
+                <w:lang w:val="en-US" w:eastAsia="zh-CN" w:bidi="ar-SA"/>
+              </w:rPr>
+            </w:pPr>
+            <w:r>
+              <w:rPr>
+                <w:rFonts w:hint="default" w:ascii="Times New Roman" w:hAnsi="Times New Roman" w:eastAsia="微软雅黑" w:cs="Times New Roman"/>
+                <w:bCs/>
+                <w:color w:val="000000"/>
+                <w:sz w:val="21"/>
+                <w:szCs w:val="21"/>
+                <w:lang w:eastAsia="zh-CN"/>
+              </w:rPr>
+              <w:t>送检医院：{{ hospital }}</w:t>
+            </w:r>
+          </w:p>
+        </w:tc>
+        <w:tc>
+          <w:tcPr>
+            <w:tcW w:w="4882" w:type="dxa"/>
+            <w:tcBorders>
+              <w:top w:val="single" w:color="0070C0" w:sz="4" w:space="0"/>
+              <w:left w:val="single" w:color="0070C0" w:sz="4" w:space="0"/>
+              <w:bottom w:val="single" w:color="0070C0" w:sz="4" w:space="0"/>
+            </w:tcBorders>
+            <w:shd w:val="clear" w:color="auto" w:fill="auto"/>
+            <w:vAlign w:val="center"/>
+          </w:tcPr>
+          <w:p>
+            <w:pPr>
+              <w:jc w:val="both"/>
+              <w:rPr>
+                <w:rFonts w:hint="eastAsia" w:ascii="Times New Roman" w:hAnsi="Times New Roman" w:eastAsia="微软雅黑" w:cs="Times New Roman"/>
+                <w:bCs/>
+                <w:color w:val="000000"/>
+                <w:sz w:val="21"/>
+                <w:szCs w:val="21"/>
+                <w:lang w:val="en-US" w:eastAsia="zh-CN" w:bidi="ar-SA"/>
+              </w:rPr>
+            </w:pPr>
+            <w:r>
+              <w:rPr>
+                <w:rFonts w:ascii="Times New Roman" w:hAnsi="Times New Roman" w:eastAsia="微软雅黑" w:cs="Times New Roman"/>
+                <w:bCs/>
+                <w:color w:val="000000"/>
+                <w:sz w:val="21"/>
+                <w:szCs w:val="21"/>
+                <w:lang w:eastAsia="zh-CN"/>
+              </w:rPr>
+              <w:t>接收时间：</w:t>
+            </w:r>
+            <w:r>
+              <w:rPr>
+                <w:rFonts w:hint="eastAsia" w:ascii="Times New Roman" w:hAnsi="Times New Roman" w:eastAsia="微软雅黑" w:cs="Times New Roman"/>
+                <w:bCs/>
+                <w:color w:val="000000"/>
+                <w:sz w:val="21"/>
+                <w:szCs w:val="21"/>
+                <w:lang w:eastAsia="zh-CN"/>
+              </w:rPr>
+              <w:t>{{ receiveddate }}</w:t>
+            </w:r>
+          </w:p>
+        </w:tc>
+      </w:tr>
+      <w:tr>
+        <w:tblPrEx>
+          <w:tblBorders>
+            <w:top w:val="single" w:color="5A9D46" w:sz="24" w:space="0"/>
+            <w:left w:val="none" w:color="auto" w:sz="0" w:space="0"/>
+            <w:bottom w:val="single" w:color="A4A4A4" w:sz="4" w:space="0"/>
+            <w:right w:val="none" w:color="auto" w:sz="0" w:space="0"/>
+            <w:insideH w:val="single" w:color="A4A4A4" w:sz="4" w:space="0"/>
+            <w:insideV w:val="single" w:color="A4A4A4" w:sz="4" w:space="0"/>
+          </w:tblBorders>
+          <w:tblCellMar>
+            <w:top w:w="0" w:type="dxa"/>
+            <w:left w:w="108" w:type="dxa"/>
+            <w:bottom w:w="0" w:type="dxa"/>
+            <w:right w:w="108" w:type="dxa"/>
+          </w:tblCellMar>
+        </w:tblPrEx>
+        <w:trPr>
+          <w:trHeight w:val="397" w:hRule="atLeast"/>
+          <w:jc w:val="center"/>
+        </w:trPr>
+        <w:tc>
+          <w:tcPr>
+            <w:tcW w:w="4756" w:type="dxa"/>
+            <w:tcBorders>
+              <w:top w:val="single" w:color="0070C0" w:sz="4" w:space="0"/>
+              <w:bottom w:val="single" w:color="0070C0" w:sz="4" w:space="0"/>
+              <w:right w:val="single" w:color="0070C0" w:sz="4" w:space="0"/>
+            </w:tcBorders>
+            <w:shd w:val="clear" w:color="auto" w:fill="auto"/>
+            <w:vAlign w:val="center"/>
+          </w:tcPr>
+          <w:p>
+            <w:pPr>
+              <w:jc w:val="both"/>
+              <w:rPr>
+                <w:rFonts w:ascii="Times New Roman" w:hAnsi="Times New Roman" w:eastAsia="微软雅黑" w:cs="Times New Roman"/>
+                <w:bCs/>
+                <w:color w:val="000000"/>
+                <w:sz w:val="21"/>
+                <w:szCs w:val="21"/>
                 <w:lang w:eastAsia="zh-CN"/>
               </w:rPr>
             </w:pPr>
@@ -2735,7 +2881,6 @@
               <w:jc w:val="both"/>
               <w:rPr>
                 <w:rFonts w:ascii="Times New Roman" w:hAnsi="Times New Roman" w:eastAsia="微软雅黑" w:cs="Times New Roman"/>
-                <w:bCs/>
                 <w:color w:val="000000"/>
                 <w:sz w:val="21"/>
                 <w:szCs w:val="21"/>
@@ -2894,16 +3039,16 @@
         </w:rPr>
       </w:pPr>
       <w:bookmarkStart w:id="10" w:name="_Toc25920"/>
-      <w:bookmarkStart w:id="11" w:name="_Toc6221_WPSOffice_Level1"/>
-      <w:bookmarkStart w:id="12" w:name="_Toc2563"/>
-      <w:bookmarkStart w:id="13" w:name="_Toc18058"/>
-      <w:bookmarkStart w:id="14" w:name="_Toc1410"/>
+      <w:bookmarkStart w:id="11" w:name="_Toc18058"/>
+      <w:bookmarkStart w:id="12" w:name="_Toc6221_WPSOffice_Level1"/>
+      <w:bookmarkStart w:id="13" w:name="_Toc23369_WPSOffice_Level1"/>
+      <w:bookmarkStart w:id="14" w:name="_Toc3871"/>
       <w:bookmarkStart w:id="15" w:name="_Toc4088"/>
-      <w:bookmarkStart w:id="16" w:name="_Toc3871"/>
-      <w:bookmarkStart w:id="17" w:name="_Toc23369_WPSOffice_Level1"/>
-      <w:bookmarkStart w:id="18" w:name="_Toc25249"/>
-      <w:bookmarkStart w:id="19" w:name="_Toc24028"/>
-      <w:bookmarkStart w:id="20" w:name="_Toc18702"/>
+      <w:bookmarkStart w:id="16" w:name="_Toc2563"/>
+      <w:bookmarkStart w:id="17" w:name="_Toc1410"/>
+      <w:bookmarkStart w:id="18" w:name="_Toc18702"/>
+      <w:bookmarkStart w:id="19" w:name="_Toc25249"/>
+      <w:bookmarkStart w:id="20" w:name="_Toc24028"/>
       <w:r>
         <w:rPr>
           <w:rFonts w:hint="eastAsia" w:ascii="微软雅黑" w:hAnsi="微软雅黑" w:eastAsia="微软雅黑" w:cs="微软雅黑"/>
@@ -3785,16 +3930,16 @@
           <w:lang w:val="en-US" w:eastAsia="zh-CN"/>
         </w:rPr>
       </w:pPr>
-      <w:bookmarkStart w:id="21" w:name="_Toc26145"/>
-      <w:bookmarkStart w:id="22" w:name="_Toc14062"/>
-      <w:bookmarkStart w:id="23" w:name="_Toc284"/>
-      <w:bookmarkStart w:id="24" w:name="_Toc2781"/>
-      <w:bookmarkStart w:id="25" w:name="_Toc19184"/>
-      <w:bookmarkStart w:id="26" w:name="_Toc20608"/>
-      <w:bookmarkStart w:id="27" w:name="_Toc20136_WPSOffice_Level1"/>
-      <w:bookmarkStart w:id="28" w:name="_Toc22132"/>
-      <w:bookmarkStart w:id="29" w:name="_Toc19898_WPSOffice_Level1"/>
-      <w:bookmarkStart w:id="30" w:name="_Toc12381"/>
+      <w:bookmarkStart w:id="21" w:name="_Toc2781"/>
+      <w:bookmarkStart w:id="22" w:name="_Toc19898_WPSOffice_Level1"/>
+      <w:bookmarkStart w:id="23" w:name="_Toc22132"/>
+      <w:bookmarkStart w:id="24" w:name="_Toc26145"/>
+      <w:bookmarkStart w:id="25" w:name="_Toc12381"/>
+      <w:bookmarkStart w:id="26" w:name="_Toc19184"/>
+      <w:bookmarkStart w:id="27" w:name="_Toc20608"/>
+      <w:bookmarkStart w:id="28" w:name="_Toc20136_WPSOffice_Level1"/>
+      <w:bookmarkStart w:id="29" w:name="_Toc284"/>
+      <w:bookmarkStart w:id="30" w:name="_Toc14062"/>
       <w:r>
         <w:rPr>
           <w:rFonts w:hint="eastAsia" w:ascii="Times New Roman" w:hAnsi="Times New Roman" w:eastAsia="微软雅黑" w:cs="Times New Roman"/>
@@ -3973,7 +4118,7 @@
                                 </pic:cNvPicPr>
                               </pic:nvPicPr>
                               <pic:blipFill>
-                                <a:blip r:embed="rId9">
+                                <a:blip r:embed="rId10">
                                   <a:clrChange>
                                     <a:clrFrom>
                                       <a:srgbClr val="FFFFFF">
@@ -4011,7 +4156,7 @@
                                 </pic:cNvPicPr>
                               </pic:nvPicPr>
                               <pic:blipFill>
-                                <a:blip r:embed="rId10">
+                                <a:blip r:embed="rId11">
                                   <a:clrChange>
                                     <a:clrFrom>
                                       <a:srgbClr val="FFFFFF">
@@ -4053,13 +4198,13 @@
                       <v:shape id="_x0000_s1026" o:spid="_x0000_s1026" o:spt="75" alt="蔡冬雪" type="#_x0000_t75" style="position:absolute;left:19211;top:19491;height:566;width:1261;" filled="f" o:preferrelative="t" stroked="f" coordsize="21600,21600" o:gfxdata="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">
                         <v:fill on="f" focussize="0,0"/>
                         <v:stroke on="f"/>
-                        <v:imagedata r:id="rId9" cropleft="12226f" croptop="21838f" cropright="12384f" cropbottom="17497f" chromakey="#FFFFFF" o:title=""/>
+                        <v:imagedata r:id="rId10" cropleft="12226f" croptop="21838f" cropright="12384f" cropbottom="17497f" chromakey="#FFFFFF" o:title=""/>
                         <o:lock v:ext="edit" aspectratio="t"/>
                       </v:shape>
                       <v:shape id="图片 4" o:spid="_x0000_s1026" o:spt="75" alt="王建丽" type="#_x0000_t75" style="position:absolute;left:22261;top:19395;height:713;width:1258;" filled="f" o:preferrelative="t" stroked="f" coordsize="21600,21600" o:gfxdata="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">
                         <v:fill on="f" focussize="0,0"/>
                         <v:stroke on="f"/>
-                        <v:imagedata r:id="rId10" chromakey="#FFFFFF" o:title=""/>
+                        <v:imagedata r:id="rId11" chromakey="#FFFFFF" o:title=""/>
                         <o:lock v:ext="edit" aspectratio="t"/>
                       </v:shape>
                     </v:group>
@@ -4485,7 +4630,7 @@
                                 </pic:cNvPicPr>
                               </pic:nvPicPr>
                               <pic:blipFill>
-                                <a:blip r:embed="rId11">
+                                <a:blip r:embed="rId12">
                                   <a:clrChange>
                                     <a:clrFrom>
                                       <a:srgbClr val="FFFFFF">
@@ -4527,7 +4672,7 @@
                                 </pic:cNvPicPr>
                               </pic:nvPicPr>
                               <pic:blipFill>
-                                <a:blip r:embed="rId10">
+                                <a:blip r:embed="rId11">
                                   <a:clrChange>
                                     <a:clrFrom>
                                       <a:srgbClr val="FFFFFF">
@@ -4569,13 +4714,13 @@
                       <v:shape id="图片 1" o:spid="_x0000_s1026" o:spt="75" type="#_x0000_t75" style="position:absolute;left:19199;top:21203;height:901;width:1672;" filled="f" o:preferrelative="t" stroked="f" coordsize="21600,21600" o:gfxdata="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">
                         <v:fill on="f" focussize="0,0"/>
                         <v:stroke on="f"/>
-                        <v:imagedata r:id="rId11" cropleft="7158f" croptop="7646f" chromakey="#FFFFFF" o:title=""/>
+                        <v:imagedata r:id="rId12" cropleft="7158f" croptop="7646f" chromakey="#FFFFFF" o:title=""/>
                         <o:lock v:ext="edit" aspectratio="t"/>
                       </v:shape>
                       <v:shape id="图片 11" o:spid="_x0000_s1026" o:spt="75" alt="王建丽" type="#_x0000_t75" style="position:absolute;left:22321;top:21215;height:842;width:1488;" filled="f" o:preferrelative="t" stroked="f" coordsize="21600,21600" o:gfxdata="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">
                         <v:fill on="f" focussize="0,0"/>
                         <v:stroke on="f"/>
-                        <v:imagedata r:id="rId10" chromakey="#FFFFFF" o:title=""/>
+                        <v:imagedata r:id="rId11" chromakey="#FFFFFF" o:title=""/>
                         <o:lock v:ext="edit" aspectratio="t"/>
                       </v:shape>
                     </v:group>
@@ -4882,9 +5027,9 @@
       <w:bookmarkEnd w:id="29"/>
       <w:bookmarkEnd w:id="30"/>
       <w:bookmarkEnd w:id="31"/>
-      <w:bookmarkStart w:id="32" w:name="_Toc27840"/>
-      <w:bookmarkStart w:id="33" w:name="_Toc21516"/>
-      <w:bookmarkStart w:id="34" w:name="_Toc149837258"/>
+      <w:bookmarkStart w:id="32" w:name="_Toc21516"/>
+      <w:bookmarkStart w:id="33" w:name="_Toc149837258"/>
+      <w:bookmarkStart w:id="34" w:name="_Toc27840"/>
     </w:p>
     <w:p>
       <w:pPr>
@@ -6469,13 +6614,13 @@
           <w:lang w:val="en-US" w:eastAsia="zh-CN"/>
         </w:rPr>
       </w:pPr>
-      <w:bookmarkStart w:id="40" w:name="_Toc24085_WPSOffice_Level1"/>
-      <w:bookmarkStart w:id="41" w:name="_Toc9066"/>
-      <w:bookmarkStart w:id="42" w:name="_Toc9914"/>
-      <w:bookmarkStart w:id="43" w:name="_Toc15840_WPSOffice_Level1"/>
-      <w:bookmarkStart w:id="44" w:name="_Toc21064"/>
-      <w:bookmarkStart w:id="45" w:name="_Toc12193"/>
-      <w:bookmarkStart w:id="46" w:name="_Toc19646"/>
+      <w:bookmarkStart w:id="40" w:name="_Toc19646"/>
+      <w:bookmarkStart w:id="41" w:name="_Toc15840_WPSOffice_Level1"/>
+      <w:bookmarkStart w:id="42" w:name="_Toc21064"/>
+      <w:bookmarkStart w:id="43" w:name="_Toc12193"/>
+      <w:bookmarkStart w:id="44" w:name="_Toc24085_WPSOffice_Level1"/>
+      <w:bookmarkStart w:id="45" w:name="_Toc9066"/>
+      <w:bookmarkStart w:id="46" w:name="_Toc9914"/>
       <w:bookmarkStart w:id="47" w:name="_Toc3674"/>
       <w:bookmarkStart w:id="48" w:name="_Toc14255_WPSOffice_Level1"/>
       <w:r>
@@ -8714,6 +8859,1288 @@
     </w:p>
     <w:p>
       <w:pPr>
+        <w:pStyle w:val="3"/>
+        <w:keepNext w:val="0"/>
+        <w:keepLines w:val="0"/>
+        <w:pageBreakBefore w:val="0"/>
+        <w:widowControl w:val="0"/>
+        <w:numPr>
+          <w:ilvl w:val="255"/>
+          <w:numId w:val="0"/>
+        </w:numPr>
+        <w:kinsoku/>
+        <w:wordWrap/>
+        <w:overflowPunct/>
+        <w:topLinePunct w:val="0"/>
+        <w:autoSpaceDE/>
+        <w:autoSpaceDN/>
+        <w:bidi w:val="0"/>
+        <w:adjustRightInd/>
+        <w:snapToGrid/>
+        <w:spacing w:line="240" w:lineRule="auto"/>
+        <w:jc w:val="left"/>
+        <w:textAlignment w:val="auto"/>
+        <w:rPr>
+          <w:rFonts w:hint="default"/>
+          <w:color w:val="0070C0"/>
+          <w:sz w:val="30"/>
+          <w:lang w:val="en-US" w:eastAsia="zh-CN"/>
+        </w:rPr>
+      </w:pPr>
+      <w:bookmarkStart w:id="49" w:name="_Toc23686"/>
+      <w:r>
+        <w:rPr>
+          <w:rFonts w:hint="default"/>
+          <w:color w:val="0070C0"/>
+          <w:sz w:val="30"/>
+          <w:lang w:val="en-US" w:eastAsia="zh-CN"/>
+        </w:rPr>
+        <w:t>检测方法与局限性</w:t>
+      </w:r>
+      <w:bookmarkEnd w:id="49"/>
+    </w:p>
+    <w:p>
+      <w:pPr>
+        <w:keepNext w:val="0"/>
+        <w:keepLines w:val="0"/>
+        <w:pageBreakBefore w:val="0"/>
+        <w:widowControl w:val="0"/>
+        <w:kinsoku/>
+        <w:wordWrap/>
+        <w:overflowPunct/>
+        <w:topLinePunct w:val="0"/>
+        <w:autoSpaceDE/>
+        <w:autoSpaceDN/>
+        <w:bidi w:val="0"/>
+        <w:adjustRightInd/>
+        <w:snapToGrid/>
+        <w:spacing w:line="240" w:lineRule="auto"/>
+        <w:ind w:right="448"/>
+        <w:textAlignment w:val="auto"/>
+        <w:rPr>
+          <w:rFonts w:hint="default" w:ascii="Times New Roman" w:hAnsi="Times New Roman" w:eastAsia="微软雅黑" w:cs="Times New Roman"/>
+          <w:b/>
+          <w:bCs/>
+          <w:sz w:val="24"/>
+          <w:szCs w:val="24"/>
+          <w:lang w:eastAsia="zh-CN"/>
+        </w:rPr>
+      </w:pPr>
+      <w:r>
+        <w:rPr>
+          <w:rFonts w:hint="default" w:ascii="Times New Roman" w:hAnsi="Times New Roman" w:eastAsia="微软雅黑" w:cs="Times New Roman"/>
+          <w:b/>
+          <w:bCs/>
+          <w:sz w:val="24"/>
+          <w:szCs w:val="24"/>
+          <w:lang w:eastAsia="zh-CN"/>
+        </w:rPr>
+        <w:t>检测方法</w:t>
+      </w:r>
+    </w:p>
+    <w:p>
+      <w:pPr>
+        <w:keepNext w:val="0"/>
+        <w:keepLines w:val="0"/>
+        <w:pageBreakBefore w:val="0"/>
+        <w:widowControl w:val="0"/>
+        <w:kinsoku/>
+        <w:wordWrap/>
+        <w:overflowPunct/>
+        <w:topLinePunct w:val="0"/>
+        <w:autoSpaceDE/>
+        <w:autoSpaceDN/>
+        <w:bidi w:val="0"/>
+        <w:adjustRightInd/>
+        <w:snapToGrid/>
+        <w:spacing w:line="240" w:lineRule="auto"/>
+        <w:ind w:firstLine="420" w:firstLineChars="200"/>
+        <w:jc w:val="both"/>
+        <w:textAlignment w:val="auto"/>
+        <w:rPr>
+          <w:rFonts w:hint="default" w:ascii="Times New Roman" w:hAnsi="Times New Roman" w:eastAsia="微软雅黑" w:cs="Times New Roman"/>
+          <w:bCs/>
+          <w:sz w:val="21"/>
+          <w:szCs w:val="21"/>
+          <w:lang w:eastAsia="zh-CN"/>
+        </w:rPr>
+      </w:pPr>
+      <w:r>
+        <w:rPr>
+          <w:rFonts w:hint="default" w:ascii="Times New Roman" w:hAnsi="Times New Roman" w:eastAsia="微软雅黑" w:cs="Times New Roman"/>
+          <w:bCs/>
+          <w:sz w:val="21"/>
+          <w:szCs w:val="21"/>
+          <w:lang w:eastAsia="zh-CN"/>
+        </w:rPr>
+        <w:t>本次检测采用目标区域探针捕获技术</w:t>
+      </w:r>
+      <w:r>
+        <w:rPr>
+          <w:rFonts w:hint="default" w:ascii="Times New Roman" w:hAnsi="Times New Roman" w:eastAsia="微软雅黑" w:cs="Times New Roman"/>
+          <w:bCs/>
+          <w:strike w:val="0"/>
+          <w:dstrike w:val="0"/>
+          <w:sz w:val="21"/>
+          <w:szCs w:val="21"/>
+          <w:highlight w:val="none"/>
+          <w:lang w:eastAsia="zh-CN"/>
+        </w:rPr>
+        <w:t>，基于Illumina测序平台的二代高通</w:t>
+      </w:r>
+      <w:r>
+        <w:rPr>
+          <w:rFonts w:hint="default" w:ascii="Times New Roman" w:hAnsi="Times New Roman" w:eastAsia="微软雅黑" w:cs="Times New Roman"/>
+          <w:bCs/>
+          <w:sz w:val="21"/>
+          <w:szCs w:val="21"/>
+          <w:lang w:eastAsia="zh-CN"/>
+        </w:rPr>
+        <w:t>量测序技术(NGS)对样本进行检测。该技术由本机构独立开发、分析和验证。本机构已依据相关技术指导准则完成技术平台验证。</w:t>
+      </w:r>
+    </w:p>
+    <w:p>
+      <w:pPr>
+        <w:keepNext w:val="0"/>
+        <w:keepLines w:val="0"/>
+        <w:pageBreakBefore w:val="0"/>
+        <w:widowControl w:val="0"/>
+        <w:kinsoku/>
+        <w:wordWrap/>
+        <w:overflowPunct/>
+        <w:topLinePunct w:val="0"/>
+        <w:autoSpaceDE/>
+        <w:autoSpaceDN/>
+        <w:bidi w:val="0"/>
+        <w:adjustRightInd/>
+        <w:snapToGrid/>
+        <w:spacing w:line="240" w:lineRule="auto"/>
+        <w:ind w:right="448"/>
+        <w:textAlignment w:val="auto"/>
+        <w:rPr>
+          <w:rFonts w:hint="default" w:ascii="Times New Roman" w:hAnsi="Times New Roman" w:eastAsia="微软雅黑" w:cs="Times New Roman"/>
+          <w:b/>
+          <w:bCs/>
+          <w:sz w:val="24"/>
+          <w:szCs w:val="24"/>
+          <w:lang w:eastAsia="zh-CN"/>
+        </w:rPr>
+      </w:pPr>
+      <w:r>
+        <w:rPr>
+          <w:rFonts w:hint="default" w:ascii="Times New Roman" w:hAnsi="Times New Roman" w:eastAsia="微软雅黑" w:cs="Times New Roman"/>
+          <w:b/>
+          <w:bCs/>
+          <w:sz w:val="24"/>
+          <w:szCs w:val="24"/>
+          <w:lang w:eastAsia="zh-CN"/>
+        </w:rPr>
+        <w:t>局限性说明</w:t>
+      </w:r>
+    </w:p>
+    <w:p>
+      <w:pPr>
+        <w:keepNext w:val="0"/>
+        <w:keepLines w:val="0"/>
+        <w:pageBreakBefore w:val="0"/>
+        <w:widowControl w:val="0"/>
+        <w:numPr>
+          <w:ilvl w:val="0"/>
+          <w:numId w:val="9"/>
+        </w:numPr>
+        <w:kinsoku/>
+        <w:wordWrap/>
+        <w:overflowPunct/>
+        <w:topLinePunct w:val="0"/>
+        <w:autoSpaceDE/>
+        <w:autoSpaceDN/>
+        <w:bidi w:val="0"/>
+        <w:adjustRightInd/>
+        <w:snapToGrid w:val="0"/>
+        <w:spacing w:line="240" w:lineRule="auto"/>
+        <w:ind w:left="0" w:leftChars="0" w:firstLine="400" w:firstLineChars="0"/>
+        <w:jc w:val="both"/>
+        <w:textAlignment w:val="auto"/>
+        <w:rPr>
+          <w:rFonts w:hint="eastAsia" w:ascii="Times New Roman" w:hAnsi="Times New Roman" w:eastAsia="微软雅黑" w:cs="Times New Roman"/>
+          <w:bCs/>
+          <w:sz w:val="21"/>
+          <w:szCs w:val="21"/>
+          <w:lang w:eastAsia="zh-CN"/>
+        </w:rPr>
+      </w:pPr>
+      <w:r>
+        <w:rPr>
+          <w:rFonts w:hint="eastAsia" w:ascii="Times New Roman" w:hAnsi="Times New Roman" w:eastAsia="微软雅黑" w:cs="Times New Roman"/>
+          <w:bCs/>
+          <w:sz w:val="21"/>
+          <w:szCs w:val="21"/>
+          <w:lang w:eastAsia="zh-CN"/>
+        </w:rPr>
+        <w:t>本检测仅为临床诊断和治疗决策提供参考和辅助，临床诊断和治疗决策应有临床医生结合受检者的全面临床信息进行综合判断。</w:t>
+      </w:r>
+    </w:p>
+    <w:p>
+      <w:pPr>
+        <w:keepNext w:val="0"/>
+        <w:keepLines w:val="0"/>
+        <w:pageBreakBefore w:val="0"/>
+        <w:widowControl w:val="0"/>
+        <w:numPr>
+          <w:ilvl w:val="0"/>
+          <w:numId w:val="9"/>
+        </w:numPr>
+        <w:kinsoku/>
+        <w:wordWrap/>
+        <w:overflowPunct/>
+        <w:topLinePunct w:val="0"/>
+        <w:autoSpaceDE/>
+        <w:autoSpaceDN/>
+        <w:bidi w:val="0"/>
+        <w:adjustRightInd/>
+        <w:snapToGrid w:val="0"/>
+        <w:spacing w:line="240" w:lineRule="auto"/>
+        <w:ind w:left="0" w:leftChars="0" w:firstLine="400" w:firstLineChars="0"/>
+        <w:jc w:val="both"/>
+        <w:textAlignment w:val="auto"/>
+        <w:rPr>
+          <w:rFonts w:hint="eastAsia" w:ascii="Times New Roman" w:hAnsi="Times New Roman" w:eastAsia="微软雅黑" w:cs="Times New Roman"/>
+          <w:bCs/>
+          <w:sz w:val="21"/>
+          <w:szCs w:val="21"/>
+          <w:highlight w:val="none"/>
+          <w:lang w:eastAsia="zh-CN"/>
+        </w:rPr>
+      </w:pPr>
+      <w:r>
+        <w:rPr>
+          <w:rFonts w:hint="eastAsia" w:ascii="Times New Roman" w:hAnsi="Times New Roman" w:eastAsia="微软雅黑" w:cs="Times New Roman"/>
+          <w:bCs/>
+          <w:sz w:val="21"/>
+          <w:szCs w:val="21"/>
+          <w:highlight w:val="none"/>
+          <w:lang w:eastAsia="zh-CN"/>
+        </w:rPr>
+        <w:t>本产品是基于</w:t>
+      </w:r>
+      <w:r>
+        <w:rPr>
+          <w:rFonts w:hint="eastAsia" w:ascii="Times New Roman" w:hAnsi="Times New Roman" w:eastAsia="微软雅黑" w:cs="Times New Roman"/>
+          <w:bCs/>
+          <w:sz w:val="21"/>
+          <w:szCs w:val="21"/>
+          <w:highlight w:val="none"/>
+          <w:lang w:val="en-US" w:eastAsia="zh-CN"/>
+        </w:rPr>
+        <w:t>实体瘤</w:t>
+      </w:r>
+      <w:r>
+        <w:rPr>
+          <w:rFonts w:hint="eastAsia" w:ascii="Times New Roman" w:hAnsi="Times New Roman" w:eastAsia="微软雅黑" w:cs="Times New Roman"/>
+          <w:bCs/>
+          <w:sz w:val="21"/>
+          <w:szCs w:val="21"/>
+          <w:highlight w:val="none"/>
+          <w:lang w:eastAsia="zh-CN"/>
+        </w:rPr>
+        <w:t>基因突变图谱特异性研发设计，只适用于</w:t>
+      </w:r>
+      <w:r>
+        <w:rPr>
+          <w:rFonts w:hint="eastAsia" w:ascii="Times New Roman" w:hAnsi="Times New Roman" w:eastAsia="微软雅黑" w:cs="Times New Roman"/>
+          <w:bCs/>
+          <w:sz w:val="21"/>
+          <w:szCs w:val="21"/>
+          <w:highlight w:val="none"/>
+          <w:lang w:val="en-US" w:eastAsia="zh-CN"/>
+        </w:rPr>
+        <w:t>实体瘤</w:t>
+      </w:r>
+      <w:r>
+        <w:rPr>
+          <w:rFonts w:hint="eastAsia" w:ascii="Times New Roman" w:hAnsi="Times New Roman" w:eastAsia="微软雅黑" w:cs="Times New Roman"/>
+          <w:bCs/>
+          <w:sz w:val="21"/>
+          <w:szCs w:val="21"/>
+          <w:highlight w:val="none"/>
+          <w:lang w:eastAsia="zh-CN"/>
+        </w:rPr>
+        <w:t>患者的MRD检测。</w:t>
+      </w:r>
+    </w:p>
+    <w:p>
+      <w:pPr>
+        <w:keepNext w:val="0"/>
+        <w:keepLines w:val="0"/>
+        <w:pageBreakBefore w:val="0"/>
+        <w:widowControl w:val="0"/>
+        <w:numPr>
+          <w:ilvl w:val="0"/>
+          <w:numId w:val="9"/>
+        </w:numPr>
+        <w:kinsoku/>
+        <w:wordWrap/>
+        <w:overflowPunct/>
+        <w:topLinePunct w:val="0"/>
+        <w:autoSpaceDE/>
+        <w:autoSpaceDN/>
+        <w:bidi w:val="0"/>
+        <w:adjustRightInd/>
+        <w:snapToGrid w:val="0"/>
+        <w:spacing w:line="240" w:lineRule="auto"/>
+        <w:ind w:left="0" w:leftChars="0" w:firstLine="400" w:firstLineChars="0"/>
+        <w:jc w:val="both"/>
+        <w:textAlignment w:val="auto"/>
+        <w:rPr>
+          <w:rFonts w:hint="eastAsia" w:ascii="Times New Roman" w:hAnsi="Times New Roman" w:eastAsia="微软雅黑" w:cs="Times New Roman"/>
+          <w:bCs/>
+          <w:sz w:val="21"/>
+          <w:szCs w:val="21"/>
+          <w:highlight w:val="none"/>
+          <w:lang w:eastAsia="zh-CN"/>
+        </w:rPr>
+      </w:pPr>
+      <w:r>
+        <w:rPr>
+          <w:rFonts w:hint="eastAsia" w:ascii="Times New Roman" w:hAnsi="Times New Roman" w:eastAsia="微软雅黑" w:cs="Times New Roman"/>
+          <w:bCs/>
+          <w:sz w:val="21"/>
+          <w:szCs w:val="21"/>
+          <w:highlight w:val="none"/>
+          <w:lang w:eastAsia="zh-CN"/>
+        </w:rPr>
+        <w:t>本检测只适用于检测指定肿瘤基因的DNA水平的变异，不涉及蛋白质、RNA水平。</w:t>
+      </w:r>
+    </w:p>
+    <w:p>
+      <w:pPr>
+        <w:keepNext w:val="0"/>
+        <w:keepLines w:val="0"/>
+        <w:pageBreakBefore w:val="0"/>
+        <w:widowControl w:val="0"/>
+        <w:numPr>
+          <w:ilvl w:val="0"/>
+          <w:numId w:val="9"/>
+        </w:numPr>
+        <w:kinsoku/>
+        <w:wordWrap/>
+        <w:overflowPunct/>
+        <w:topLinePunct w:val="0"/>
+        <w:autoSpaceDE/>
+        <w:autoSpaceDN/>
+        <w:bidi w:val="0"/>
+        <w:adjustRightInd/>
+        <w:snapToGrid w:val="0"/>
+        <w:spacing w:line="240" w:lineRule="auto"/>
+        <w:ind w:left="0" w:leftChars="0" w:firstLine="400" w:firstLineChars="0"/>
+        <w:jc w:val="both"/>
+        <w:textAlignment w:val="auto"/>
+        <w:rPr>
+          <w:rFonts w:hint="eastAsia" w:ascii="Times New Roman" w:hAnsi="Times New Roman" w:eastAsia="微软雅黑" w:cs="Times New Roman"/>
+          <w:bCs/>
+          <w:sz w:val="21"/>
+          <w:szCs w:val="21"/>
+          <w:highlight w:val="none"/>
+          <w:lang w:eastAsia="zh-CN"/>
+        </w:rPr>
+      </w:pPr>
+      <w:r>
+        <w:rPr>
+          <w:rFonts w:hint="eastAsia" w:ascii="Times New Roman" w:hAnsi="Times New Roman" w:eastAsia="微软雅黑" w:cs="Times New Roman"/>
+          <w:bCs/>
+          <w:sz w:val="21"/>
+          <w:szCs w:val="21"/>
+          <w:highlight w:val="none"/>
+          <w:lang w:eastAsia="zh-CN"/>
+        </w:rPr>
+        <w:t>由于血浆ctDNA检测存在众多客观影响因素，如抽血时间点、治疗方式、当时肿瘤进展情况等，血浆ctDNA中的变异因不同批次样本检测而存在差异。</w:t>
+      </w:r>
+    </w:p>
+    <w:p>
+      <w:pPr>
+        <w:keepNext w:val="0"/>
+        <w:keepLines w:val="0"/>
+        <w:pageBreakBefore w:val="0"/>
+        <w:widowControl w:val="0"/>
+        <w:numPr>
+          <w:ilvl w:val="0"/>
+          <w:numId w:val="9"/>
+        </w:numPr>
+        <w:kinsoku/>
+        <w:wordWrap/>
+        <w:overflowPunct/>
+        <w:topLinePunct w:val="0"/>
+        <w:autoSpaceDE/>
+        <w:autoSpaceDN/>
+        <w:bidi w:val="0"/>
+        <w:adjustRightInd/>
+        <w:snapToGrid w:val="0"/>
+        <w:spacing w:line="240" w:lineRule="auto"/>
+        <w:ind w:left="0" w:leftChars="0" w:firstLine="400" w:firstLineChars="0"/>
+        <w:jc w:val="both"/>
+        <w:textAlignment w:val="auto"/>
+        <w:rPr>
+          <w:rFonts w:hint="eastAsia" w:ascii="Times New Roman" w:hAnsi="Times New Roman" w:eastAsia="微软雅黑" w:cs="Times New Roman"/>
+          <w:bCs/>
+          <w:sz w:val="21"/>
+          <w:szCs w:val="21"/>
+          <w:highlight w:val="none"/>
+          <w:lang w:eastAsia="zh-CN"/>
+        </w:rPr>
+      </w:pPr>
+      <w:r>
+        <w:rPr>
+          <w:rFonts w:hint="eastAsia" w:ascii="Times New Roman" w:hAnsi="Times New Roman" w:eastAsia="微软雅黑" w:cs="Times New Roman"/>
+          <w:bCs/>
+          <w:sz w:val="21"/>
+          <w:szCs w:val="21"/>
+          <w:highlight w:val="none"/>
+          <w:lang w:eastAsia="zh-CN"/>
+        </w:rPr>
+        <w:t>ctDNA在血液中的释放量受多种因素影响，如肿瘤分期、是否接受根治性手术治疗、进展程度及目前进展中主要病灶部位等。当释放到血液中的ctDNA量极少低于本产品检测下限，将可能导致MRD检测结果为阴性。如未检出指定基因的变异（即阴性结果），不能排除存在低于检测下限的变异的可能性。</w:t>
+      </w:r>
+    </w:p>
+    <w:p>
+      <w:pPr>
+        <w:keepNext w:val="0"/>
+        <w:keepLines w:val="0"/>
+        <w:pageBreakBefore w:val="0"/>
+        <w:widowControl w:val="0"/>
+        <w:numPr>
+          <w:ilvl w:val="0"/>
+          <w:numId w:val="9"/>
+        </w:numPr>
+        <w:kinsoku/>
+        <w:wordWrap/>
+        <w:overflowPunct/>
+        <w:topLinePunct w:val="0"/>
+        <w:autoSpaceDE/>
+        <w:autoSpaceDN/>
+        <w:bidi w:val="0"/>
+        <w:adjustRightInd/>
+        <w:snapToGrid w:val="0"/>
+        <w:spacing w:line="240" w:lineRule="auto"/>
+        <w:ind w:left="0" w:leftChars="0" w:firstLine="400" w:firstLineChars="0"/>
+        <w:jc w:val="both"/>
+        <w:textAlignment w:val="auto"/>
+        <w:rPr>
+          <w:rFonts w:hint="eastAsia" w:ascii="Times New Roman" w:hAnsi="Times New Roman" w:eastAsia="微软雅黑" w:cs="Times New Roman"/>
+          <w:bCs/>
+          <w:sz w:val="21"/>
+          <w:szCs w:val="21"/>
+          <w:highlight w:val="none"/>
+          <w:lang w:eastAsia="zh-CN"/>
+        </w:rPr>
+      </w:pPr>
+      <w:r>
+        <w:rPr>
+          <w:rFonts w:hint="eastAsia" w:ascii="Times New Roman" w:hAnsi="Times New Roman" w:eastAsia="微软雅黑" w:cs="Times New Roman"/>
+          <w:bCs/>
+          <w:sz w:val="21"/>
+          <w:szCs w:val="21"/>
+          <w:highlight w:val="none"/>
+          <w:lang w:eastAsia="zh-CN"/>
+        </w:rPr>
+        <w:t>肿瘤是一种复杂的系统性疾病，评定是否为肿瘤复发需要由临床医生综合多种检查结果进行判定。</w:t>
+      </w:r>
+    </w:p>
+    <w:p>
+      <w:pPr>
+        <w:keepNext w:val="0"/>
+        <w:keepLines w:val="0"/>
+        <w:pageBreakBefore w:val="0"/>
+        <w:widowControl w:val="0"/>
+        <w:numPr>
+          <w:ilvl w:val="0"/>
+          <w:numId w:val="9"/>
+        </w:numPr>
+        <w:kinsoku/>
+        <w:wordWrap/>
+        <w:overflowPunct/>
+        <w:topLinePunct w:val="0"/>
+        <w:autoSpaceDE/>
+        <w:autoSpaceDN/>
+        <w:bidi w:val="0"/>
+        <w:adjustRightInd/>
+        <w:snapToGrid/>
+        <w:spacing w:line="240" w:lineRule="auto"/>
+        <w:ind w:left="0" w:leftChars="0" w:firstLine="400" w:firstLineChars="0"/>
+        <w:textAlignment w:val="auto"/>
+        <w:rPr>
+          <w:rFonts w:hint="default" w:ascii="Times New Roman" w:hAnsi="Times New Roman" w:eastAsia="微软雅黑" w:cs="Times New Roman"/>
+          <w:bCs/>
+          <w:sz w:val="21"/>
+          <w:szCs w:val="21"/>
+          <w:lang w:eastAsia="zh-CN"/>
+        </w:rPr>
+      </w:pPr>
+      <w:bookmarkStart w:id="50" w:name="_GoBack"/>
+      <w:bookmarkEnd w:id="50"/>
+      <w:r>
+        <w:rPr>
+          <w:rFonts w:hint="eastAsia" w:ascii="Times New Roman" w:hAnsi="Times New Roman" w:eastAsia="微软雅黑" w:cs="Times New Roman"/>
+          <w:bCs/>
+          <w:sz w:val="21"/>
+          <w:szCs w:val="21"/>
+          <w:lang w:eastAsia="zh-CN"/>
+        </w:rPr>
+        <w:t>本检测报告结果仅对送检样品负责，如有疑义，请在收到结果后的7个工作日内与我们联系。</w:t>
+      </w:r>
+    </w:p>
+    <w:p>
+      <w:pPr>
+        <w:widowControl/>
+        <w:rPr>
+          <w:rFonts w:hint="eastAsia" w:ascii="Times New Roman" w:hAnsi="Times New Roman" w:eastAsia="微软雅黑" w:cs="Times New Roman"/>
+          <w:b/>
+          <w:bCs/>
+          <w:sz w:val="21"/>
+          <w:szCs w:val="21"/>
+          <w:lang w:val="en-US" w:eastAsia="zh-CN" w:bidi="ar-SA"/>
+        </w:rPr>
+      </w:pPr>
+    </w:p>
+    <w:p>
+      <w:pPr>
+        <w:widowControl/>
+        <w:rPr>
+          <w:rFonts w:hint="eastAsia" w:ascii="Times New Roman" w:hAnsi="Times New Roman" w:eastAsia="微软雅黑" w:cs="Times New Roman"/>
+          <w:b/>
+          <w:bCs/>
+          <w:sz w:val="21"/>
+          <w:szCs w:val="21"/>
+          <w:lang w:val="en-US" w:eastAsia="zh-CN" w:bidi="ar-SA"/>
+        </w:rPr>
+      </w:pPr>
+      <w:r>
+        <w:rPr>
+          <w:rFonts w:hint="eastAsia" w:ascii="Times New Roman" w:hAnsi="Times New Roman" w:eastAsia="微软雅黑" w:cs="Times New Roman"/>
+          <w:b/>
+          <w:bCs/>
+          <w:sz w:val="21"/>
+          <w:szCs w:val="21"/>
+          <w:lang w:val="en-US" w:eastAsia="zh-CN" w:bidi="ar-SA"/>
+        </w:rPr>
+        <w:t>广州诺禾医学检验实验室</w:t>
+      </w:r>
+    </w:p>
+    <w:p>
+      <w:pPr>
+        <w:widowControl/>
+        <w:rPr>
+          <w:rFonts w:hint="eastAsia" w:ascii="Times New Roman" w:hAnsi="Times New Roman" w:eastAsia="微软雅黑" w:cs="Times New Roman"/>
+          <w:b w:val="0"/>
+          <w:bCs w:val="0"/>
+          <w:sz w:val="21"/>
+          <w:szCs w:val="21"/>
+          <w:lang w:val="en-US" w:eastAsia="zh-CN" w:bidi="ar-SA"/>
+        </w:rPr>
+      </w:pPr>
+      <w:r>
+        <w:rPr>
+          <w:rFonts w:hint="eastAsia" w:ascii="Times New Roman" w:hAnsi="Times New Roman" w:eastAsia="微软雅黑" w:cs="Times New Roman"/>
+          <w:b w:val="0"/>
+          <w:bCs w:val="0"/>
+          <w:sz w:val="21"/>
+          <w:szCs w:val="21"/>
+          <w:lang w:val="en-US" w:eastAsia="zh-CN" w:bidi="ar-SA"/>
+        </w:rPr>
+        <w:t>广州市黄埔区开源大道11号C6栋702室</w:t>
+      </w:r>
+    </w:p>
+    <w:p>
+      <w:pPr>
+        <w:widowControl/>
+        <w:rPr>
+          <w:rFonts w:hint="eastAsia" w:ascii="Times New Roman" w:hAnsi="Times New Roman" w:eastAsia="微软雅黑" w:cs="Times New Roman"/>
+          <w:b/>
+          <w:bCs/>
+          <w:sz w:val="21"/>
+          <w:szCs w:val="21"/>
+          <w:lang w:val="en-US" w:eastAsia="zh-CN" w:bidi="ar-SA"/>
+        </w:rPr>
+      </w:pPr>
+      <w:r>
+        <w:rPr>
+          <w:rFonts w:hint="eastAsia" w:ascii="Times New Roman" w:hAnsi="Times New Roman" w:eastAsia="微软雅黑" w:cs="Times New Roman"/>
+          <w:b/>
+          <w:bCs/>
+          <w:sz w:val="21"/>
+          <w:szCs w:val="21"/>
+          <w:lang w:val="en-US" w:eastAsia="zh-CN" w:bidi="ar-SA"/>
+        </w:rPr>
+        <w:t>上海诺禾医学检验实验室</w:t>
+      </w:r>
+    </w:p>
+    <w:p>
+      <w:pPr>
+        <w:widowControl/>
+        <w:rPr>
+          <w:rFonts w:hint="eastAsia" w:ascii="Times New Roman" w:hAnsi="Times New Roman" w:eastAsia="微软雅黑" w:cs="Times New Roman"/>
+          <w:b w:val="0"/>
+          <w:bCs w:val="0"/>
+          <w:sz w:val="21"/>
+          <w:szCs w:val="21"/>
+          <w:lang w:val="en-US" w:eastAsia="zh-CN" w:bidi="ar-SA"/>
+        </w:rPr>
+      </w:pPr>
+      <w:r>
+        <w:rPr>
+          <w:rFonts w:hint="eastAsia" w:ascii="Times New Roman" w:hAnsi="Times New Roman" w:eastAsia="微软雅黑" w:cs="Times New Roman"/>
+          <w:b w:val="0"/>
+          <w:bCs w:val="0"/>
+          <w:sz w:val="21"/>
+          <w:szCs w:val="21"/>
+          <w:lang w:val="en-US" w:eastAsia="zh-CN" w:bidi="ar-SA"/>
+        </w:rPr>
+        <w:t>上海市闵行区绿洲环路396弄9号201室</w:t>
+      </w:r>
+    </w:p>
+    <w:p>
+      <w:pPr>
+        <w:widowControl/>
+        <w:rPr>
+          <w:rFonts w:hint="eastAsia" w:ascii="Times New Roman" w:hAnsi="Times New Roman" w:eastAsia="微软雅黑" w:cs="Times New Roman"/>
+          <w:b/>
+          <w:bCs/>
+          <w:sz w:val="21"/>
+          <w:szCs w:val="21"/>
+          <w:lang w:val="en-US" w:eastAsia="zh-CN" w:bidi="ar-SA"/>
+        </w:rPr>
+      </w:pPr>
+      <w:r>
+        <w:rPr>
+          <w:rFonts w:hint="eastAsia" w:ascii="Times New Roman" w:hAnsi="Times New Roman" w:eastAsia="微软雅黑" w:cs="Times New Roman"/>
+          <w:b/>
+          <w:bCs/>
+          <w:sz w:val="21"/>
+          <w:szCs w:val="21"/>
+          <w:lang w:val="en-US" w:eastAsia="zh-CN" w:bidi="ar-SA"/>
+        </w:rPr>
+        <w:t>天津诺禾医学检验实验室</w:t>
+      </w:r>
+    </w:p>
+    <w:p>
+      <w:pPr>
+        <w:tabs>
+          <w:tab w:val="left" w:pos="6770"/>
+        </w:tabs>
+        <w:spacing w:before="27"/>
+        <w:rPr>
+          <w:rFonts w:hint="eastAsia" w:ascii="Times New Roman" w:hAnsi="Times New Roman" w:eastAsia="微软雅黑" w:cs="Times New Roman"/>
+          <w:b w:val="0"/>
+          <w:bCs w:val="0"/>
+          <w:sz w:val="21"/>
+          <w:szCs w:val="21"/>
+          <w:lang w:val="en-US" w:eastAsia="zh-CN" w:bidi="ar-SA"/>
+        </w:rPr>
+      </w:pPr>
+      <w:r>
+        <w:rPr>
+          <w:rFonts w:hint="eastAsia" w:ascii="Times New Roman" w:hAnsi="Times New Roman" w:eastAsia="微软雅黑" w:cs="Times New Roman"/>
+          <w:b w:val="0"/>
+          <w:bCs w:val="0"/>
+          <w:sz w:val="21"/>
+          <w:szCs w:val="21"/>
+          <w:lang w:val="en-US" w:eastAsia="zh-CN" w:bidi="ar-SA"/>
+        </w:rPr>
+        <w:t>天津市武清区创业总部基地B07</w:t>
+      </w:r>
+    </w:p>
+    <w:p>
+      <w:pPr>
+        <w:tabs>
+          <w:tab w:val="left" w:pos="6770"/>
+        </w:tabs>
+        <w:spacing w:before="27"/>
+        <w:rPr>
+          <w:rFonts w:hint="eastAsia" w:ascii="Times New Roman" w:hAnsi="Times New Roman" w:eastAsia="微软雅黑" w:cs="Times New Roman"/>
+          <w:b w:val="0"/>
+          <w:bCs w:val="0"/>
+          <w:sz w:val="24"/>
+          <w:szCs w:val="22"/>
+          <w:lang w:val="en-US" w:eastAsia="zh-CN" w:bidi="ar-SA"/>
+        </w:rPr>
+      </w:pPr>
+    </w:p>
+    <w:p>
+      <w:pPr>
+        <w:widowControl/>
+        <w:rPr>
+          <w:rFonts w:ascii="Times New Roman" w:hAnsi="Times New Roman" w:eastAsia="等线" w:cs="宋体"/>
+          <w:sz w:val="24"/>
+          <w:szCs w:val="22"/>
+          <w:lang w:val="en-US" w:eastAsia="zh-CN" w:bidi="ar-SA"/>
+        </w:rPr>
+      </w:pPr>
+      <w:r>
+        <w:rPr>
+          <w:rFonts w:ascii="宋体" w:hAnsi="宋体" w:eastAsia="宋体" w:cs="宋体"/>
+          <w:sz w:val="24"/>
+          <w:szCs w:val="24"/>
+          <w:lang w:val="en-US" w:eastAsia="en-US" w:bidi="ar-SA"/>
+        </w:rPr>
+        <w:drawing>
+          <wp:anchor distT="0" distB="0" distL="114935" distR="114935" simplePos="0" relativeHeight="251667456" behindDoc="0" locked="0" layoutInCell="1" allowOverlap="1">
+            <wp:simplePos x="0" y="0"/>
+            <wp:positionH relativeFrom="column">
+              <wp:posOffset>723900</wp:posOffset>
+            </wp:positionH>
+            <wp:positionV relativeFrom="paragraph">
+              <wp:posOffset>76200</wp:posOffset>
+            </wp:positionV>
+            <wp:extent cx="468630" cy="468630"/>
+            <wp:effectExtent l="0" t="0" r="3810" b="3810"/>
+            <wp:wrapNone/>
+            <wp:docPr id="2" name="图片 4" descr="IMG_256"/>
+            <wp:cNvGraphicFramePr>
+              <a:graphicFrameLocks xmlns:a="http://schemas.openxmlformats.org/drawingml/2006/main" noChangeAspect="1"/>
+            </wp:cNvGraphicFramePr>
+            <a:graphic xmlns:a="http://schemas.openxmlformats.org/drawingml/2006/main">
+              <a:graphicData uri="http://schemas.openxmlformats.org/drawingml/2006/picture">
+                <pic:pic xmlns:pic="http://schemas.openxmlformats.org/drawingml/2006/picture">
+                  <pic:nvPicPr>
+                    <pic:cNvPr id="2" name="图片 4" descr="IMG_256"/>
+                    <pic:cNvPicPr>
+                      <a:picLocks noChangeAspect="1"/>
+                    </pic:cNvPicPr>
+                  </pic:nvPicPr>
+                  <pic:blipFill>
+                    <a:blip r:embed="rId13"/>
+                    <a:stretch>
+                      <a:fillRect/>
+                    </a:stretch>
+                  </pic:blipFill>
+                  <pic:spPr>
+                    <a:xfrm>
+                      <a:off x="0" y="0"/>
+                      <a:ext cx="468630" cy="468630"/>
+                    </a:xfrm>
+                    <a:prstGeom prst="rect">
+                      <a:avLst/>
+                    </a:prstGeom>
+                    <a:noFill/>
+                    <a:ln w="9525">
+                      <a:noFill/>
+                    </a:ln>
+                  </pic:spPr>
+                </pic:pic>
+              </a:graphicData>
+            </a:graphic>
+          </wp:anchor>
+        </w:drawing>
+      </w:r>
+      <w:r>
+        <w:rPr>
+          <w:rFonts w:ascii="宋体" w:hAnsi="宋体" w:eastAsia="宋体" w:cs="宋体"/>
+          <w:sz w:val="24"/>
+          <w:szCs w:val="24"/>
+          <w:lang w:val="en-US" w:eastAsia="en-US" w:bidi="ar-SA"/>
+        </w:rPr>
+        <w:drawing>
+          <wp:anchor distT="0" distB="0" distL="114935" distR="114935" simplePos="0" relativeHeight="251666432" behindDoc="0" locked="0" layoutInCell="1" allowOverlap="1">
+            <wp:simplePos x="0" y="0"/>
+            <wp:positionH relativeFrom="column">
+              <wp:posOffset>30480</wp:posOffset>
+            </wp:positionH>
+            <wp:positionV relativeFrom="paragraph">
+              <wp:posOffset>83820</wp:posOffset>
+            </wp:positionV>
+            <wp:extent cx="439420" cy="439420"/>
+            <wp:effectExtent l="0" t="0" r="2540" b="2540"/>
+            <wp:wrapNone/>
+            <wp:docPr id="3" name="图片 3" descr="IMG_256"/>
+            <wp:cNvGraphicFramePr>
+              <a:graphicFrameLocks xmlns:a="http://schemas.openxmlformats.org/drawingml/2006/main" noChangeAspect="1"/>
+            </wp:cNvGraphicFramePr>
+            <a:graphic xmlns:a="http://schemas.openxmlformats.org/drawingml/2006/main">
+              <a:graphicData uri="http://schemas.openxmlformats.org/drawingml/2006/picture">
+                <pic:pic xmlns:pic="http://schemas.openxmlformats.org/drawingml/2006/picture">
+                  <pic:nvPicPr>
+                    <pic:cNvPr id="3" name="图片 3" descr="IMG_256"/>
+                    <pic:cNvPicPr>
+                      <a:picLocks noChangeAspect="1"/>
+                    </pic:cNvPicPr>
+                  </pic:nvPicPr>
+                  <pic:blipFill>
+                    <a:blip r:embed="rId14"/>
+                    <a:stretch>
+                      <a:fillRect/>
+                    </a:stretch>
+                  </pic:blipFill>
+                  <pic:spPr>
+                    <a:xfrm>
+                      <a:off x="0" y="0"/>
+                      <a:ext cx="439420" cy="439420"/>
+                    </a:xfrm>
+                    <a:prstGeom prst="rect">
+                      <a:avLst/>
+                    </a:prstGeom>
+                    <a:noFill/>
+                    <a:ln w="9525">
+                      <a:noFill/>
+                    </a:ln>
+                  </pic:spPr>
+                </pic:pic>
+              </a:graphicData>
+            </a:graphic>
+          </wp:anchor>
+        </w:drawing>
+      </w:r>
+      <w:r>
+        <w:rPr>
+          <w:rFonts w:hint="eastAsia" w:ascii="Times New Roman" w:hAnsi="Times New Roman" w:eastAsia="等线" w:cs="宋体"/>
+          <w:sz w:val="24"/>
+          <w:szCs w:val="22"/>
+          <w:lang w:val="en-US" w:eastAsia="zh-CN" w:bidi="ar-SA"/>
+        </w:rPr>
+        <w:tab/>
+      </w:r>
+      <w:r>
+        <w:rPr>
+          <w:rFonts w:hint="eastAsia" w:ascii="Times New Roman" w:hAnsi="Times New Roman" w:eastAsia="等线" w:cs="宋体"/>
+          <w:sz w:val="24"/>
+          <w:szCs w:val="22"/>
+          <w:lang w:val="en-US" w:eastAsia="zh-CN" w:bidi="ar-SA"/>
+        </w:rPr>
+        <w:tab/>
+      </w:r>
+      <w:r>
+        <w:rPr>
+          <w:rFonts w:hint="eastAsia" w:ascii="Times New Roman" w:hAnsi="Times New Roman" w:eastAsia="等线" w:cs="宋体"/>
+          <w:sz w:val="24"/>
+          <w:szCs w:val="22"/>
+          <w:lang w:val="en-US" w:eastAsia="zh-CN" w:bidi="ar-SA"/>
+        </w:rPr>
+        <w:tab/>
+      </w:r>
+      <w:r>
+        <w:rPr>
+          <w:rFonts w:hint="eastAsia" w:ascii="Times New Roman" w:hAnsi="Times New Roman" w:eastAsia="等线" w:cs="宋体"/>
+          <w:sz w:val="24"/>
+          <w:szCs w:val="22"/>
+          <w:lang w:val="en-US" w:eastAsia="zh-CN" w:bidi="ar-SA"/>
+        </w:rPr>
+        <w:tab/>
+      </w:r>
+      <w:r>
+        <w:rPr>
+          <w:rFonts w:hint="eastAsia" w:ascii="Times New Roman" w:hAnsi="Times New Roman" w:eastAsia="等线" w:cs="宋体"/>
+          <w:sz w:val="24"/>
+          <w:szCs w:val="22"/>
+          <w:lang w:val="en-US" w:eastAsia="zh-CN" w:bidi="ar-SA"/>
+        </w:rPr>
+        <w:tab/>
+      </w:r>
+      <w:r>
+        <w:rPr>
+          <w:rFonts w:hint="eastAsia" w:ascii="Times New Roman" w:hAnsi="Times New Roman" w:eastAsia="等线" w:cs="宋体"/>
+          <w:sz w:val="24"/>
+          <w:szCs w:val="22"/>
+          <w:lang w:val="en-US" w:eastAsia="zh-CN" w:bidi="ar-SA"/>
+        </w:rPr>
+        <w:t xml:space="preserve"> </w:t>
+      </w:r>
+    </w:p>
+    <w:p>
+      <w:pPr>
+        <w:widowControl/>
+        <w:rPr>
+          <w:rFonts w:ascii="Times New Roman" w:hAnsi="Times New Roman" w:eastAsia="等线" w:cs="宋体"/>
+          <w:sz w:val="24"/>
+          <w:szCs w:val="22"/>
+          <w:lang w:val="en-US" w:eastAsia="zh-CN" w:bidi="ar-SA"/>
+        </w:rPr>
+      </w:pPr>
+    </w:p>
+    <w:p>
+      <w:pPr>
+        <w:widowControl/>
+        <w:rPr>
+          <w:rFonts w:ascii="Times New Roman" w:hAnsi="Times New Roman" w:eastAsia="等线" w:cs="宋体"/>
+          <w:sz w:val="24"/>
+          <w:szCs w:val="22"/>
+          <w:lang w:val="en-US" w:eastAsia="zh-CN" w:bidi="ar-SA"/>
+        </w:rPr>
+      </w:pPr>
+    </w:p>
+    <w:p>
+      <w:pPr>
+        <w:widowControl/>
+        <w:rPr>
+          <w:rFonts w:hint="eastAsia" w:ascii="微软雅黑" w:hAnsi="微软雅黑" w:eastAsia="微软雅黑" w:cs="微软雅黑"/>
+          <w:b/>
+          <w:bCs/>
+          <w:color w:val="0070C0"/>
+          <w:sz w:val="20"/>
+          <w:szCs w:val="20"/>
+          <w:lang w:val="en-US" w:eastAsia="zh-CN" w:bidi="ar-SA"/>
+        </w:rPr>
+      </w:pPr>
+      <w:r>
+        <w:rPr>
+          <w:rFonts w:hint="eastAsia" w:ascii="微软雅黑" w:hAnsi="微软雅黑" w:eastAsia="微软雅黑" w:cs="微软雅黑"/>
+          <w:b/>
+          <w:bCs/>
+          <w:color w:val="0070C0"/>
+          <w:sz w:val="20"/>
+          <w:szCs w:val="20"/>
+          <w:lang w:val="en-US" w:eastAsia="zh-CN" w:bidi="ar-SA"/>
+        </w:rPr>
+        <w:t>诺禾医学   诺禾在线</w:t>
+      </w:r>
+    </w:p>
+    <w:p>
+      <w:pPr>
+        <w:widowControl/>
+        <w:rPr>
+          <w:rFonts w:ascii="Times New Roman" w:hAnsi="Times New Roman" w:eastAsia="等线" w:cs="宋体"/>
+          <w:color w:val="0070C0"/>
+          <w:sz w:val="24"/>
+          <w:szCs w:val="22"/>
+          <w:lang w:val="en-US" w:eastAsia="zh-CN" w:bidi="ar-SA"/>
+        </w:rPr>
+      </w:pPr>
+      <w:r>
+        <w:rPr>
+          <w:rFonts w:ascii="Times New Roman" w:hAnsi="Times New Roman" w:eastAsia="等线" w:cs="宋体"/>
+          <w:b/>
+          <w:bCs/>
+          <w:color w:val="0070C0"/>
+          <w:sz w:val="28"/>
+          <w:szCs w:val="28"/>
+          <w:lang w:val="en-US" w:eastAsia="en-US" w:bidi="ar-SA"/>
+        </w:rPr>
+        <w:t>www.novogene.com</w:t>
+      </w:r>
+    </w:p>
+    <w:p>
+      <w:pPr>
+        <w:widowControl/>
+        <w:rPr>
+          <w:rFonts w:hint="eastAsia" w:ascii="微软雅黑" w:hAnsi="微软雅黑" w:eastAsia="微软雅黑" w:cs="微软雅黑"/>
+          <w:b/>
+          <w:bCs/>
+          <w:sz w:val="24"/>
+          <w:szCs w:val="24"/>
+          <w:lang w:val="en-US" w:eastAsia="zh-CN" w:bidi="ar-SA"/>
+        </w:rPr>
+      </w:pPr>
+      <w:r>
+        <w:rPr>
+          <w:rFonts w:hint="eastAsia" w:ascii="微软雅黑" w:hAnsi="微软雅黑" w:eastAsia="微软雅黑" w:cs="微软雅黑"/>
+          <w:color w:val="7F7F7F"/>
+          <w:sz w:val="20"/>
+          <w:szCs w:val="20"/>
+          <w:lang w:val="en-US" w:eastAsia="zh-CN" w:bidi="ar-SA"/>
+        </w:rPr>
+        <w:drawing>
+          <wp:anchor distT="0" distB="0" distL="0" distR="0" simplePos="0" relativeHeight="251665408" behindDoc="1" locked="0" layoutInCell="1" allowOverlap="1">
+            <wp:simplePos x="0" y="0"/>
+            <wp:positionH relativeFrom="column">
+              <wp:posOffset>4900295</wp:posOffset>
+            </wp:positionH>
+            <wp:positionV relativeFrom="paragraph">
+              <wp:posOffset>224790</wp:posOffset>
+            </wp:positionV>
+            <wp:extent cx="1369060" cy="389255"/>
+            <wp:effectExtent l="0" t="0" r="2540" b="6985"/>
+            <wp:wrapNone/>
+            <wp:docPr id="4" name="图片 4" descr="C:\Users\JT\Desktop\2019.3.1-诺禾致源logo-最新版\logo-透明底.pnglogo-透明底"/>
+            <wp:cNvGraphicFramePr>
+              <a:graphicFrameLocks xmlns:a="http://schemas.openxmlformats.org/drawingml/2006/main" noChangeAspect="1"/>
+            </wp:cNvGraphicFramePr>
+            <a:graphic xmlns:a="http://schemas.openxmlformats.org/drawingml/2006/main">
+              <a:graphicData uri="http://schemas.openxmlformats.org/drawingml/2006/picture">
+                <pic:pic xmlns:pic="http://schemas.openxmlformats.org/drawingml/2006/picture">
+                  <pic:nvPicPr>
+                    <pic:cNvPr id="4" name="图片 4" descr="C:\Users\JT\Desktop\2019.3.1-诺禾致源logo-最新版\logo-透明底.pnglogo-透明底"/>
+                    <pic:cNvPicPr>
+                      <a:picLocks noChangeAspect="1"/>
+                    </pic:cNvPicPr>
+                  </pic:nvPicPr>
+                  <pic:blipFill>
+                    <a:blip r:embed="rId8"/>
+                    <a:srcRect/>
+                    <a:stretch>
+                      <a:fillRect/>
+                    </a:stretch>
+                  </pic:blipFill>
+                  <pic:spPr>
+                    <a:xfrm>
+                      <a:off x="0" y="0"/>
+                      <a:ext cx="1369060" cy="389255"/>
+                    </a:xfrm>
+                    <a:prstGeom prst="rect">
+                      <a:avLst/>
+                    </a:prstGeom>
+                  </pic:spPr>
+                </pic:pic>
+              </a:graphicData>
+            </a:graphic>
+          </wp:anchor>
+        </w:drawing>
+      </w:r>
+      <w:r>
+        <w:rPr>
+          <w:rFonts w:hint="eastAsia" w:ascii="微软雅黑" w:hAnsi="微软雅黑" w:eastAsia="微软雅黑" w:cs="微软雅黑"/>
+          <w:b/>
+          <w:bCs/>
+          <w:sz w:val="24"/>
+          <w:szCs w:val="24"/>
+          <w:lang w:val="en-US" w:eastAsia="zh-CN" w:bidi="ar-SA"/>
+        </w:rPr>
+        <w:t>中国 · 美国 · 英国 · 新加坡 · 荷兰 · 日本</w:t>
+      </w:r>
+    </w:p>
+    <w:p>
+      <w:pPr>
+        <w:widowControl/>
+        <w:rPr>
+          <w:rFonts w:hint="eastAsia" w:ascii="Times New Roman" w:hAnsi="Times New Roman" w:eastAsia="等线" w:cs="宋体"/>
+          <w:sz w:val="22"/>
+          <w:szCs w:val="22"/>
+          <w:lang w:val="en-US" w:eastAsia="zh-CN" w:bidi="ar-SA"/>
+        </w:rPr>
+      </w:pPr>
+      <w:r>
+        <w:rPr>
+          <w:rFonts w:ascii="Times New Roman" w:hAnsi="Times New Roman" w:eastAsia="等线" w:cs="宋体"/>
+          <w:sz w:val="22"/>
+          <w:szCs w:val="22"/>
+          <w:lang w:val="en-US" w:eastAsia="en-US" w:bidi="ar-SA"/>
+        </w:rPr>
+        <w:t>China</w:t>
+      </w:r>
+      <w:r>
+        <w:rPr>
+          <w:rFonts w:hint="eastAsia" w:ascii="Times New Roman" w:hAnsi="Times New Roman" w:eastAsia="等线" w:cs="宋体"/>
+          <w:sz w:val="22"/>
+          <w:szCs w:val="22"/>
+          <w:lang w:val="en-US" w:eastAsia="zh-CN" w:bidi="ar-SA"/>
+        </w:rPr>
+        <w:t xml:space="preserve"> </w:t>
+      </w:r>
+      <w:r>
+        <w:rPr>
+          <w:rFonts w:ascii="Times New Roman" w:hAnsi="Times New Roman" w:eastAsia="等线" w:cs="宋体"/>
+          <w:b/>
+          <w:bCs/>
+          <w:sz w:val="24"/>
+          <w:szCs w:val="24"/>
+          <w:lang w:val="en-US" w:eastAsia="zh-CN" w:bidi="ar-SA"/>
+        </w:rPr>
+        <w:t>·</w:t>
+      </w:r>
+      <w:r>
+        <w:rPr>
+          <w:rFonts w:hint="eastAsia" w:ascii="Times New Roman" w:hAnsi="Times New Roman" w:eastAsia="等线" w:cs="宋体"/>
+          <w:b/>
+          <w:bCs/>
+          <w:sz w:val="24"/>
+          <w:szCs w:val="24"/>
+          <w:lang w:val="en-US" w:eastAsia="zh-CN" w:bidi="ar-SA"/>
+        </w:rPr>
+        <w:t xml:space="preserve"> </w:t>
+      </w:r>
+      <w:r>
+        <w:rPr>
+          <w:rFonts w:ascii="Times New Roman" w:hAnsi="Times New Roman" w:eastAsia="等线" w:cs="宋体"/>
+          <w:sz w:val="22"/>
+          <w:szCs w:val="22"/>
+          <w:lang w:val="en-US" w:eastAsia="en-US" w:bidi="ar-SA"/>
+        </w:rPr>
+        <w:t>USA</w:t>
+      </w:r>
+      <w:r>
+        <w:rPr>
+          <w:rFonts w:hint="eastAsia" w:ascii="Times New Roman" w:hAnsi="Times New Roman" w:eastAsia="等线" w:cs="宋体"/>
+          <w:sz w:val="22"/>
+          <w:szCs w:val="22"/>
+          <w:lang w:val="en-US" w:eastAsia="zh-CN" w:bidi="ar-SA"/>
+        </w:rPr>
+        <w:t xml:space="preserve"> </w:t>
+      </w:r>
+      <w:r>
+        <w:rPr>
+          <w:rFonts w:ascii="Times New Roman" w:hAnsi="Times New Roman" w:eastAsia="等线" w:cs="宋体"/>
+          <w:b/>
+          <w:bCs/>
+          <w:sz w:val="24"/>
+          <w:szCs w:val="24"/>
+          <w:lang w:val="en-US" w:eastAsia="zh-CN" w:bidi="ar-SA"/>
+        </w:rPr>
+        <w:t>·</w:t>
+      </w:r>
+      <w:r>
+        <w:rPr>
+          <w:rFonts w:hint="eastAsia" w:ascii="Times New Roman" w:hAnsi="Times New Roman" w:eastAsia="等线" w:cs="宋体"/>
+          <w:b/>
+          <w:bCs/>
+          <w:sz w:val="24"/>
+          <w:szCs w:val="24"/>
+          <w:lang w:val="en-US" w:eastAsia="zh-CN" w:bidi="ar-SA"/>
+        </w:rPr>
+        <w:t xml:space="preserve"> </w:t>
+      </w:r>
+      <w:r>
+        <w:rPr>
+          <w:rFonts w:ascii="Times New Roman" w:hAnsi="Times New Roman" w:eastAsia="等线" w:cs="宋体"/>
+          <w:sz w:val="22"/>
+          <w:szCs w:val="22"/>
+          <w:lang w:val="en-US" w:eastAsia="en-US" w:bidi="ar-SA"/>
+        </w:rPr>
+        <w:t>UK</w:t>
+      </w:r>
+      <w:r>
+        <w:rPr>
+          <w:rFonts w:hint="eastAsia" w:ascii="Times New Roman" w:hAnsi="Times New Roman" w:eastAsia="等线" w:cs="宋体"/>
+          <w:sz w:val="22"/>
+          <w:szCs w:val="22"/>
+          <w:lang w:val="en-US" w:eastAsia="zh-CN" w:bidi="ar-SA"/>
+        </w:rPr>
+        <w:t xml:space="preserve"> </w:t>
+      </w:r>
+      <w:r>
+        <w:rPr>
+          <w:rFonts w:ascii="Times New Roman" w:hAnsi="Times New Roman" w:eastAsia="等线" w:cs="宋体"/>
+          <w:b/>
+          <w:bCs/>
+          <w:sz w:val="24"/>
+          <w:szCs w:val="24"/>
+          <w:lang w:val="en-US" w:eastAsia="zh-CN" w:bidi="ar-SA"/>
+        </w:rPr>
+        <w:t>·</w:t>
+      </w:r>
+      <w:r>
+        <w:rPr>
+          <w:rFonts w:hint="eastAsia" w:ascii="Times New Roman" w:hAnsi="Times New Roman" w:eastAsia="等线" w:cs="宋体"/>
+          <w:b/>
+          <w:bCs/>
+          <w:sz w:val="24"/>
+          <w:szCs w:val="24"/>
+          <w:lang w:val="en-US" w:eastAsia="zh-CN" w:bidi="ar-SA"/>
+        </w:rPr>
+        <w:t xml:space="preserve"> </w:t>
+      </w:r>
+      <w:r>
+        <w:rPr>
+          <w:rFonts w:ascii="Times New Roman" w:hAnsi="Times New Roman" w:eastAsia="等线" w:cs="宋体"/>
+          <w:sz w:val="22"/>
+          <w:szCs w:val="22"/>
+          <w:lang w:val="en-US" w:eastAsia="en-US" w:bidi="ar-SA"/>
+        </w:rPr>
+        <w:t>Singapore</w:t>
+      </w:r>
+      <w:r>
+        <w:rPr>
+          <w:rFonts w:hint="eastAsia" w:ascii="Times New Roman" w:hAnsi="Times New Roman" w:eastAsia="等线" w:cs="宋体"/>
+          <w:sz w:val="22"/>
+          <w:szCs w:val="22"/>
+          <w:lang w:val="en-US" w:eastAsia="zh-CN" w:bidi="ar-SA"/>
+        </w:rPr>
+        <w:t xml:space="preserve"> </w:t>
+      </w:r>
+      <w:r>
+        <w:rPr>
+          <w:rFonts w:ascii="Times New Roman" w:hAnsi="Times New Roman" w:eastAsia="等线" w:cs="宋体"/>
+          <w:b/>
+          <w:bCs/>
+          <w:sz w:val="24"/>
+          <w:szCs w:val="24"/>
+          <w:lang w:val="en-US" w:eastAsia="zh-CN" w:bidi="ar-SA"/>
+        </w:rPr>
+        <w:t>·</w:t>
+      </w:r>
+      <w:r>
+        <w:rPr>
+          <w:rFonts w:hint="eastAsia" w:ascii="Times New Roman" w:hAnsi="Times New Roman" w:eastAsia="等线" w:cs="宋体"/>
+          <w:b/>
+          <w:bCs/>
+          <w:sz w:val="24"/>
+          <w:szCs w:val="24"/>
+          <w:lang w:val="en-US" w:eastAsia="zh-CN" w:bidi="ar-SA"/>
+        </w:rPr>
+        <w:t xml:space="preserve"> </w:t>
+      </w:r>
+      <w:r>
+        <w:rPr>
+          <w:rFonts w:ascii="Times New Roman" w:hAnsi="Times New Roman" w:eastAsia="等线" w:cs="宋体"/>
+          <w:sz w:val="22"/>
+          <w:szCs w:val="22"/>
+          <w:lang w:val="en-US" w:eastAsia="en-US" w:bidi="ar-SA"/>
+        </w:rPr>
+        <w:t>Netherlands</w:t>
+      </w:r>
+      <w:r>
+        <w:rPr>
+          <w:rFonts w:hint="eastAsia" w:ascii="Times New Roman" w:hAnsi="Times New Roman" w:eastAsia="等线" w:cs="宋体"/>
+          <w:sz w:val="22"/>
+          <w:szCs w:val="22"/>
+          <w:lang w:val="en-US" w:eastAsia="zh-CN" w:bidi="ar-SA"/>
+        </w:rPr>
+        <w:t xml:space="preserve"> </w:t>
+      </w:r>
+      <w:r>
+        <w:rPr>
+          <w:rFonts w:ascii="Times New Roman" w:hAnsi="Times New Roman" w:eastAsia="等线" w:cs="宋体"/>
+          <w:b/>
+          <w:bCs/>
+          <w:sz w:val="24"/>
+          <w:szCs w:val="24"/>
+          <w:lang w:val="en-US" w:eastAsia="zh-CN" w:bidi="ar-SA"/>
+        </w:rPr>
+        <w:t>·</w:t>
+      </w:r>
+      <w:r>
+        <w:rPr>
+          <w:rFonts w:hint="eastAsia" w:ascii="Times New Roman" w:hAnsi="Times New Roman" w:eastAsia="等线" w:cs="宋体"/>
+          <w:b/>
+          <w:bCs/>
+          <w:sz w:val="24"/>
+          <w:szCs w:val="24"/>
+          <w:lang w:val="en-US" w:eastAsia="zh-CN" w:bidi="ar-SA"/>
+        </w:rPr>
+        <w:t xml:space="preserve"> </w:t>
+      </w:r>
+      <w:r>
+        <w:rPr>
+          <w:rFonts w:hint="eastAsia" w:ascii="Times New Roman" w:hAnsi="Times New Roman" w:eastAsia="等线" w:cs="宋体"/>
+          <w:sz w:val="22"/>
+          <w:szCs w:val="22"/>
+          <w:lang w:val="en-US" w:eastAsia="zh-CN" w:bidi="ar-SA"/>
+        </w:rPr>
+        <w:t>J</w:t>
+      </w:r>
+      <w:r>
+        <w:rPr>
+          <w:rFonts w:ascii="Times New Roman" w:hAnsi="Times New Roman" w:eastAsia="等线" w:cs="宋体"/>
+          <w:sz w:val="22"/>
+          <w:szCs w:val="22"/>
+          <w:lang w:val="en-US" w:eastAsia="en-US" w:bidi="ar-SA"/>
+        </w:rPr>
+        <w:t>apan</w:t>
+      </w:r>
+    </w:p>
+    <w:p>
+      <w:pPr>
+        <w:rPr>
+          <w:rFonts w:hint="default" w:ascii="Times New Roman" w:hAnsi="Times New Roman" w:eastAsia="等线"/>
+          <w:sz w:val="22"/>
+          <w:lang w:eastAsia="zh-CN"/>
+        </w:rPr>
+      </w:pPr>
+      <w:r>
+        <w:rPr>
+          <w:rFonts w:hint="default" w:ascii="Times New Roman" w:hAnsi="Times New Roman" w:eastAsia="等线"/>
+          <w:sz w:val="22"/>
+          <w:lang w:eastAsia="zh-CN"/>
+        </w:rPr>
+        <w:br w:type="page"/>
+      </w:r>
+    </w:p>
+    <w:p>
+      <w:pPr>
         <w:pStyle w:val="13"/>
         <w:widowControl/>
         <w:rPr>
@@ -8732,10 +10159,10 @@
           <wp:anchor distT="0" distB="0" distL="114300" distR="114300" simplePos="0" relativeHeight="251663360" behindDoc="0" locked="0" layoutInCell="1" allowOverlap="1">
             <wp:simplePos x="0" y="0"/>
             <wp:positionH relativeFrom="column">
-              <wp:posOffset>-623570</wp:posOffset>
+              <wp:posOffset>-638810</wp:posOffset>
             </wp:positionH>
             <wp:positionV relativeFrom="paragraph">
-              <wp:posOffset>-703580</wp:posOffset>
+              <wp:posOffset>-711200</wp:posOffset>
             </wp:positionV>
             <wp:extent cx="7564120" cy="10699115"/>
             <wp:effectExtent l="0" t="0" r="10160" b="14605"/>
@@ -8754,7 +10181,7 @@
                     </pic:cNvPicPr>
                   </pic:nvPicPr>
                   <pic:blipFill>
-                    <a:blip r:embed="rId12"/>
+                    <a:blip r:embed="rId15"/>
                     <a:stretch>
                       <a:fillRect/>
                     </a:stretch>
@@ -9363,6 +10790,24 @@
     </w:pict>
   </w:numPicBullet>
   <w:abstractNum w:abstractNumId="0">
+    <w:nsid w:val="A1395846"/>
+    <w:multiLevelType w:val="singleLevel"/>
+    <w:tmpl w:val="A1395846"/>
+    <w:lvl w:ilvl="0" w:tentative="0">
+      <w:start w:val="1"/>
+      <w:numFmt w:val="decimal"/>
+      <w:suff w:val="nothing"/>
+      <w:lvlText w:val="%1．"/>
+      <w:lvlJc w:val="left"/>
+      <w:pPr>
+        <w:ind w:left="0" w:firstLine="400"/>
+      </w:pPr>
+      <w:rPr>
+        <w:rFonts w:hint="default"/>
+      </w:rPr>
+    </w:lvl>
+  </w:abstractNum>
+  <w:abstractNum w:abstractNumId="1">
     <w:nsid w:val="A99D90A2"/>
     <w:multiLevelType w:val="singleLevel"/>
     <w:tmpl w:val="A99D90A2"/>
@@ -9379,7 +10824,7 @@
       </w:rPr>
     </w:lvl>
   </w:abstractNum>
-  <w:abstractNum w:abstractNumId="1">
+  <w:abstractNum w:abstractNumId="2">
     <w:nsid w:val="EB7C32C1"/>
     <w:multiLevelType w:val="multilevel"/>
     <w:tmpl w:val="EB7C32C1"/>
@@ -9518,7 +10963,7 @@
       </w:rPr>
     </w:lvl>
   </w:abstractNum>
-  <w:abstractNum w:abstractNumId="2">
+  <w:abstractNum w:abstractNumId="3">
     <w:nsid w:val="2CEC1C1C"/>
     <w:multiLevelType w:val="multilevel"/>
     <w:tmpl w:val="2CEC1C1C"/>
@@ -9632,7 +11077,7 @@
       </w:rPr>
     </w:lvl>
   </w:abstractNum>
-  <w:abstractNum w:abstractNumId="3">
+  <w:abstractNum w:abstractNumId="4">
     <w:nsid w:val="34613CBC"/>
     <w:multiLevelType w:val="multilevel"/>
     <w:tmpl w:val="34613CBC"/>
@@ -9750,7 +11195,7 @@
       </w:rPr>
     </w:lvl>
   </w:abstractNum>
-  <w:abstractNum w:abstractNumId="4">
+  <w:abstractNum w:abstractNumId="5">
     <w:nsid w:val="537D38B0"/>
     <w:multiLevelType w:val="multilevel"/>
     <w:tmpl w:val="537D38B0"/>
@@ -9868,7 +11313,7 @@
       </w:rPr>
     </w:lvl>
   </w:abstractNum>
-  <w:abstractNum w:abstractNumId="5">
+  <w:abstractNum w:abstractNumId="6">
     <w:nsid w:val="58AABCAB"/>
     <w:multiLevelType w:val="singleLevel"/>
     <w:tmpl w:val="58AABCAB"/>
@@ -9885,7 +11330,7 @@
       </w:rPr>
     </w:lvl>
   </w:abstractNum>
-  <w:abstractNum w:abstractNumId="6">
+  <w:abstractNum w:abstractNumId="7">
     <w:nsid w:val="5B812BEF"/>
     <w:multiLevelType w:val="multilevel"/>
     <w:tmpl w:val="5B812BEF"/>
@@ -10003,7 +11448,7 @@
       </w:rPr>
     </w:lvl>
   </w:abstractNum>
-  <w:abstractNum w:abstractNumId="7">
+  <w:abstractNum w:abstractNumId="8">
     <w:nsid w:val="64416983"/>
     <w:multiLevelType w:val="multilevel"/>
     <w:tmpl w:val="64416983"/>
@@ -10118,28 +11563,31 @@
     </w:lvl>
   </w:abstractNum>
   <w:num w:numId="1">
+    <w:abstractNumId w:val="5"/>
+  </w:num>
+  <w:num w:numId="2">
+    <w:abstractNumId w:val="8"/>
+  </w:num>
+  <w:num w:numId="3">
+    <w:abstractNumId w:val="7"/>
+  </w:num>
+  <w:num w:numId="4">
+    <w:abstractNumId w:val="3"/>
+  </w:num>
+  <w:num w:numId="5">
     <w:abstractNumId w:val="4"/>
   </w:num>
-  <w:num w:numId="2">
-    <w:abstractNumId w:val="7"/>
+  <w:num w:numId="6">
+    <w:abstractNumId w:val="1"/>
   </w:num>
-  <w:num w:numId="3">
+  <w:num w:numId="7">
+    <w:abstractNumId w:val="2"/>
+  </w:num>
+  <w:num w:numId="8">
     <w:abstractNumId w:val="6"/>
   </w:num>
-  <w:num w:numId="4">
-    <w:abstractNumId w:val="2"/>
-  </w:num>
-  <w:num w:numId="5">
-    <w:abstractNumId w:val="3"/>
-  </w:num>
-  <w:num w:numId="6">
+  <w:num w:numId="9">
     <w:abstractNumId w:val="0"/>
-  </w:num>
-  <w:num w:numId="7">
-    <w:abstractNumId w:val="1"/>
-  </w:num>
-  <w:num w:numId="8">
-    <w:abstractNumId w:val="5"/>
   </w:num>
 </w:numbering>
 </file>

--- a/WebContent/docx/实体瘤分子残留病灶MRD检测报告-基智远.docx
+++ b/WebContent/docx/实体瘤分子残留病灶MRD检测报告-基智远.docx
@@ -2226,12 +2226,12 @@
       </w:pPr>
       <w:bookmarkStart w:id="0" w:name="_Toc24178_WPSOffice_Level1"/>
       <w:bookmarkStart w:id="1" w:name="_Toc32054"/>
-      <w:bookmarkStart w:id="2" w:name="_Toc13806"/>
-      <w:bookmarkStart w:id="3" w:name="_Toc21669"/>
-      <w:bookmarkStart w:id="4" w:name="_Toc30143_WPSOffice_Level1"/>
-      <w:bookmarkStart w:id="5" w:name="_Toc24397"/>
+      <w:bookmarkStart w:id="2" w:name="_Toc30143_WPSOffice_Level1"/>
+      <w:bookmarkStart w:id="3" w:name="_Toc24397"/>
+      <w:bookmarkStart w:id="4" w:name="_Toc13806"/>
+      <w:bookmarkStart w:id="5" w:name="_Toc21009_WPSOffice_Level1"/>
       <w:bookmarkStart w:id="6" w:name="_Toc27500"/>
-      <w:bookmarkStart w:id="7" w:name="_Toc21009_WPSOffice_Level1"/>
+      <w:bookmarkStart w:id="7" w:name="_Toc21669"/>
     </w:p>
     <w:p>
       <w:pPr>
@@ -2495,14 +2495,36 @@
             </w:pPr>
             <w:r>
               <w:rPr>
-                <w:rFonts w:hint="default" w:ascii="Times New Roman" w:hAnsi="Times New Roman" w:eastAsia="微软雅黑" w:cs="Times New Roman"/>
+                <w:rFonts w:hint="eastAsia" w:ascii="Times New Roman" w:hAnsi="Times New Roman" w:eastAsia="微软雅黑" w:cs="Times New Roman"/>
                 <w:bCs/>
                 <w:color w:val="000000"/>
                 <w:sz w:val="21"/>
                 <w:szCs w:val="21"/>
+                <w:lang w:val="en-US" w:eastAsia="zh-CN"/>
+              </w:rPr>
+              <w:t>样本采集</w:t>
+            </w:r>
+            <w:r>
+              <w:rPr>
+                <w:rFonts w:ascii="Times New Roman" w:hAnsi="Times New Roman" w:eastAsia="微软雅黑" w:cs="Times New Roman"/>
+                <w:bCs/>
+                <w:color w:val="000000"/>
+                <w:sz w:val="21"/>
+                <w:szCs w:val="21"/>
                 <w:lang w:eastAsia="zh-CN"/>
               </w:rPr>
-              <w:t>门诊/住院号：{{ room }}</w:t>
+              <w:t>时间：</w:t>
+            </w:r>
+            <w:r>
+              <w:rPr>
+                <w:rFonts w:hint="eastAsia" w:ascii="Times New Roman" w:hAnsi="Times New Roman" w:eastAsia="微软雅黑" w:cs="Times New Roman"/>
+                <w:bCs/>
+                <w:color w:val="000000"/>
+                <w:sz w:val="21"/>
+                <w:szCs w:val="21"/>
+                <w:lang w:eastAsia="zh-CN"/>
+              </w:rPr>
+              <w:t>{{sample.collect_date}}</w:t>
             </w:r>
           </w:p>
         </w:tc>
@@ -2595,9 +2617,20 @@
                 <w:color w:val="000000"/>
                 <w:sz w:val="21"/>
                 <w:szCs w:val="21"/>
-                <w:lang w:val="en-US" w:eastAsia="zh-CN" w:bidi="ar-SA"/>
+                <w:lang w:eastAsia="zh-CN"/>
               </w:rPr>
             </w:pPr>
+            <w:r>
+              <w:rPr>
+                <w:rFonts w:ascii="Times New Roman" w:hAnsi="Times New Roman" w:eastAsia="微软雅黑" w:cs="Times New Roman"/>
+                <w:bCs/>
+                <w:color w:val="000000"/>
+                <w:sz w:val="21"/>
+                <w:szCs w:val="21"/>
+                <w:lang w:eastAsia="zh-CN"/>
+              </w:rPr>
+              <w:t>接收时间：</w:t>
+            </w:r>
             <w:r>
               <w:rPr>
                 <w:rFonts w:hint="eastAsia" w:ascii="Times New Roman" w:hAnsi="Times New Roman" w:eastAsia="微软雅黑" w:cs="Times New Roman"/>
@@ -2605,31 +2638,9 @@
                 <w:color w:val="000000"/>
                 <w:sz w:val="21"/>
                 <w:szCs w:val="21"/>
-                <w:lang w:val="en-US" w:eastAsia="zh-CN"/>
-              </w:rPr>
-              <w:t>样本采集</w:t>
-            </w:r>
-            <w:r>
-              <w:rPr>
-                <w:rFonts w:ascii="Times New Roman" w:hAnsi="Times New Roman" w:eastAsia="微软雅黑" w:cs="Times New Roman"/>
-                <w:bCs/>
-                <w:color w:val="000000"/>
-                <w:sz w:val="21"/>
-                <w:szCs w:val="21"/>
                 <w:lang w:eastAsia="zh-CN"/>
               </w:rPr>
-              <w:t>时间：</w:t>
-            </w:r>
-            <w:r>
-              <w:rPr>
-                <w:rFonts w:hint="eastAsia" w:ascii="Times New Roman" w:hAnsi="Times New Roman" w:eastAsia="微软雅黑" w:cs="Times New Roman"/>
-                <w:bCs/>
-                <w:color w:val="000000"/>
-                <w:sz w:val="21"/>
-                <w:szCs w:val="21"/>
-                <w:lang w:eastAsia="zh-CN"/>
-              </w:rPr>
-              <w:t>{{sample.collect_date}}</w:t>
+              <w:t>{{ receiveddate }}</w:t>
             </w:r>
           </w:p>
         </w:tc>
@@ -2675,111 +2686,6 @@
                 <w:color w:val="000000"/>
                 <w:sz w:val="21"/>
                 <w:szCs w:val="21"/>
-                <w:lang w:val="en-US" w:eastAsia="zh-CN" w:bidi="ar-SA"/>
-              </w:rPr>
-            </w:pPr>
-            <w:r>
-              <w:rPr>
-                <w:rFonts w:hint="default" w:ascii="Times New Roman" w:hAnsi="Times New Roman" w:eastAsia="微软雅黑" w:cs="Times New Roman"/>
-                <w:bCs/>
-                <w:color w:val="000000"/>
-                <w:sz w:val="21"/>
-                <w:szCs w:val="21"/>
-                <w:lang w:eastAsia="zh-CN"/>
-              </w:rPr>
-              <w:t>送检医院：{{ hospital }}</w:t>
-            </w:r>
-          </w:p>
-        </w:tc>
-        <w:tc>
-          <w:tcPr>
-            <w:tcW w:w="4882" w:type="dxa"/>
-            <w:tcBorders>
-              <w:top w:val="single" w:color="0070C0" w:sz="4" w:space="0"/>
-              <w:left w:val="single" w:color="0070C0" w:sz="4" w:space="0"/>
-              <w:bottom w:val="single" w:color="0070C0" w:sz="4" w:space="0"/>
-            </w:tcBorders>
-            <w:shd w:val="clear" w:color="auto" w:fill="auto"/>
-            <w:vAlign w:val="center"/>
-          </w:tcPr>
-          <w:p>
-            <w:pPr>
-              <w:jc w:val="both"/>
-              <w:rPr>
-                <w:rFonts w:hint="eastAsia" w:ascii="Times New Roman" w:hAnsi="Times New Roman" w:eastAsia="微软雅黑" w:cs="Times New Roman"/>
-                <w:bCs/>
-                <w:color w:val="000000"/>
-                <w:sz w:val="21"/>
-                <w:szCs w:val="21"/>
-                <w:lang w:val="en-US" w:eastAsia="zh-CN" w:bidi="ar-SA"/>
-              </w:rPr>
-            </w:pPr>
-            <w:r>
-              <w:rPr>
-                <w:rFonts w:ascii="Times New Roman" w:hAnsi="Times New Roman" w:eastAsia="微软雅黑" w:cs="Times New Roman"/>
-                <w:bCs/>
-                <w:color w:val="000000"/>
-                <w:sz w:val="21"/>
-                <w:szCs w:val="21"/>
-                <w:lang w:eastAsia="zh-CN"/>
-              </w:rPr>
-              <w:t>接收时间：</w:t>
-            </w:r>
-            <w:r>
-              <w:rPr>
-                <w:rFonts w:hint="eastAsia" w:ascii="Times New Roman" w:hAnsi="Times New Roman" w:eastAsia="微软雅黑" w:cs="Times New Roman"/>
-                <w:bCs/>
-                <w:color w:val="000000"/>
-                <w:sz w:val="21"/>
-                <w:szCs w:val="21"/>
-                <w:lang w:eastAsia="zh-CN"/>
-              </w:rPr>
-              <w:t>{{ receiveddate }}</w:t>
-            </w:r>
-          </w:p>
-        </w:tc>
-      </w:tr>
-      <w:tr>
-        <w:tblPrEx>
-          <w:tblBorders>
-            <w:top w:val="single" w:color="5A9D46" w:sz="24" w:space="0"/>
-            <w:left w:val="none" w:color="auto" w:sz="0" w:space="0"/>
-            <w:bottom w:val="single" w:color="A4A4A4" w:sz="4" w:space="0"/>
-            <w:right w:val="none" w:color="auto" w:sz="0" w:space="0"/>
-            <w:insideH w:val="single" w:color="A4A4A4" w:sz="4" w:space="0"/>
-            <w:insideV w:val="single" w:color="A4A4A4" w:sz="4" w:space="0"/>
-          </w:tblBorders>
-          <w:tblCellMar>
-            <w:top w:w="0" w:type="dxa"/>
-            <w:left w:w="108" w:type="dxa"/>
-            <w:bottom w:w="0" w:type="dxa"/>
-            <w:right w:w="108" w:type="dxa"/>
-          </w:tblCellMar>
-        </w:tblPrEx>
-        <w:trPr>
-          <w:trHeight w:val="397" w:hRule="atLeast"/>
-          <w:jc w:val="center"/>
-        </w:trPr>
-        <w:tc>
-          <w:tcPr>
-            <w:tcW w:w="4756" w:type="dxa"/>
-            <w:tcBorders>
-              <w:top w:val="single" w:color="0070C0" w:sz="4" w:space="0"/>
-              <w:bottom w:val="single" w:color="0070C0" w:sz="4" w:space="0"/>
-              <w:right w:val="single" w:color="0070C0" w:sz="4" w:space="0"/>
-            </w:tcBorders>
-            <w:shd w:val="clear" w:color="auto" w:fill="auto"/>
-            <w:vAlign w:val="center"/>
-          </w:tcPr>
-          <w:p>
-            <w:pPr>
-              <w:jc w:val="both"/>
-              <w:rPr>
-                <w:rFonts w:ascii="Times New Roman" w:hAnsi="Times New Roman" w:eastAsia="微软雅黑" w:cs="Times New Roman"/>
-                <w:bCs/>
-                <w:color w:val="000000"/>
-                <w:sz w:val="21"/>
-                <w:szCs w:val="21"/>
                 <w:lang w:eastAsia="zh-CN"/>
               </w:rPr>
             </w:pPr>
@@ -2881,6 +2787,7 @@
               <w:jc w:val="both"/>
               <w:rPr>
                 <w:rFonts w:ascii="Times New Roman" w:hAnsi="Times New Roman" w:eastAsia="微软雅黑" w:cs="Times New Roman"/>
+                <w:bCs/>
                 <w:color w:val="000000"/>
                 <w:sz w:val="21"/>
                 <w:szCs w:val="21"/>
@@ -2906,6 +2813,139 @@
                 <w:lang w:eastAsia="zh-CN"/>
               </w:rPr>
               <w:t>{{ specimentype }}</w:t>
+            </w:r>
+          </w:p>
+        </w:tc>
+      </w:tr>
+    </w:tbl>
+    <w:p>
+      <w:pPr>
+        <w:rPr>
+          <w:rFonts w:ascii="Times New Roman" w:hAnsi="Times New Roman" w:eastAsia="微软雅黑" w:cs="Times New Roman"/>
+          <w:b/>
+          <w:color w:val="00B050"/>
+          <w:sz w:val="28"/>
+          <w:szCs w:val="28"/>
+          <w:lang w:eastAsia="zh-CN"/>
+        </w:rPr>
+      </w:pPr>
+    </w:p>
+    <w:tbl>
+      <w:tblPr>
+        <w:tblStyle w:val="14"/>
+        <w:tblpPr w:leftFromText="180" w:rightFromText="180" w:vertAnchor="text" w:horzAnchor="page" w:tblpXSpec="center" w:tblpY="71"/>
+        <w:tblW w:w="9638" w:type="dxa"/>
+        <w:jc w:val="center"/>
+        <w:tblBorders>
+          <w:top w:val="single" w:color="5A9D46" w:sz="24" w:space="0"/>
+          <w:left w:val="none" w:color="auto" w:sz="0" w:space="0"/>
+          <w:bottom w:val="single" w:color="A4A4A4" w:sz="4" w:space="0"/>
+          <w:right w:val="none" w:color="auto" w:sz="0" w:space="0"/>
+          <w:insideH w:val="single" w:color="A4A4A4" w:sz="4" w:space="0"/>
+          <w:insideV w:val="single" w:color="A4A4A4" w:sz="4" w:space="0"/>
+        </w:tblBorders>
+        <w:tblLayout w:type="fixed"/>
+        <w:tblCellMar>
+          <w:top w:w="0" w:type="dxa"/>
+          <w:left w:w="108" w:type="dxa"/>
+          <w:bottom w:w="0" w:type="dxa"/>
+          <w:right w:w="108" w:type="dxa"/>
+        </w:tblCellMar>
+      </w:tblPr>
+      <w:tblGrid>
+        <w:gridCol w:w="4756"/>
+        <w:gridCol w:w="4882"/>
+      </w:tblGrid>
+      <w:tr>
+        <w:tblPrEx>
+          <w:tblBorders>
+            <w:top w:val="single" w:color="5A9D46" w:sz="24" w:space="0"/>
+            <w:left w:val="none" w:color="auto" w:sz="0" w:space="0"/>
+            <w:bottom w:val="single" w:color="A4A4A4" w:sz="4" w:space="0"/>
+            <w:right w:val="none" w:color="auto" w:sz="0" w:space="0"/>
+            <w:insideH w:val="single" w:color="A4A4A4" w:sz="4" w:space="0"/>
+            <w:insideV w:val="single" w:color="A4A4A4" w:sz="4" w:space="0"/>
+          </w:tblBorders>
+          <w:tblCellMar>
+            <w:top w:w="0" w:type="dxa"/>
+            <w:left w:w="108" w:type="dxa"/>
+            <w:bottom w:w="0" w:type="dxa"/>
+            <w:right w:w="108" w:type="dxa"/>
+          </w:tblCellMar>
+        </w:tblPrEx>
+        <w:trPr>
+          <w:trHeight w:val="397" w:hRule="atLeast"/>
+          <w:jc w:val="center"/>
+        </w:trPr>
+        <w:tc>
+          <w:tcPr>
+            <w:tcW w:w="4756" w:type="dxa"/>
+            <w:tcBorders>
+              <w:top w:val="single" w:color="0070C0" w:sz="18" w:space="0"/>
+              <w:bottom w:val="single" w:color="0070C0" w:sz="18" w:space="0"/>
+              <w:right w:val="single" w:color="0070C0" w:sz="4" w:space="0"/>
+            </w:tcBorders>
+            <w:shd w:val="clear" w:color="auto" w:fill="auto"/>
+            <w:vAlign w:val="center"/>
+          </w:tcPr>
+          <w:p>
+            <w:pPr>
+              <w:jc w:val="both"/>
+              <w:rPr>
+                <w:rFonts w:ascii="Times New Roman" w:hAnsi="Times New Roman" w:eastAsia="微软雅黑" w:cs="Times New Roman"/>
+                <w:bCs/>
+                <w:color w:val="000000"/>
+                <w:sz w:val="21"/>
+                <w:szCs w:val="21"/>
+                <w:lang w:eastAsia="zh-CN"/>
+              </w:rPr>
+            </w:pPr>
+            <w:r>
+              <w:rPr>
+                <w:rFonts w:hint="default" w:ascii="Times New Roman" w:hAnsi="Times New Roman" w:eastAsia="微软雅黑" w:cs="Times New Roman"/>
+                <w:bCs/>
+                <w:color w:val="000000"/>
+                <w:sz w:val="21"/>
+                <w:szCs w:val="21"/>
+                <w:lang w:eastAsia="zh-CN"/>
+              </w:rPr>
+              <w:t>送检医院：{{ hospital }}</w:t>
+            </w:r>
+          </w:p>
+        </w:tc>
+        <w:tc>
+          <w:tcPr>
+            <w:tcW w:w="4882" w:type="dxa"/>
+            <w:tcBorders>
+              <w:top w:val="single" w:color="0070C0" w:sz="18" w:space="0"/>
+              <w:left w:val="single" w:color="0070C0" w:sz="4" w:space="0"/>
+              <w:bottom w:val="single" w:color="0070C0" w:sz="18" w:space="0"/>
+            </w:tcBorders>
+            <w:shd w:val="clear" w:color="auto" w:fill="auto"/>
+            <w:vAlign w:val="center"/>
+          </w:tcPr>
+          <w:p>
+            <w:pPr>
+              <w:jc w:val="both"/>
+              <w:rPr>
+                <w:rFonts w:ascii="Times New Roman" w:hAnsi="Times New Roman" w:eastAsia="微软雅黑" w:cs="Times New Roman"/>
+                <w:bCs/>
+                <w:color w:val="000000"/>
+                <w:sz w:val="21"/>
+                <w:szCs w:val="21"/>
+                <w:lang w:eastAsia="zh-CN"/>
+              </w:rPr>
+            </w:pPr>
+            <w:r>
+              <w:rPr>
+                <w:rFonts w:hint="default" w:ascii="Times New Roman" w:hAnsi="Times New Roman" w:eastAsia="微软雅黑" w:cs="Times New Roman"/>
+                <w:bCs/>
+                <w:color w:val="000000"/>
+                <w:sz w:val="21"/>
+                <w:szCs w:val="21"/>
+                <w:lang w:eastAsia="zh-CN"/>
+              </w:rPr>
+              <w:t>门诊/住院号：{{ room }}</w:t>
             </w:r>
           </w:p>
         </w:tc>
@@ -2931,6 +2971,8 @@
           </w14:shadow>
         </w:rPr>
       </w:pPr>
+      <w:bookmarkStart w:id="50" w:name="_GoBack"/>
+      <w:bookmarkEnd w:id="50"/>
     </w:p>
     <w:p>
       <w:pPr>
@@ -3038,14 +3080,14 @@
           <w:szCs w:val="32"/>
         </w:rPr>
       </w:pPr>
-      <w:bookmarkStart w:id="10" w:name="_Toc25920"/>
-      <w:bookmarkStart w:id="11" w:name="_Toc18058"/>
-      <w:bookmarkStart w:id="12" w:name="_Toc6221_WPSOffice_Level1"/>
+      <w:bookmarkStart w:id="10" w:name="_Toc1410"/>
+      <w:bookmarkStart w:id="11" w:name="_Toc3871"/>
+      <w:bookmarkStart w:id="12" w:name="_Toc4088"/>
       <w:bookmarkStart w:id="13" w:name="_Toc23369_WPSOffice_Level1"/>
-      <w:bookmarkStart w:id="14" w:name="_Toc3871"/>
-      <w:bookmarkStart w:id="15" w:name="_Toc4088"/>
-      <w:bookmarkStart w:id="16" w:name="_Toc2563"/>
-      <w:bookmarkStart w:id="17" w:name="_Toc1410"/>
+      <w:bookmarkStart w:id="14" w:name="_Toc2563"/>
+      <w:bookmarkStart w:id="15" w:name="_Toc25920"/>
+      <w:bookmarkStart w:id="16" w:name="_Toc18058"/>
+      <w:bookmarkStart w:id="17" w:name="_Toc6221_WPSOffice_Level1"/>
       <w:bookmarkStart w:id="18" w:name="_Toc18702"/>
       <w:bookmarkStart w:id="19" w:name="_Toc25249"/>
       <w:bookmarkStart w:id="20" w:name="_Toc24028"/>
@@ -3447,12 +3489,6 @@
             <w:insideH w:val="single" w:color="A4A4A4" w:sz="4" w:space="0"/>
             <w:insideV w:val="single" w:color="A4A4A4" w:sz="4" w:space="0"/>
           </w:tblBorders>
-          <w:tblCellMar>
-            <w:top w:w="0" w:type="dxa"/>
-            <w:left w:w="0" w:type="dxa"/>
-            <w:bottom w:w="0" w:type="dxa"/>
-            <w:right w:w="0" w:type="dxa"/>
-          </w:tblCellMar>
         </w:tblPrEx>
         <w:trPr>
           <w:trHeight w:val="397" w:hRule="atLeast"/>
@@ -3930,16 +3966,16 @@
           <w:lang w:val="en-US" w:eastAsia="zh-CN"/>
         </w:rPr>
       </w:pPr>
-      <w:bookmarkStart w:id="21" w:name="_Toc2781"/>
-      <w:bookmarkStart w:id="22" w:name="_Toc19898_WPSOffice_Level1"/>
+      <w:bookmarkStart w:id="21" w:name="_Toc26145"/>
+      <w:bookmarkStart w:id="22" w:name="_Toc2781"/>
       <w:bookmarkStart w:id="23" w:name="_Toc22132"/>
-      <w:bookmarkStart w:id="24" w:name="_Toc26145"/>
-      <w:bookmarkStart w:id="25" w:name="_Toc12381"/>
-      <w:bookmarkStart w:id="26" w:name="_Toc19184"/>
-      <w:bookmarkStart w:id="27" w:name="_Toc20608"/>
-      <w:bookmarkStart w:id="28" w:name="_Toc20136_WPSOffice_Level1"/>
+      <w:bookmarkStart w:id="24" w:name="_Toc12381"/>
+      <w:bookmarkStart w:id="25" w:name="_Toc19898_WPSOffice_Level1"/>
+      <w:bookmarkStart w:id="26" w:name="_Toc20136_WPSOffice_Level1"/>
+      <w:bookmarkStart w:id="27" w:name="_Toc14062"/>
+      <w:bookmarkStart w:id="28" w:name="_Toc19184"/>
       <w:bookmarkStart w:id="29" w:name="_Toc284"/>
-      <w:bookmarkStart w:id="30" w:name="_Toc14062"/>
+      <w:bookmarkStart w:id="30" w:name="_Toc20608"/>
       <w:r>
         <w:rPr>
           <w:rFonts w:hint="eastAsia" w:ascii="Times New Roman" w:hAnsi="Times New Roman" w:eastAsia="微软雅黑" w:cs="Times New Roman"/>
@@ -4709,7 +4745,7 @@
                 </mc:Choice>
                 <mc:Fallback>
                   <w:pict>
-                    <v:group id="_x0000_s1026" o:spid="_x0000_s1026" o:spt="203" style="position:absolute;left:0pt;margin-left:-6.15pt;margin-top:-8.25pt;height:45.05pt;width:230.5pt;z-index:251662336;mso-width-relative:page;mso-height-relative:page;" coordorigin="19199,21203" coordsize="4610,901" o:gfxdata="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">
+                    <v:group id="_x0000_s1026" o:spid="_x0000_s1026" o:spt="203" style="position:absolute;left:0pt;margin-left:-6.15pt;margin-top:-8.25pt;height:45.05pt;width:230.5pt;z-index:251662336;mso-width-relative:page;mso-height-relative:page;" coordorigin="19199,21203" coordsize="4610,901" o:gfxdata="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">
                       <o:lock v:ext="edit" aspectratio="f"/>
                       <v:shape id="图片 1" o:spid="_x0000_s1026" o:spt="75" type="#_x0000_t75" style="position:absolute;left:19199;top:21203;height:901;width:1672;" filled="f" o:preferrelative="t" stroked="f" coordsize="21600,21600" o:gfxdata="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">
                         <v:fill on="f" focussize="0,0"/>
@@ -6581,8 +6617,8 @@
           <w:szCs w:val="32"/>
         </w:rPr>
       </w:pPr>
-      <w:bookmarkStart w:id="37" w:name="_Toc19254"/>
-      <w:bookmarkStart w:id="38" w:name="_Toc17639"/>
+      <w:bookmarkStart w:id="37" w:name="_Toc17639"/>
+      <w:bookmarkStart w:id="38" w:name="_Toc19254"/>
       <w:bookmarkStart w:id="39" w:name="_Toc10987"/>
       <w:r>
         <w:rPr>
@@ -6614,15 +6650,15 @@
           <w:lang w:val="en-US" w:eastAsia="zh-CN"/>
         </w:rPr>
       </w:pPr>
-      <w:bookmarkStart w:id="40" w:name="_Toc19646"/>
-      <w:bookmarkStart w:id="41" w:name="_Toc15840_WPSOffice_Level1"/>
+      <w:bookmarkStart w:id="40" w:name="_Toc15840_WPSOffice_Level1"/>
+      <w:bookmarkStart w:id="41" w:name="_Toc14255_WPSOffice_Level1"/>
       <w:bookmarkStart w:id="42" w:name="_Toc21064"/>
       <w:bookmarkStart w:id="43" w:name="_Toc12193"/>
-      <w:bookmarkStart w:id="44" w:name="_Toc24085_WPSOffice_Level1"/>
-      <w:bookmarkStart w:id="45" w:name="_Toc9066"/>
+      <w:bookmarkStart w:id="44" w:name="_Toc3674"/>
+      <w:bookmarkStart w:id="45" w:name="_Toc24085_WPSOffice_Level1"/>
       <w:bookmarkStart w:id="46" w:name="_Toc9914"/>
-      <w:bookmarkStart w:id="47" w:name="_Toc3674"/>
-      <w:bookmarkStart w:id="48" w:name="_Toc14255_WPSOffice_Level1"/>
+      <w:bookmarkStart w:id="47" w:name="_Toc19646"/>
+      <w:bookmarkStart w:id="48" w:name="_Toc9066"/>
       <w:r>
         <w:rPr>
           <w:rFonts w:hint="eastAsia"/>
@@ -9374,8 +9410,6 @@
           <w:lang w:eastAsia="zh-CN"/>
         </w:rPr>
       </w:pPr>
-      <w:bookmarkStart w:id="50" w:name="_GoBack"/>
-      <w:bookmarkEnd w:id="50"/>
       <w:r>
         <w:rPr>
           <w:rFonts w:hint="eastAsia" w:ascii="Times New Roman" w:hAnsi="Times New Roman" w:eastAsia="微软雅黑" w:cs="Times New Roman"/>

--- a/WebContent/docx/实体瘤分子残留病灶MRD检测报告-基智远.docx
+++ b/WebContent/docx/实体瘤分子残留病灶MRD检测报告-基智远.docx
@@ -2224,14 +2224,14 @@
           <w:docGrid w:linePitch="299" w:charSpace="0"/>
         </w:sectPr>
       </w:pPr>
-      <w:bookmarkStart w:id="0" w:name="_Toc24178_WPSOffice_Level1"/>
-      <w:bookmarkStart w:id="1" w:name="_Toc32054"/>
-      <w:bookmarkStart w:id="2" w:name="_Toc30143_WPSOffice_Level1"/>
+      <w:bookmarkStart w:id="0" w:name="_Toc27500"/>
+      <w:bookmarkStart w:id="1" w:name="_Toc21009_WPSOffice_Level1"/>
+      <w:bookmarkStart w:id="2" w:name="_Toc21669"/>
       <w:bookmarkStart w:id="3" w:name="_Toc24397"/>
-      <w:bookmarkStart w:id="4" w:name="_Toc13806"/>
-      <w:bookmarkStart w:id="5" w:name="_Toc21009_WPSOffice_Level1"/>
-      <w:bookmarkStart w:id="6" w:name="_Toc27500"/>
-      <w:bookmarkStart w:id="7" w:name="_Toc21669"/>
+      <w:bookmarkStart w:id="4" w:name="_Toc30143_WPSOffice_Level1"/>
+      <w:bookmarkStart w:id="5" w:name="_Toc24178_WPSOffice_Level1"/>
+      <w:bookmarkStart w:id="6" w:name="_Toc32054"/>
+      <w:bookmarkStart w:id="7" w:name="_Toc13806"/>
     </w:p>
     <w:p>
       <w:pPr>
@@ -2971,8 +2971,6 @@
           </w14:shadow>
         </w:rPr>
       </w:pPr>
-      <w:bookmarkStart w:id="50" w:name="_GoBack"/>
-      <w:bookmarkEnd w:id="50"/>
     </w:p>
     <w:p>
       <w:pPr>
@@ -3080,16 +3078,16 @@
           <w:szCs w:val="32"/>
         </w:rPr>
       </w:pPr>
-      <w:bookmarkStart w:id="10" w:name="_Toc1410"/>
-      <w:bookmarkStart w:id="11" w:name="_Toc3871"/>
-      <w:bookmarkStart w:id="12" w:name="_Toc4088"/>
-      <w:bookmarkStart w:id="13" w:name="_Toc23369_WPSOffice_Level1"/>
-      <w:bookmarkStart w:id="14" w:name="_Toc2563"/>
-      <w:bookmarkStart w:id="15" w:name="_Toc25920"/>
-      <w:bookmarkStart w:id="16" w:name="_Toc18058"/>
-      <w:bookmarkStart w:id="17" w:name="_Toc6221_WPSOffice_Level1"/>
-      <w:bookmarkStart w:id="18" w:name="_Toc18702"/>
-      <w:bookmarkStart w:id="19" w:name="_Toc25249"/>
+      <w:bookmarkStart w:id="10" w:name="_Toc18058"/>
+      <w:bookmarkStart w:id="11" w:name="_Toc23369_WPSOffice_Level1"/>
+      <w:bookmarkStart w:id="12" w:name="_Toc3871"/>
+      <w:bookmarkStart w:id="13" w:name="_Toc2563"/>
+      <w:bookmarkStart w:id="14" w:name="_Toc1410"/>
+      <w:bookmarkStart w:id="15" w:name="_Toc6221_WPSOffice_Level1"/>
+      <w:bookmarkStart w:id="16" w:name="_Toc25920"/>
+      <w:bookmarkStart w:id="17" w:name="_Toc4088"/>
+      <w:bookmarkStart w:id="18" w:name="_Toc25249"/>
+      <w:bookmarkStart w:id="19" w:name="_Toc18702"/>
       <w:bookmarkStart w:id="20" w:name="_Toc24028"/>
       <w:r>
         <w:rPr>
@@ -3489,6 +3487,12 @@
             <w:insideH w:val="single" w:color="A4A4A4" w:sz="4" w:space="0"/>
             <w:insideV w:val="single" w:color="A4A4A4" w:sz="4" w:space="0"/>
           </w:tblBorders>
+          <w:tblCellMar>
+            <w:top w:w="0" w:type="dxa"/>
+            <w:left w:w="0" w:type="dxa"/>
+            <w:bottom w:w="0" w:type="dxa"/>
+            <w:right w:w="0" w:type="dxa"/>
+          </w:tblCellMar>
         </w:tblPrEx>
         <w:trPr>
           <w:trHeight w:val="397" w:hRule="atLeast"/>
@@ -3966,16 +3970,16 @@
           <w:lang w:val="en-US" w:eastAsia="zh-CN"/>
         </w:rPr>
       </w:pPr>
-      <w:bookmarkStart w:id="21" w:name="_Toc26145"/>
-      <w:bookmarkStart w:id="22" w:name="_Toc2781"/>
-      <w:bookmarkStart w:id="23" w:name="_Toc22132"/>
+      <w:bookmarkStart w:id="21" w:name="_Toc22132"/>
+      <w:bookmarkStart w:id="22" w:name="_Toc19184"/>
+      <w:bookmarkStart w:id="23" w:name="_Toc19898_WPSOffice_Level1"/>
       <w:bookmarkStart w:id="24" w:name="_Toc12381"/>
-      <w:bookmarkStart w:id="25" w:name="_Toc19898_WPSOffice_Level1"/>
-      <w:bookmarkStart w:id="26" w:name="_Toc20136_WPSOffice_Level1"/>
-      <w:bookmarkStart w:id="27" w:name="_Toc14062"/>
-      <w:bookmarkStart w:id="28" w:name="_Toc19184"/>
-      <w:bookmarkStart w:id="29" w:name="_Toc284"/>
-      <w:bookmarkStart w:id="30" w:name="_Toc20608"/>
+      <w:bookmarkStart w:id="25" w:name="_Toc284"/>
+      <w:bookmarkStart w:id="26" w:name="_Toc20608"/>
+      <w:bookmarkStart w:id="27" w:name="_Toc20136_WPSOffice_Level1"/>
+      <w:bookmarkStart w:id="28" w:name="_Toc26145"/>
+      <w:bookmarkStart w:id="29" w:name="_Toc2781"/>
+      <w:bookmarkStart w:id="30" w:name="_Toc14062"/>
       <w:r>
         <w:rPr>
           <w:rFonts w:hint="eastAsia" w:ascii="Times New Roman" w:hAnsi="Times New Roman" w:eastAsia="微软雅黑" w:cs="Times New Roman"/>
@@ -4310,14 +4314,6 @@
         </w:tc>
       </w:tr>
       <w:tr>
-        <w:tblPrEx>
-          <w:tblCellMar>
-            <w:top w:w="0" w:type="dxa"/>
-            <w:left w:w="0" w:type="dxa"/>
-            <w:bottom w:w="0" w:type="dxa"/>
-            <w:right w:w="0" w:type="dxa"/>
-          </w:tblCellMar>
-        </w:tblPrEx>
         <w:trPr>
           <w:trHeight w:val="457" w:hRule="exact"/>
           <w:jc w:val="right"/>
@@ -6652,13 +6648,13 @@
       </w:pPr>
       <w:bookmarkStart w:id="40" w:name="_Toc15840_WPSOffice_Level1"/>
       <w:bookmarkStart w:id="41" w:name="_Toc14255_WPSOffice_Level1"/>
-      <w:bookmarkStart w:id="42" w:name="_Toc21064"/>
+      <w:bookmarkStart w:id="42" w:name="_Toc24085_WPSOffice_Level1"/>
       <w:bookmarkStart w:id="43" w:name="_Toc12193"/>
-      <w:bookmarkStart w:id="44" w:name="_Toc3674"/>
-      <w:bookmarkStart w:id="45" w:name="_Toc24085_WPSOffice_Level1"/>
-      <w:bookmarkStart w:id="46" w:name="_Toc9914"/>
-      <w:bookmarkStart w:id="47" w:name="_Toc19646"/>
-      <w:bookmarkStart w:id="48" w:name="_Toc9066"/>
+      <w:bookmarkStart w:id="44" w:name="_Toc21064"/>
+      <w:bookmarkStart w:id="45" w:name="_Toc9066"/>
+      <w:bookmarkStart w:id="46" w:name="_Toc19646"/>
+      <w:bookmarkStart w:id="47" w:name="_Toc9914"/>
+      <w:bookmarkStart w:id="48" w:name="_Toc3674"/>
       <w:r>
         <w:rPr>
           <w:rFonts w:hint="eastAsia"/>
@@ -7965,12 +7961,6 @@
             <w:insideH w:val="single" w:color="A4A4A4" w:sz="4" w:space="0"/>
             <w:insideV w:val="single" w:color="A4A4A4" w:sz="4" w:space="0"/>
           </w:tblBorders>
-          <w:tblCellMar>
-            <w:top w:w="0" w:type="dxa"/>
-            <w:left w:w="0" w:type="dxa"/>
-            <w:bottom w:w="0" w:type="dxa"/>
-            <w:right w:w="0" w:type="dxa"/>
-          </w:tblCellMar>
         </w:tblPrEx>
         <w:trPr>
           <w:trHeight w:val="512" w:hRule="atLeast"/>
@@ -8488,32 +8478,22 @@
         <w:spacing w:line="270" w:lineRule="exact"/>
         <w:ind w:left="613" w:leftChars="150" w:hanging="283"/>
         <w:rPr>
-          <w:rFonts w:ascii="Times New Roman" w:hAnsi="Times New Roman" w:eastAsia="微软雅黑" w:cs="Times New Roman"/>
-          <w:bCs/>
-          <w:sz w:val="18"/>
-          <w:szCs w:val="18"/>
-          <w:lang w:eastAsia="zh-CN"/>
-        </w:rPr>
-      </w:pPr>
-      <w:r>
-        <w:rPr>
-          <w:rFonts w:ascii="Times New Roman" w:hAnsi="Times New Roman" w:eastAsia="微软雅黑" w:cs="Times New Roman"/>
-          <w:bCs/>
-          <w:sz w:val="18"/>
-          <w:szCs w:val="18"/>
-          <w:lang w:eastAsia="zh-CN"/>
-        </w:rPr>
-        <w:t>A级：有主带，或降解均匀且降解区域主要集中在5000bp以上</w:t>
-      </w:r>
-      <w:r>
-        <w:rPr>
           <w:rFonts w:hint="eastAsia" w:ascii="Times New Roman" w:hAnsi="Times New Roman" w:eastAsia="微软雅黑" w:cs="Times New Roman"/>
           <w:bCs/>
           <w:sz w:val="18"/>
           <w:szCs w:val="18"/>
           <w:lang w:eastAsia="zh-CN"/>
         </w:rPr>
-        <w:t>；</w:t>
+      </w:pPr>
+      <w:r>
+        <w:rPr>
+          <w:rFonts w:hint="eastAsia" w:ascii="Times New Roman" w:hAnsi="Times New Roman" w:eastAsia="微软雅黑" w:cs="Times New Roman"/>
+          <w:bCs/>
+          <w:sz w:val="18"/>
+          <w:szCs w:val="18"/>
+          <w:lang w:eastAsia="zh-CN"/>
+        </w:rPr>
+        <w:t>A级：有主带，且主带条带清晰，有轻微降解；</w:t>
       </w:r>
     </w:p>
     <w:p>
@@ -8525,32 +8505,22 @@
         <w:spacing w:line="270" w:lineRule="exact"/>
         <w:ind w:left="613" w:leftChars="150" w:hanging="283"/>
         <w:rPr>
-          <w:rFonts w:ascii="Times New Roman" w:hAnsi="Times New Roman" w:eastAsia="微软雅黑" w:cs="Times New Roman"/>
-          <w:bCs/>
-          <w:sz w:val="18"/>
-          <w:szCs w:val="18"/>
-          <w:lang w:eastAsia="zh-CN"/>
-        </w:rPr>
-      </w:pPr>
-      <w:r>
-        <w:rPr>
-          <w:rFonts w:ascii="Times New Roman" w:hAnsi="Times New Roman" w:eastAsia="微软雅黑" w:cs="Times New Roman"/>
-          <w:bCs/>
-          <w:sz w:val="18"/>
-          <w:szCs w:val="18"/>
-          <w:lang w:eastAsia="zh-CN"/>
-        </w:rPr>
-        <w:t>B级：无主带，降解均匀且降解区域主要集中在1500-5000bp之间</w:t>
-      </w:r>
-      <w:r>
-        <w:rPr>
           <w:rFonts w:hint="eastAsia" w:ascii="Times New Roman" w:hAnsi="Times New Roman" w:eastAsia="微软雅黑" w:cs="Times New Roman"/>
           <w:bCs/>
           <w:sz w:val="18"/>
           <w:szCs w:val="18"/>
           <w:lang w:eastAsia="zh-CN"/>
         </w:rPr>
-        <w:t>；</w:t>
+      </w:pPr>
+      <w:r>
+        <w:rPr>
+          <w:rFonts w:hint="eastAsia" w:ascii="Times New Roman" w:hAnsi="Times New Roman" w:eastAsia="微软雅黑" w:cs="Times New Roman"/>
+          <w:bCs/>
+          <w:sz w:val="18"/>
+          <w:szCs w:val="18"/>
+          <w:lang w:eastAsia="zh-CN"/>
+        </w:rPr>
+        <w:t>B级：无主带，降解均匀且降解区域主要集中在5000bp以上；</w:t>
       </w:r>
     </w:p>
     <w:p>
@@ -8562,32 +8532,22 @@
         <w:spacing w:line="270" w:lineRule="exact"/>
         <w:ind w:left="613" w:leftChars="150" w:hanging="283"/>
         <w:rPr>
-          <w:rFonts w:ascii="Times New Roman" w:hAnsi="Times New Roman" w:eastAsia="微软雅黑" w:cs="Times New Roman"/>
-          <w:bCs/>
-          <w:sz w:val="18"/>
-          <w:szCs w:val="18"/>
-          <w:lang w:eastAsia="zh-CN"/>
-        </w:rPr>
-      </w:pPr>
-      <w:r>
-        <w:rPr>
-          <w:rFonts w:ascii="Times New Roman" w:hAnsi="Times New Roman" w:eastAsia="微软雅黑" w:cs="Times New Roman"/>
-          <w:bCs/>
-          <w:sz w:val="18"/>
-          <w:szCs w:val="18"/>
-          <w:lang w:eastAsia="zh-CN"/>
-        </w:rPr>
-        <w:t>C级：无主带，降解均匀且降解区域主要集中在500-1500bp之间</w:t>
-      </w:r>
-      <w:r>
-        <w:rPr>
           <w:rFonts w:hint="eastAsia" w:ascii="Times New Roman" w:hAnsi="Times New Roman" w:eastAsia="微软雅黑" w:cs="Times New Roman"/>
           <w:bCs/>
           <w:sz w:val="18"/>
           <w:szCs w:val="18"/>
           <w:lang w:eastAsia="zh-CN"/>
         </w:rPr>
-        <w:t>；</w:t>
+      </w:pPr>
+      <w:r>
+        <w:rPr>
+          <w:rFonts w:hint="eastAsia" w:ascii="Times New Roman" w:hAnsi="Times New Roman" w:eastAsia="微软雅黑" w:cs="Times New Roman"/>
+          <w:bCs/>
+          <w:sz w:val="18"/>
+          <w:szCs w:val="18"/>
+          <w:lang w:eastAsia="zh-CN"/>
+        </w:rPr>
+        <w:t>C级：无主带，降解均匀且降解区域主要集中在500-5000bp之间；</w:t>
       </w:r>
     </w:p>
     <w:p>
@@ -8608,140 +8568,25 @@
       </w:pPr>
       <w:r>
         <w:rPr>
-          <w:rFonts w:ascii="Times New Roman" w:hAnsi="Times New Roman" w:eastAsia="微软雅黑" w:cs="Times New Roman"/>
-          <w:bCs/>
-          <w:spacing w:val="3"/>
-          <w:sz w:val="18"/>
-          <w:szCs w:val="18"/>
-          <w:lang w:eastAsia="zh-CN"/>
-        </w:rPr>
-        <w:t>D级</w:t>
-      </w:r>
-      <w:r>
-        <w:rPr>
-          <w:rFonts w:ascii="Times New Roman" w:hAnsi="Times New Roman" w:eastAsia="微软雅黑" w:cs="Times New Roman"/>
+          <w:rFonts w:hint="eastAsia" w:ascii="Times New Roman" w:hAnsi="Times New Roman" w:eastAsia="微软雅黑" w:cs="Times New Roman"/>
           <w:bCs/>
           <w:sz w:val="18"/>
           <w:szCs w:val="18"/>
           <w:lang w:eastAsia="zh-CN"/>
         </w:rPr>
-        <w:t>（</w:t>
-      </w:r>
-      <w:r>
-        <w:rPr>
-          <w:rFonts w:ascii="Times New Roman" w:hAnsi="Times New Roman" w:eastAsia="微软雅黑" w:cs="Times New Roman"/>
-          <w:bCs/>
-          <w:spacing w:val="1"/>
-          <w:sz w:val="18"/>
-          <w:szCs w:val="18"/>
-          <w:lang w:eastAsia="zh-CN"/>
-        </w:rPr>
-        <w:t>不合格</w:t>
-      </w:r>
-      <w:r>
-        <w:rPr>
-          <w:rFonts w:ascii="Times New Roman" w:hAnsi="Times New Roman" w:eastAsia="微软雅黑" w:cs="Times New Roman"/>
-          <w:bCs/>
-          <w:spacing w:val="-90"/>
-          <w:sz w:val="18"/>
-          <w:szCs w:val="18"/>
-          <w:lang w:eastAsia="zh-CN"/>
-        </w:rPr>
-        <w:t>）</w:t>
-      </w:r>
-      <w:r>
-        <w:rPr>
-          <w:rFonts w:ascii="Times New Roman" w:hAnsi="Times New Roman" w:eastAsia="微软雅黑" w:cs="Times New Roman"/>
+        <w:t>D级：无主带，降解区域集中在500bp以</w:t>
+      </w:r>
+      <w:bookmarkStart w:id="50" w:name="_GoBack"/>
+      <w:bookmarkEnd w:id="50"/>
+      <w:r>
+        <w:rPr>
+          <w:rFonts w:hint="eastAsia" w:ascii="Times New Roman" w:hAnsi="Times New Roman" w:eastAsia="微软雅黑" w:cs="Times New Roman"/>
           <w:bCs/>
           <w:sz w:val="18"/>
           <w:szCs w:val="18"/>
           <w:lang w:eastAsia="zh-CN"/>
         </w:rPr>
-        <w:t>）：无主带，降解均匀且降解区域主要集中在500-1500bp</w:t>
-      </w:r>
-      <w:r>
-        <w:rPr>
-          <w:rFonts w:ascii="Times New Roman" w:hAnsi="Times New Roman" w:eastAsia="微软雅黑" w:cs="Times New Roman"/>
-          <w:bCs/>
-          <w:spacing w:val="-1"/>
-          <w:sz w:val="18"/>
-          <w:szCs w:val="18"/>
-          <w:lang w:eastAsia="zh-CN"/>
-        </w:rPr>
-        <w:t>之间，但总量介于</w:t>
-      </w:r>
-      <w:r>
-        <w:rPr>
-          <w:rFonts w:ascii="Times New Roman" w:hAnsi="Times New Roman" w:eastAsia="微软雅黑" w:cs="Times New Roman"/>
-          <w:bCs/>
-          <w:sz w:val="18"/>
-          <w:szCs w:val="18"/>
-          <w:lang w:eastAsia="zh-CN"/>
-        </w:rPr>
-        <w:t>100ng</w:t>
-      </w:r>
-      <w:r>
-        <w:rPr>
-          <w:rFonts w:ascii="Times New Roman" w:hAnsi="Times New Roman" w:eastAsia="微软雅黑" w:cs="Times New Roman"/>
-          <w:bCs/>
-          <w:spacing w:val="-3"/>
-          <w:sz w:val="18"/>
-          <w:szCs w:val="18"/>
-          <w:lang w:eastAsia="zh-CN"/>
-        </w:rPr>
-        <w:t>到</w:t>
-      </w:r>
-      <w:r>
-        <w:rPr>
-          <w:rFonts w:ascii="Times New Roman" w:hAnsi="Times New Roman" w:eastAsia="微软雅黑" w:cs="Times New Roman"/>
-          <w:bCs/>
-          <w:sz w:val="18"/>
-          <w:szCs w:val="18"/>
-          <w:lang w:eastAsia="zh-CN"/>
-        </w:rPr>
-        <w:t>300ng之间；或降解区</w:t>
-      </w:r>
-      <w:r>
-        <w:rPr>
-          <w:rFonts w:ascii="Times New Roman" w:hAnsi="Times New Roman" w:eastAsia="微软雅黑" w:cs="Times New Roman"/>
-          <w:bCs/>
-          <w:spacing w:val="-2"/>
-          <w:sz w:val="18"/>
-          <w:szCs w:val="18"/>
-          <w:lang w:eastAsia="zh-CN"/>
-        </w:rPr>
-        <w:t>域弥散在</w:t>
-      </w:r>
-      <w:r>
-        <w:rPr>
-          <w:rFonts w:ascii="Times New Roman" w:hAnsi="Times New Roman" w:eastAsia="微软雅黑" w:cs="Times New Roman"/>
-          <w:bCs/>
-          <w:sz w:val="18"/>
-          <w:szCs w:val="18"/>
-          <w:lang w:eastAsia="zh-CN"/>
-        </w:rPr>
-        <w:t>150-1000bp</w:t>
-      </w:r>
-      <w:r>
-        <w:rPr>
-          <w:rFonts w:ascii="Times New Roman" w:hAnsi="Times New Roman" w:eastAsia="微软雅黑" w:cs="Times New Roman"/>
-          <w:bCs/>
-          <w:spacing w:val="-2"/>
-          <w:sz w:val="18"/>
-          <w:szCs w:val="18"/>
-          <w:lang w:eastAsia="zh-CN"/>
-        </w:rPr>
-        <w:t>，或集中在</w:t>
-      </w:r>
-      <w:r>
-        <w:rPr>
-          <w:rFonts w:ascii="Times New Roman" w:hAnsi="Times New Roman" w:eastAsia="微软雅黑" w:cs="Times New Roman"/>
-          <w:bCs/>
-          <w:sz w:val="18"/>
-          <w:szCs w:val="18"/>
-          <w:lang w:eastAsia="zh-CN"/>
-        </w:rPr>
-        <w:t>500bp以下。</w:t>
+        <w:t>下，或总量低于100ng。</w:t>
       </w:r>
     </w:p>
     <w:p>
@@ -9022,7 +8867,7 @@
           <w:highlight w:val="none"/>
           <w:lang w:eastAsia="zh-CN"/>
         </w:rPr>
-        <w:t>，基于Illumina测序平台的二代高通</w:t>
+        <w:t>，基于二代高通</w:t>
       </w:r>
       <w:r>
         <w:rPr>
@@ -9107,13 +8952,23 @@
       </w:pPr>
       <w:r>
         <w:rPr>
+          <w:rFonts w:hint="default" w:ascii="Times New Roman" w:hAnsi="Times New Roman" w:eastAsia="微软雅黑" w:cs="Times New Roman"/>
+          <w:bCs/>
+          <w:sz w:val="21"/>
+          <w:szCs w:val="21"/>
+          <w:lang w:eastAsia="zh-CN"/>
+        </w:rPr>
+        <w:t>本报告仅对送检样本负责，报告结果仅供参考，不代表临床决策意见，不作为临床诊断的依据。临床决策和诊断需要临床医生根据检测者各项检测结果进行综合评判</w:t>
+      </w:r>
+      <w:r>
+        <w:rPr>
           <w:rFonts w:hint="eastAsia" w:ascii="Times New Roman" w:hAnsi="Times New Roman" w:eastAsia="微软雅黑" w:cs="Times New Roman"/>
           <w:bCs/>
           <w:sz w:val="21"/>
           <w:szCs w:val="21"/>
           <w:lang w:eastAsia="zh-CN"/>
         </w:rPr>
-        <w:t>本检测仅为临床诊断和治疗决策提供参考和辅助，临床诊断和治疗决策应有临床医生结合受检者的全面临床信息进行综合判断。</w:t>
+        <w:t>。</w:t>
       </w:r>
     </w:p>
     <w:p>
@@ -9583,6 +9438,1121 @@
     </w:p>
     <w:p>
       <w:pPr>
+        <w:rPr>
+          <w:rFonts w:ascii="Times New Roman" w:hAnsi="Times New Roman" w:eastAsia="微软雅黑" w:cs="Times New Roman"/>
+          <w:sz w:val="24"/>
+          <w:szCs w:val="24"/>
+          <w:lang w:eastAsia="zh-CN"/>
+        </w:rPr>
+      </w:pPr>
+      <w:r>
+        <w:rPr>
+          <w:rFonts w:hint="eastAsia" w:ascii="Times New Roman" w:hAnsi="Times New Roman" w:eastAsia="微软雅黑" w:cs="Times New Roman"/>
+          <w:sz w:val="24"/>
+          <w:szCs w:val="24"/>
+          <w:lang w:eastAsia="zh-CN"/>
+        </w:rPr>
+        <w:t xml:space="preserve">{% if testedby == </w:t>
+      </w:r>
+      <w:r>
+        <w:rPr>
+          <w:rFonts w:ascii="Times New Roman" w:hAnsi="Times New Roman" w:eastAsia="微软雅黑" w:cs="Times New Roman"/>
+          <w:sz w:val="24"/>
+          <w:szCs w:val="24"/>
+          <w:lang w:eastAsia="zh-CN"/>
+        </w:rPr>
+        <w:t>“</w:t>
+      </w:r>
+      <w:r>
+        <w:rPr>
+          <w:rFonts w:hint="eastAsia" w:ascii="Times New Roman" w:hAnsi="Times New Roman" w:eastAsia="微软雅黑" w:cs="Times New Roman"/>
+          <w:sz w:val="24"/>
+          <w:szCs w:val="24"/>
+          <w:lang w:eastAsia="zh-CN"/>
+        </w:rPr>
+        <w:t>1</w:t>
+      </w:r>
+      <w:r>
+        <w:rPr>
+          <w:rFonts w:ascii="Times New Roman" w:hAnsi="Times New Roman" w:eastAsia="微软雅黑" w:cs="Times New Roman"/>
+          <w:sz w:val="24"/>
+          <w:szCs w:val="24"/>
+          <w:lang w:eastAsia="zh-CN"/>
+        </w:rPr>
+        <w:t>”</w:t>
+      </w:r>
+      <w:r>
+        <w:rPr>
+          <w:rFonts w:hint="eastAsia" w:ascii="Times New Roman" w:hAnsi="Times New Roman" w:eastAsia="微软雅黑" w:cs="Times New Roman"/>
+          <w:sz w:val="24"/>
+          <w:szCs w:val="24"/>
+          <w:lang w:eastAsia="zh-CN"/>
+        </w:rPr>
+        <w:t xml:space="preserve"> %}</w:t>
+      </w:r>
+    </w:p>
+    <w:p>
+      <w:pPr>
+        <w:rPr>
+          <w:lang w:eastAsia="zh-CN"/>
+        </w:rPr>
+      </w:pPr>
+    </w:p>
+    <w:tbl>
+      <w:tblPr>
+        <w:tblStyle w:val="37"/>
+        <w:tblW w:w="6772" w:type="dxa"/>
+        <w:tblInd w:w="0" w:type="dxa"/>
+        <w:tblLayout w:type="fixed"/>
+        <w:tblCellMar>
+          <w:top w:w="0" w:type="dxa"/>
+          <w:left w:w="0" w:type="dxa"/>
+          <w:bottom w:w="0" w:type="dxa"/>
+          <w:right w:w="0" w:type="dxa"/>
+        </w:tblCellMar>
+      </w:tblPr>
+      <w:tblGrid>
+        <w:gridCol w:w="1272"/>
+        <w:gridCol w:w="2040"/>
+        <w:gridCol w:w="1166"/>
+        <w:gridCol w:w="2294"/>
+      </w:tblGrid>
+      <w:tr>
+        <w:tblPrEx>
+          <w:tblCellMar>
+            <w:top w:w="0" w:type="dxa"/>
+            <w:left w:w="0" w:type="dxa"/>
+            <w:bottom w:w="0" w:type="dxa"/>
+            <w:right w:w="0" w:type="dxa"/>
+          </w:tblCellMar>
+        </w:tblPrEx>
+        <w:trPr>
+          <w:trHeight w:val="441" w:hRule="exact"/>
+        </w:trPr>
+        <w:tc>
+          <w:tcPr>
+            <w:tcW w:w="1272" w:type="dxa"/>
+            <w:vAlign w:val="center"/>
+          </w:tcPr>
+          <w:p>
+            <w:pPr>
+              <w:pStyle w:val="20"/>
+              <w:spacing w:before="13"/>
+              <w:ind w:left="13" w:right="95"/>
+              <w:jc w:val="both"/>
+              <w:rPr>
+                <w:rFonts w:ascii="Times New Roman" w:hAnsi="Times New Roman" w:cs="Times New Roman"/>
+                <w:b/>
+                <w:sz w:val="24"/>
+                <w:szCs w:val="24"/>
+              </w:rPr>
+            </w:pPr>
+            <w:r>
+              <w:rPr>
+                <w:rFonts w:ascii="Times New Roman" w:hAnsi="Times New Roman" w:cs="Times New Roman"/>
+                <w:b/>
+                <w:sz w:val="24"/>
+                <w:szCs w:val="24"/>
+              </w:rPr>
+              <w:t>检测人：</w:t>
+            </w:r>
+          </w:p>
+        </w:tc>
+        <w:tc>
+          <w:tcPr>
+            <w:tcW w:w="2040" w:type="dxa"/>
+            <w:vAlign w:val="center"/>
+          </w:tcPr>
+          <w:p>
+            <w:pPr>
+              <w:pStyle w:val="20"/>
+              <w:spacing w:before="13"/>
+              <w:jc w:val="both"/>
+              <w:rPr>
+                <w:rFonts w:ascii="Times New Roman" w:hAnsi="Times New Roman" w:cs="Times New Roman"/>
+                <w:b/>
+                <w:sz w:val="24"/>
+                <w:szCs w:val="24"/>
+              </w:rPr>
+            </w:pPr>
+            <w:r>
+              <w:rPr>
+                <w:sz w:val="22"/>
+              </w:rPr>
+              <mc:AlternateContent>
+                <mc:Choice Requires="wpg">
+                  <w:drawing>
+                    <wp:anchor distT="0" distB="0" distL="114300" distR="114300" simplePos="0" relativeHeight="251668480" behindDoc="0" locked="0" layoutInCell="1" allowOverlap="1">
+                      <wp:simplePos x="0" y="0"/>
+                      <wp:positionH relativeFrom="column">
+                        <wp:posOffset>7620</wp:posOffset>
+                      </wp:positionH>
+                      <wp:positionV relativeFrom="paragraph">
+                        <wp:posOffset>-480060</wp:posOffset>
+                      </wp:positionV>
+                      <wp:extent cx="3058160" cy="1442720"/>
+                      <wp:effectExtent l="0" t="0" r="5080" b="5080"/>
+                      <wp:wrapNone/>
+                      <wp:docPr id="11" name="组合 11"/>
+                      <wp:cNvGraphicFramePr/>
+                      <a:graphic xmlns:a="http://schemas.openxmlformats.org/drawingml/2006/main">
+                        <a:graphicData uri="http://schemas.microsoft.com/office/word/2010/wordprocessingGroup">
+                          <wpg:wgp>
+                            <wpg:cNvGrpSpPr/>
+                            <wpg:grpSpPr>
+                              <a:xfrm>
+                                <a:off x="0" y="0"/>
+                                <a:ext cx="3058160" cy="1442720"/>
+                                <a:chOff x="19211" y="18842"/>
+                                <a:chExt cx="4816" cy="2272"/>
+                              </a:xfrm>
+                            </wpg:grpSpPr>
+                            <wpg:grpSp>
+                              <wpg:cNvPr id="12" name="组合 6"/>
+                              <wpg:cNvGrpSpPr/>
+                              <wpg:grpSpPr>
+                                <a:xfrm>
+                                  <a:off x="19211" y="18842"/>
+                                  <a:ext cx="4816" cy="2273"/>
+                                  <a:chOff x="19199" y="18902"/>
+                                  <a:chExt cx="4816" cy="2273"/>
+                                </a:xfrm>
+                              </wpg:grpSpPr>
+                              <pic:pic xmlns:pic="http://schemas.openxmlformats.org/drawingml/2006/picture">
+                                <pic:nvPicPr>
+                                  <pic:cNvPr id="14" name="图片 6" descr="蔡冬雪"/>
+                                  <pic:cNvPicPr>
+                                    <a:picLocks noChangeAspect="1"/>
+                                  </pic:cNvPicPr>
+                                </pic:nvPicPr>
+                                <pic:blipFill>
+                                  <a:blip r:embed="rId10">
+                                    <a:clrChange>
+                                      <a:clrFrom>
+                                        <a:srgbClr val="FFFFFF">
+                                          <a:alpha val="100000"/>
+                                        </a:srgbClr>
+                                      </a:clrFrom>
+                                      <a:clrTo>
+                                        <a:srgbClr val="FFFFFF">
+                                          <a:alpha val="100000"/>
+                                          <a:alpha val="0"/>
+                                        </a:srgbClr>
+                                      </a:clrTo>
+                                    </a:clrChange>
+                                  </a:blip>
+                                  <a:srcRect l="18656" t="33322" r="18897" b="26699"/>
+                                  <a:stretch>
+                                    <a:fillRect/>
+                                  </a:stretch>
+                                </pic:blipFill>
+                                <pic:spPr>
+                                  <a:xfrm>
+                                    <a:off x="19199" y="19551"/>
+                                    <a:ext cx="1261" cy="566"/>
+                                  </a:xfrm>
+                                  <a:prstGeom prst="rect">
+                                    <a:avLst/>
+                                  </a:prstGeom>
+                                </pic:spPr>
+                              </pic:pic>
+                              <pic:pic xmlns:pic="http://schemas.openxmlformats.org/drawingml/2006/picture">
+                                <pic:nvPicPr>
+                                  <pic:cNvPr id="21" name="图片 25"/>
+                                  <pic:cNvPicPr>
+                                    <a:picLocks noChangeAspect="1" noChangeArrowheads="1"/>
+                                  </pic:cNvPicPr>
+                                </pic:nvPicPr>
+                                <pic:blipFill>
+                                  <a:blip r:embed="rId13">
+                                    <a:extLst>
+                                      <a:ext uri="{28A0092B-C50C-407E-A947-70E740481C1C}">
+                                        <a14:useLocalDpi xmlns:a14="http://schemas.microsoft.com/office/drawing/2010/main" val="0"/>
+                                      </a:ext>
+                                    </a:extLst>
+                                  </a:blip>
+                                  <a:srcRect/>
+                                  <a:stretch>
+                                    <a:fillRect/>
+                                  </a:stretch>
+                                </pic:blipFill>
+                                <pic:spPr>
+                                  <a:xfrm>
+                                    <a:off x="21742" y="18902"/>
+                                    <a:ext cx="2273" cy="2273"/>
+                                  </a:xfrm>
+                                  <a:prstGeom prst="rect">
+                                    <a:avLst/>
+                                  </a:prstGeom>
+                                  <a:noFill/>
+                                  <a:ln>
+                                    <a:noFill/>
+                                  </a:ln>
+                                </pic:spPr>
+                              </pic:pic>
+                            </wpg:grpSp>
+                            <pic:pic xmlns:pic="http://schemas.openxmlformats.org/drawingml/2006/picture">
+                              <pic:nvPicPr>
+                                <pic:cNvPr id="15" name="图片 4" descr="王建丽"/>
+                                <pic:cNvPicPr>
+                                  <a:picLocks noChangeAspect="1"/>
+                                </pic:cNvPicPr>
+                              </pic:nvPicPr>
+                              <pic:blipFill>
+                                <a:blip r:embed="rId11">
+                                  <a:clrChange>
+                                    <a:clrFrom>
+                                      <a:srgbClr val="FFFFFF">
+                                        <a:alpha val="100000"/>
+                                      </a:srgbClr>
+                                    </a:clrFrom>
+                                    <a:clrTo>
+                                      <a:srgbClr val="FFFFFF">
+                                        <a:alpha val="100000"/>
+                                        <a:alpha val="0"/>
+                                      </a:srgbClr>
+                                    </a:clrTo>
+                                  </a:clrChange>
+                                </a:blip>
+                                <a:stretch>
+                                  <a:fillRect/>
+                                </a:stretch>
+                              </pic:blipFill>
+                              <pic:spPr>
+                                <a:xfrm>
+                                  <a:off x="22261" y="19395"/>
+                                  <a:ext cx="1258" cy="713"/>
+                                </a:xfrm>
+                                <a:prstGeom prst="rect">
+                                  <a:avLst/>
+                                </a:prstGeom>
+                              </pic:spPr>
+                            </pic:pic>
+                          </wpg:wgp>
+                        </a:graphicData>
+                      </a:graphic>
+                    </wp:anchor>
+                  </w:drawing>
+                </mc:Choice>
+                <mc:Fallback>
+                  <w:pict>
+                    <v:group id="_x0000_s1026" o:spid="_x0000_s1026" o:spt="203" style="position:absolute;left:0pt;margin-left:0.6pt;margin-top:-37.8pt;height:113.6pt;width:240.8pt;z-index:251668480;mso-width-relative:page;mso-height-relative:page;" coordorigin="19211,18842" coordsize="4816,2272" o:gfxdata="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">
+                      <o:lock v:ext="edit" aspectratio="f"/>
+                      <v:group id="组合 6" o:spid="_x0000_s1026" o:spt="203" style="position:absolute;left:19211;top:18842;height:2273;width:4816;" coordorigin="19199,18902" coordsize="4816,2273" o:gfxdata="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">
+                        <o:lock v:ext="edit" aspectratio="f"/>
+                        <v:shape id="图片 6" o:spid="_x0000_s1026" o:spt="75" alt="蔡冬雪" type="#_x0000_t75" style="position:absolute;left:19199;top:19551;height:566;width:1261;" filled="f" o:preferrelative="t" stroked="f" coordsize="21600,21600" o:gfxdata="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">
+                          <v:fill on="f" focussize="0,0"/>
+                          <v:stroke on="f"/>
+                          <v:imagedata r:id="rId10" cropleft="12226f" croptop="21838f" cropright="12384f" cropbottom="17497f" chromakey="#FFFFFF" o:title=""/>
+                          <o:lock v:ext="edit" aspectratio="t"/>
+                        </v:shape>
+                        <v:shape id="图片 25" o:spid="_x0000_s1026" o:spt="75" type="#_x0000_t75" style="position:absolute;left:21742;top:18902;height:2273;width:2273;" filled="f" o:preferrelative="t" stroked="f" coordsize="21600,21600" o:gfxdata="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">
+                          <v:fill on="f" focussize="0,0"/>
+                          <v:stroke on="f"/>
+                          <v:imagedata r:id="rId13" o:title=""/>
+                          <o:lock v:ext="edit" aspectratio="t"/>
+                        </v:shape>
+                      </v:group>
+                      <v:shape id="图片 4" o:spid="_x0000_s1026" o:spt="75" alt="王建丽" type="#_x0000_t75" style="position:absolute;left:22261;top:19395;height:713;width:1258;" filled="f" o:preferrelative="t" stroked="f" coordsize="21600,21600" o:gfxdata="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">
+                        <v:fill on="f" focussize="0,0"/>
+                        <v:stroke on="f"/>
+                        <v:imagedata r:id="rId11" chromakey="#FFFFFF" o:title=""/>
+                        <o:lock v:ext="edit" aspectratio="t"/>
+                      </v:shape>
+                    </v:group>
+                  </w:pict>
+                </mc:Fallback>
+              </mc:AlternateContent>
+            </w:r>
+          </w:p>
+        </w:tc>
+        <w:tc>
+          <w:tcPr>
+            <w:tcW w:w="1166" w:type="dxa"/>
+            <w:vAlign w:val="center"/>
+          </w:tcPr>
+          <w:p>
+            <w:pPr>
+              <w:pStyle w:val="20"/>
+              <w:spacing w:before="13"/>
+              <w:jc w:val="both"/>
+              <w:rPr>
+                <w:rFonts w:ascii="Times New Roman" w:hAnsi="Times New Roman" w:cs="Times New Roman"/>
+                <w:b/>
+                <w:sz w:val="24"/>
+                <w:szCs w:val="24"/>
+              </w:rPr>
+            </w:pPr>
+            <w:r>
+              <w:rPr>
+                <w:rFonts w:ascii="Times New Roman" w:hAnsi="Times New Roman" w:cs="Times New Roman"/>
+                <w:b/>
+                <w:sz w:val="24"/>
+                <w:szCs w:val="24"/>
+              </w:rPr>
+              <w:t>复核人</w:t>
+            </w:r>
+            <w:r>
+              <w:rPr>
+                <w:rFonts w:ascii="Times New Roman" w:hAnsi="Times New Roman" w:cs="Times New Roman"/>
+                <w:b/>
+                <w:sz w:val="24"/>
+                <w:szCs w:val="24"/>
+                <w:lang w:eastAsia="zh-CN"/>
+              </w:rPr>
+              <w:t>：</w:t>
+            </w:r>
+          </w:p>
+        </w:tc>
+        <w:tc>
+          <w:tcPr>
+            <w:tcW w:w="2294" w:type="dxa"/>
+            <w:vAlign w:val="center"/>
+          </w:tcPr>
+          <w:p>
+            <w:pPr>
+              <w:pStyle w:val="20"/>
+              <w:spacing w:before="13"/>
+              <w:ind w:right="15"/>
+              <w:jc w:val="both"/>
+              <w:rPr>
+                <w:rFonts w:ascii="Times New Roman" w:hAnsi="Times New Roman" w:cs="Times New Roman"/>
+                <w:b/>
+                <w:sz w:val="24"/>
+                <w:szCs w:val="24"/>
+              </w:rPr>
+            </w:pPr>
+          </w:p>
+        </w:tc>
+      </w:tr>
+      <w:tr>
+        <w:tblPrEx>
+          <w:tblCellMar>
+            <w:top w:w="0" w:type="dxa"/>
+            <w:left w:w="0" w:type="dxa"/>
+            <w:bottom w:w="0" w:type="dxa"/>
+            <w:right w:w="0" w:type="dxa"/>
+          </w:tblCellMar>
+        </w:tblPrEx>
+        <w:trPr>
+          <w:trHeight w:val="457" w:hRule="exact"/>
+        </w:trPr>
+        <w:tc>
+          <w:tcPr>
+            <w:tcW w:w="1272" w:type="dxa"/>
+            <w:vAlign w:val="center"/>
+          </w:tcPr>
+          <w:p>
+            <w:pPr>
+              <w:pStyle w:val="20"/>
+              <w:spacing w:line="341" w:lineRule="exact"/>
+              <w:ind w:left="13" w:right="165"/>
+              <w:jc w:val="both"/>
+              <w:rPr>
+                <w:rFonts w:ascii="Times New Roman" w:hAnsi="Times New Roman" w:cs="Times New Roman"/>
+                <w:b/>
+                <w:sz w:val="24"/>
+                <w:szCs w:val="24"/>
+              </w:rPr>
+            </w:pPr>
+            <w:r>
+              <w:rPr>
+                <w:rFonts w:ascii="Times New Roman" w:hAnsi="Times New Roman" w:cs="Times New Roman"/>
+                <w:b/>
+                <w:sz w:val="24"/>
+                <w:szCs w:val="24"/>
+              </w:rPr>
+              <w:t>日</w:t>
+            </w:r>
+            <w:r>
+              <w:rPr>
+                <w:rFonts w:ascii="Times New Roman" w:hAnsi="Times New Roman" w:cs="Times New Roman"/>
+                <w:b/>
+                <w:sz w:val="24"/>
+                <w:szCs w:val="24"/>
+                <w:lang w:eastAsia="zh-CN"/>
+              </w:rPr>
+              <w:t xml:space="preserve">  </w:t>
+            </w:r>
+            <w:r>
+              <w:rPr>
+                <w:rFonts w:ascii="Times New Roman" w:hAnsi="Times New Roman" w:cs="Times New Roman"/>
+                <w:b/>
+                <w:sz w:val="24"/>
+                <w:szCs w:val="24"/>
+              </w:rPr>
+              <w:t>期：</w:t>
+            </w:r>
+          </w:p>
+        </w:tc>
+        <w:tc>
+          <w:tcPr>
+            <w:tcW w:w="2040" w:type="dxa"/>
+            <w:vAlign w:val="center"/>
+          </w:tcPr>
+          <w:p>
+            <w:pPr>
+              <w:pStyle w:val="20"/>
+              <w:spacing w:line="363" w:lineRule="exact"/>
+              <w:jc w:val="both"/>
+              <w:rPr>
+                <w:rFonts w:ascii="Times New Roman" w:hAnsi="Times New Roman" w:cs="Times New Roman"/>
+                <w:sz w:val="24"/>
+                <w:szCs w:val="24"/>
+              </w:rPr>
+            </w:pPr>
+            <w:r>
+              <w:rPr>
+                <w:rFonts w:ascii="Times New Roman" w:hAnsi="Times New Roman" w:cs="Times New Roman"/>
+                <w:kern w:val="2"/>
+                <w:sz w:val="24"/>
+                <w:szCs w:val="24"/>
+                <w:lang w:eastAsia="zh-CN"/>
+              </w:rPr>
+              <w:t>{{ reportdate }}</w:t>
+            </w:r>
+          </w:p>
+        </w:tc>
+        <w:tc>
+          <w:tcPr>
+            <w:tcW w:w="1166" w:type="dxa"/>
+            <w:vAlign w:val="center"/>
+          </w:tcPr>
+          <w:p>
+            <w:pPr>
+              <w:pStyle w:val="20"/>
+              <w:spacing w:line="341" w:lineRule="exact"/>
+              <w:jc w:val="both"/>
+              <w:rPr>
+                <w:rFonts w:ascii="Times New Roman" w:hAnsi="Times New Roman" w:cs="Times New Roman"/>
+                <w:b/>
+                <w:sz w:val="24"/>
+                <w:szCs w:val="24"/>
+              </w:rPr>
+            </w:pPr>
+            <w:r>
+              <w:rPr>
+                <w:rFonts w:ascii="Times New Roman" w:hAnsi="Times New Roman" w:cs="Times New Roman"/>
+                <w:b/>
+                <w:sz w:val="24"/>
+                <w:szCs w:val="24"/>
+              </w:rPr>
+              <w:t>日</w:t>
+            </w:r>
+            <w:r>
+              <w:rPr>
+                <w:rFonts w:ascii="Times New Roman" w:hAnsi="Times New Roman" w:cs="Times New Roman"/>
+                <w:b/>
+                <w:sz w:val="24"/>
+                <w:szCs w:val="24"/>
+                <w:lang w:eastAsia="zh-CN"/>
+              </w:rPr>
+              <w:t xml:space="preserve">  </w:t>
+            </w:r>
+            <w:r>
+              <w:rPr>
+                <w:rFonts w:ascii="Times New Roman" w:hAnsi="Times New Roman" w:cs="Times New Roman"/>
+                <w:b/>
+                <w:sz w:val="24"/>
+                <w:szCs w:val="24"/>
+              </w:rPr>
+              <w:t>期：</w:t>
+            </w:r>
+          </w:p>
+        </w:tc>
+        <w:tc>
+          <w:tcPr>
+            <w:tcW w:w="2294" w:type="dxa"/>
+            <w:vAlign w:val="center"/>
+          </w:tcPr>
+          <w:p>
+            <w:pPr>
+              <w:pStyle w:val="20"/>
+              <w:spacing w:line="363" w:lineRule="exact"/>
+              <w:ind w:right="15"/>
+              <w:jc w:val="both"/>
+              <w:rPr>
+                <w:rFonts w:ascii="Times New Roman" w:hAnsi="Times New Roman" w:cs="Times New Roman"/>
+                <w:sz w:val="24"/>
+                <w:szCs w:val="24"/>
+              </w:rPr>
+            </w:pPr>
+            <w:r>
+              <w:rPr>
+                <w:rFonts w:ascii="Times New Roman" w:hAnsi="Times New Roman" w:cs="Times New Roman"/>
+                <w:kern w:val="2"/>
+                <w:sz w:val="24"/>
+                <w:szCs w:val="24"/>
+                <w:lang w:eastAsia="zh-CN"/>
+              </w:rPr>
+              <w:t>{{ reportdate }}</w:t>
+            </w:r>
+          </w:p>
+        </w:tc>
+      </w:tr>
+    </w:tbl>
+    <w:p>
+      <w:pPr>
+        <w:rPr>
+          <w:rFonts w:ascii="Times New Roman" w:hAnsi="Times New Roman" w:eastAsia="微软雅黑" w:cs="Times New Roman"/>
+          <w:sz w:val="24"/>
+          <w:szCs w:val="24"/>
+          <w:lang w:eastAsia="zh-CN"/>
+        </w:rPr>
+      </w:pPr>
+      <w:r>
+        <w:rPr>
+          <w:rFonts w:hint="eastAsia" w:ascii="Times New Roman" w:hAnsi="Times New Roman" w:eastAsia="微软雅黑" w:cs="Times New Roman"/>
+          <w:sz w:val="24"/>
+          <w:szCs w:val="24"/>
+          <w:lang w:eastAsia="zh-CN"/>
+        </w:rPr>
+        <w:t xml:space="preserve">{% endif %}{% if testedby == </w:t>
+      </w:r>
+      <w:r>
+        <w:rPr>
+          <w:rFonts w:ascii="Times New Roman" w:hAnsi="Times New Roman" w:eastAsia="微软雅黑" w:cs="Times New Roman"/>
+          <w:sz w:val="24"/>
+          <w:szCs w:val="24"/>
+          <w:lang w:eastAsia="zh-CN"/>
+        </w:rPr>
+        <w:t>“</w:t>
+      </w:r>
+      <w:r>
+        <w:rPr>
+          <w:rFonts w:hint="eastAsia" w:ascii="Times New Roman" w:hAnsi="Times New Roman" w:eastAsia="微软雅黑" w:cs="Times New Roman"/>
+          <w:sz w:val="24"/>
+          <w:szCs w:val="24"/>
+          <w:lang w:eastAsia="zh-CN"/>
+        </w:rPr>
+        <w:t>2</w:t>
+      </w:r>
+      <w:r>
+        <w:rPr>
+          <w:rFonts w:ascii="Times New Roman" w:hAnsi="Times New Roman" w:eastAsia="微软雅黑" w:cs="Times New Roman"/>
+          <w:sz w:val="24"/>
+          <w:szCs w:val="24"/>
+          <w:lang w:eastAsia="zh-CN"/>
+        </w:rPr>
+        <w:t>”</w:t>
+      </w:r>
+      <w:r>
+        <w:rPr>
+          <w:rFonts w:hint="eastAsia" w:ascii="Times New Roman" w:hAnsi="Times New Roman" w:eastAsia="微软雅黑" w:cs="Times New Roman"/>
+          <w:sz w:val="24"/>
+          <w:szCs w:val="24"/>
+          <w:lang w:eastAsia="zh-CN"/>
+        </w:rPr>
+        <w:t xml:space="preserve"> %}</w:t>
+      </w:r>
+    </w:p>
+    <w:p>
+      <w:pPr>
+        <w:rPr>
+          <w:sz w:val="24"/>
+          <w:lang w:eastAsia="zh-CN"/>
+        </w:rPr>
+      </w:pPr>
+    </w:p>
+    <w:tbl>
+      <w:tblPr>
+        <w:tblStyle w:val="37"/>
+        <w:tblW w:w="6772" w:type="dxa"/>
+        <w:tblInd w:w="0" w:type="dxa"/>
+        <w:tblLayout w:type="fixed"/>
+        <w:tblCellMar>
+          <w:top w:w="0" w:type="dxa"/>
+          <w:left w:w="0" w:type="dxa"/>
+          <w:bottom w:w="0" w:type="dxa"/>
+          <w:right w:w="0" w:type="dxa"/>
+        </w:tblCellMar>
+      </w:tblPr>
+      <w:tblGrid>
+        <w:gridCol w:w="1272"/>
+        <w:gridCol w:w="2040"/>
+        <w:gridCol w:w="1166"/>
+        <w:gridCol w:w="2294"/>
+      </w:tblGrid>
+      <w:tr>
+        <w:tblPrEx>
+          <w:tblCellMar>
+            <w:top w:w="0" w:type="dxa"/>
+            <w:left w:w="0" w:type="dxa"/>
+            <w:bottom w:w="0" w:type="dxa"/>
+            <w:right w:w="0" w:type="dxa"/>
+          </w:tblCellMar>
+        </w:tblPrEx>
+        <w:trPr>
+          <w:trHeight w:val="441" w:hRule="exact"/>
+        </w:trPr>
+        <w:tc>
+          <w:tcPr>
+            <w:tcW w:w="1272" w:type="dxa"/>
+            <w:vAlign w:val="center"/>
+          </w:tcPr>
+          <w:p>
+            <w:pPr>
+              <w:pStyle w:val="20"/>
+              <w:spacing w:before="13"/>
+              <w:ind w:left="13" w:right="95"/>
+              <w:jc w:val="both"/>
+              <w:rPr>
+                <w:rFonts w:ascii="Times New Roman" w:hAnsi="Times New Roman" w:cs="Times New Roman"/>
+                <w:b/>
+                <w:sz w:val="24"/>
+                <w:szCs w:val="24"/>
+              </w:rPr>
+            </w:pPr>
+            <w:r>
+              <w:rPr>
+                <w:rFonts w:ascii="Times New Roman" w:hAnsi="Times New Roman" w:cs="Times New Roman"/>
+                <w:b/>
+                <w:sz w:val="24"/>
+                <w:szCs w:val="24"/>
+              </w:rPr>
+              <w:t>检测人：</w:t>
+            </w:r>
+          </w:p>
+        </w:tc>
+        <w:tc>
+          <w:tcPr>
+            <w:tcW w:w="2040" w:type="dxa"/>
+            <w:vAlign w:val="center"/>
+          </w:tcPr>
+          <w:p>
+            <w:pPr>
+              <w:pStyle w:val="20"/>
+              <w:spacing w:before="13"/>
+              <w:jc w:val="both"/>
+              <w:rPr>
+                <w:rFonts w:ascii="Times New Roman" w:hAnsi="Times New Roman" w:cs="Times New Roman"/>
+                <w:b/>
+                <w:sz w:val="24"/>
+                <w:szCs w:val="24"/>
+              </w:rPr>
+            </w:pPr>
+            <w:r>
+              <w:rPr>
+                <w:sz w:val="22"/>
+              </w:rPr>
+              <mc:AlternateContent>
+                <mc:Choice Requires="wpg">
+                  <w:drawing>
+                    <wp:anchor distT="0" distB="0" distL="114300" distR="114300" simplePos="0" relativeHeight="251669504" behindDoc="0" locked="0" layoutInCell="1" allowOverlap="1">
+                      <wp:simplePos x="0" y="0"/>
+                      <wp:positionH relativeFrom="column">
+                        <wp:posOffset>0</wp:posOffset>
+                      </wp:positionH>
+                      <wp:positionV relativeFrom="paragraph">
+                        <wp:posOffset>-370840</wp:posOffset>
+                      </wp:positionV>
+                      <wp:extent cx="3134360" cy="1443355"/>
+                      <wp:effectExtent l="0" t="0" r="5080" b="4445"/>
+                      <wp:wrapNone/>
+                      <wp:docPr id="16" name="组合 16"/>
+                      <wp:cNvGraphicFramePr/>
+                      <a:graphic xmlns:a="http://schemas.openxmlformats.org/drawingml/2006/main">
+                        <a:graphicData uri="http://schemas.microsoft.com/office/word/2010/wordprocessingGroup">
+                          <wpg:wgp>
+                            <wpg:cNvGrpSpPr/>
+                            <wpg:grpSpPr>
+                              <a:xfrm>
+                                <a:off x="0" y="0"/>
+                                <a:ext cx="3134360" cy="1443355"/>
+                                <a:chOff x="19199" y="20810"/>
+                                <a:chExt cx="4936" cy="2273"/>
+                              </a:xfrm>
+                            </wpg:grpSpPr>
+                            <wpg:grpSp>
+                              <wpg:cNvPr id="18" name="组合 23"/>
+                              <wpg:cNvGrpSpPr/>
+                              <wpg:grpSpPr>
+                                <a:xfrm>
+                                  <a:off x="19199" y="20810"/>
+                                  <a:ext cx="4936" cy="2273"/>
+                                  <a:chOff x="19199" y="20810"/>
+                                  <a:chExt cx="4936" cy="2273"/>
+                                </a:xfrm>
+                              </wpg:grpSpPr>
+                              <pic:pic xmlns:pic="http://schemas.openxmlformats.org/drawingml/2006/picture">
+                                <pic:nvPicPr>
+                                  <pic:cNvPr id="32" name="图片 1"/>
+                                  <pic:cNvPicPr>
+                                    <a:picLocks noChangeAspect="1"/>
+                                  </pic:cNvPicPr>
+                                </pic:nvPicPr>
+                                <pic:blipFill>
+                                  <a:blip r:embed="rId12">
+                                    <a:clrChange>
+                                      <a:clrFrom>
+                                        <a:srgbClr val="FFFFFF">
+                                          <a:alpha val="100000"/>
+                                        </a:srgbClr>
+                                      </a:clrFrom>
+                                      <a:clrTo>
+                                        <a:srgbClr val="FFFFFF">
+                                          <a:alpha val="100000"/>
+                                          <a:alpha val="0"/>
+                                        </a:srgbClr>
+                                      </a:clrTo>
+                                    </a:clrChange>
+                                  </a:blip>
+                                  <a:srcRect l="10922" t="11667"/>
+                                  <a:stretch>
+                                    <a:fillRect/>
+                                  </a:stretch>
+                                </pic:blipFill>
+                                <pic:spPr>
+                                  <a:xfrm>
+                                    <a:off x="19199" y="21203"/>
+                                    <a:ext cx="1672" cy="901"/>
+                                  </a:xfrm>
+                                  <a:prstGeom prst="rect">
+                                    <a:avLst/>
+                                  </a:prstGeom>
+                                  <a:noFill/>
+                                  <a:ln>
+                                    <a:noFill/>
+                                  </a:ln>
+                                </pic:spPr>
+                              </pic:pic>
+                              <pic:pic xmlns:pic="http://schemas.openxmlformats.org/drawingml/2006/picture">
+                                <pic:nvPicPr>
+                                  <pic:cNvPr id="20" name="图片 25"/>
+                                  <pic:cNvPicPr>
+                                    <a:picLocks noChangeAspect="1" noChangeArrowheads="1"/>
+                                  </pic:cNvPicPr>
+                                </pic:nvPicPr>
+                                <pic:blipFill>
+                                  <a:blip r:embed="rId13">
+                                    <a:extLst>
+                                      <a:ext uri="{28A0092B-C50C-407E-A947-70E740481C1C}">
+                                        <a14:useLocalDpi xmlns:a14="http://schemas.microsoft.com/office/drawing/2010/main" val="0"/>
+                                      </a:ext>
+                                    </a:extLst>
+                                  </a:blip>
+                                  <a:srcRect/>
+                                  <a:stretch>
+                                    <a:fillRect/>
+                                  </a:stretch>
+                                </pic:blipFill>
+                                <pic:spPr>
+                                  <a:xfrm>
+                                    <a:off x="21862" y="20810"/>
+                                    <a:ext cx="2273" cy="2273"/>
+                                  </a:xfrm>
+                                  <a:prstGeom prst="rect">
+                                    <a:avLst/>
+                                  </a:prstGeom>
+                                  <a:noFill/>
+                                  <a:ln>
+                                    <a:noFill/>
+                                  </a:ln>
+                                </pic:spPr>
+                              </pic:pic>
+                            </wpg:grpSp>
+                            <pic:pic xmlns:pic="http://schemas.openxmlformats.org/drawingml/2006/picture">
+                              <pic:nvPicPr>
+                                <pic:cNvPr id="25" name="图片 11" descr="王建丽"/>
+                                <pic:cNvPicPr>
+                                  <a:picLocks noChangeAspect="1"/>
+                                </pic:cNvPicPr>
+                              </pic:nvPicPr>
+                              <pic:blipFill>
+                                <a:blip r:embed="rId11">
+                                  <a:clrChange>
+                                    <a:clrFrom>
+                                      <a:srgbClr val="FFFFFF">
+                                        <a:alpha val="100000"/>
+                                      </a:srgbClr>
+                                    </a:clrFrom>
+                                    <a:clrTo>
+                                      <a:srgbClr val="FFFFFF">
+                                        <a:alpha val="100000"/>
+                                        <a:alpha val="0"/>
+                                      </a:srgbClr>
+                                    </a:clrTo>
+                                  </a:clrChange>
+                                </a:blip>
+                                <a:stretch>
+                                  <a:fillRect/>
+                                </a:stretch>
+                              </pic:blipFill>
+                              <pic:spPr>
+                                <a:xfrm>
+                                  <a:off x="22321" y="21215"/>
+                                  <a:ext cx="1488" cy="842"/>
+                                </a:xfrm>
+                                <a:prstGeom prst="rect">
+                                  <a:avLst/>
+                                </a:prstGeom>
+                              </pic:spPr>
+                            </pic:pic>
+                          </wpg:wgp>
+                        </a:graphicData>
+                      </a:graphic>
+                    </wp:anchor>
+                  </w:drawing>
+                </mc:Choice>
+                <mc:Fallback>
+                  <w:pict>
+                    <v:group id="_x0000_s1026" o:spid="_x0000_s1026" o:spt="203" style="position:absolute;left:0pt;margin-left:0pt;margin-top:-29.2pt;height:113.65pt;width:246.8pt;z-index:251669504;mso-width-relative:page;mso-height-relative:page;" coordorigin="19199,20810" coordsize="4936,2273" o:gfxdata="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">
+                      <o:lock v:ext="edit" aspectratio="f"/>
+                      <v:group id="组合 23" o:spid="_x0000_s1026" o:spt="203" style="position:absolute;left:19199;top:20810;height:2273;width:4936;" coordorigin="19199,20810" coordsize="4936,2273" o:gfxdata="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">
+                        <o:lock v:ext="edit" aspectratio="f"/>
+                        <v:shape id="图片 1" o:spid="_x0000_s1026" o:spt="75" type="#_x0000_t75" style="position:absolute;left:19199;top:21203;height:901;width:1672;" filled="f" o:preferrelative="t" stroked="f" coordsize="21600,21600" o:gfxdata="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">
+                          <v:fill on="f" focussize="0,0"/>
+                          <v:stroke on="f"/>
+                          <v:imagedata r:id="rId12" cropleft="7158f" croptop="7646f" chromakey="#FFFFFF" o:title=""/>
+                          <o:lock v:ext="edit" aspectratio="t"/>
+                        </v:shape>
+                        <v:shape id="图片 25" o:spid="_x0000_s1026" o:spt="75" type="#_x0000_t75" style="position:absolute;left:21862;top:20810;height:2273;width:2273;" filled="f" o:preferrelative="t" stroked="f" coordsize="21600,21600" o:gfxdata="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">
+                          <v:fill on="f" focussize="0,0"/>
+                          <v:stroke on="f"/>
+                          <v:imagedata r:id="rId13" o:title=""/>
+                          <o:lock v:ext="edit" aspectratio="t"/>
+                        </v:shape>
+                      </v:group>
+                      <v:shape id="图片 11" o:spid="_x0000_s1026" o:spt="75" alt="王建丽" type="#_x0000_t75" style="position:absolute;left:22321;top:21215;height:842;width:1488;" filled="f" o:preferrelative="t" stroked="f" coordsize="21600,21600" o:gfxdata="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">
+                        <v:fill on="f" focussize="0,0"/>
+                        <v:stroke on="f"/>
+                        <v:imagedata r:id="rId11" chromakey="#FFFFFF" o:title=""/>
+                        <o:lock v:ext="edit" aspectratio="t"/>
+                      </v:shape>
+                    </v:group>
+                  </w:pict>
+                </mc:Fallback>
+              </mc:AlternateContent>
+            </w:r>
+          </w:p>
+        </w:tc>
+        <w:tc>
+          <w:tcPr>
+            <w:tcW w:w="1166" w:type="dxa"/>
+            <w:vAlign w:val="center"/>
+          </w:tcPr>
+          <w:p>
+            <w:pPr>
+              <w:pStyle w:val="20"/>
+              <w:spacing w:before="13"/>
+              <w:jc w:val="both"/>
+              <w:rPr>
+                <w:rFonts w:ascii="Times New Roman" w:hAnsi="Times New Roman" w:cs="Times New Roman"/>
+                <w:b/>
+                <w:sz w:val="24"/>
+                <w:szCs w:val="24"/>
+              </w:rPr>
+            </w:pPr>
+            <w:r>
+              <w:rPr>
+                <w:rFonts w:ascii="Times New Roman" w:hAnsi="Times New Roman" w:cs="Times New Roman"/>
+                <w:b/>
+                <w:sz w:val="24"/>
+                <w:szCs w:val="24"/>
+              </w:rPr>
+              <w:t>复核人</w:t>
+            </w:r>
+            <w:r>
+              <w:rPr>
+                <w:rFonts w:ascii="Times New Roman" w:hAnsi="Times New Roman" w:cs="Times New Roman"/>
+                <w:b/>
+                <w:sz w:val="24"/>
+                <w:szCs w:val="24"/>
+                <w:lang w:eastAsia="zh-CN"/>
+              </w:rPr>
+              <w:t>：</w:t>
+            </w:r>
+          </w:p>
+        </w:tc>
+        <w:tc>
+          <w:tcPr>
+            <w:tcW w:w="2294" w:type="dxa"/>
+            <w:vAlign w:val="center"/>
+          </w:tcPr>
+          <w:p>
+            <w:pPr>
+              <w:pStyle w:val="20"/>
+              <w:spacing w:before="13"/>
+              <w:ind w:right="15"/>
+              <w:jc w:val="both"/>
+              <w:rPr>
+                <w:rFonts w:ascii="Times New Roman" w:hAnsi="Times New Roman" w:cs="Times New Roman"/>
+                <w:b/>
+                <w:sz w:val="24"/>
+                <w:szCs w:val="24"/>
+              </w:rPr>
+            </w:pPr>
+          </w:p>
+        </w:tc>
+      </w:tr>
+      <w:tr>
+        <w:tblPrEx>
+          <w:tblCellMar>
+            <w:top w:w="0" w:type="dxa"/>
+            <w:left w:w="0" w:type="dxa"/>
+            <w:bottom w:w="0" w:type="dxa"/>
+            <w:right w:w="0" w:type="dxa"/>
+          </w:tblCellMar>
+        </w:tblPrEx>
+        <w:trPr>
+          <w:trHeight w:val="457" w:hRule="exact"/>
+        </w:trPr>
+        <w:tc>
+          <w:tcPr>
+            <w:tcW w:w="1272" w:type="dxa"/>
+            <w:vAlign w:val="center"/>
+          </w:tcPr>
+          <w:p>
+            <w:pPr>
+              <w:pStyle w:val="20"/>
+              <w:spacing w:line="341" w:lineRule="exact"/>
+              <w:ind w:left="13" w:right="165"/>
+              <w:jc w:val="both"/>
+              <w:rPr>
+                <w:rFonts w:ascii="Times New Roman" w:hAnsi="Times New Roman" w:cs="Times New Roman"/>
+                <w:b/>
+                <w:sz w:val="24"/>
+                <w:szCs w:val="24"/>
+              </w:rPr>
+            </w:pPr>
+            <w:r>
+              <w:rPr>
+                <w:rFonts w:ascii="Times New Roman" w:hAnsi="Times New Roman" w:cs="Times New Roman"/>
+                <w:b/>
+                <w:sz w:val="24"/>
+                <w:szCs w:val="24"/>
+              </w:rPr>
+              <w:t>日</w:t>
+            </w:r>
+            <w:r>
+              <w:rPr>
+                <w:rFonts w:ascii="Times New Roman" w:hAnsi="Times New Roman" w:cs="Times New Roman"/>
+                <w:b/>
+                <w:sz w:val="24"/>
+                <w:szCs w:val="24"/>
+                <w:lang w:eastAsia="zh-CN"/>
+              </w:rPr>
+              <w:t xml:space="preserve">  </w:t>
+            </w:r>
+            <w:r>
+              <w:rPr>
+                <w:rFonts w:ascii="Times New Roman" w:hAnsi="Times New Roman" w:cs="Times New Roman"/>
+                <w:b/>
+                <w:sz w:val="24"/>
+                <w:szCs w:val="24"/>
+              </w:rPr>
+              <w:t>期：</w:t>
+            </w:r>
+          </w:p>
+        </w:tc>
+        <w:tc>
+          <w:tcPr>
+            <w:tcW w:w="2040" w:type="dxa"/>
+            <w:vAlign w:val="center"/>
+          </w:tcPr>
+          <w:p>
+            <w:pPr>
+              <w:pStyle w:val="20"/>
+              <w:spacing w:line="363" w:lineRule="exact"/>
+              <w:jc w:val="both"/>
+              <w:rPr>
+                <w:rFonts w:ascii="Times New Roman" w:hAnsi="Times New Roman" w:cs="Times New Roman"/>
+                <w:sz w:val="24"/>
+                <w:szCs w:val="24"/>
+              </w:rPr>
+            </w:pPr>
+            <w:r>
+              <w:rPr>
+                <w:rFonts w:ascii="Times New Roman" w:hAnsi="Times New Roman" w:cs="Times New Roman"/>
+                <w:kern w:val="2"/>
+                <w:sz w:val="24"/>
+                <w:szCs w:val="24"/>
+                <w:lang w:eastAsia="zh-CN"/>
+              </w:rPr>
+              <w:t>{{ reportdate }}</w:t>
+            </w:r>
+          </w:p>
+        </w:tc>
+        <w:tc>
+          <w:tcPr>
+            <w:tcW w:w="1166" w:type="dxa"/>
+            <w:vAlign w:val="center"/>
+          </w:tcPr>
+          <w:p>
+            <w:pPr>
+              <w:pStyle w:val="20"/>
+              <w:spacing w:line="341" w:lineRule="exact"/>
+              <w:jc w:val="both"/>
+              <w:rPr>
+                <w:rFonts w:ascii="Times New Roman" w:hAnsi="Times New Roman" w:cs="Times New Roman"/>
+                <w:b/>
+                <w:sz w:val="24"/>
+                <w:szCs w:val="24"/>
+              </w:rPr>
+            </w:pPr>
+            <w:r>
+              <w:rPr>
+                <w:rFonts w:ascii="Times New Roman" w:hAnsi="Times New Roman" w:cs="Times New Roman"/>
+                <w:b/>
+                <w:sz w:val="24"/>
+                <w:szCs w:val="24"/>
+              </w:rPr>
+              <w:t>日</w:t>
+            </w:r>
+            <w:r>
+              <w:rPr>
+                <w:rFonts w:ascii="Times New Roman" w:hAnsi="Times New Roman" w:cs="Times New Roman"/>
+                <w:b/>
+                <w:sz w:val="24"/>
+                <w:szCs w:val="24"/>
+                <w:lang w:eastAsia="zh-CN"/>
+              </w:rPr>
+              <w:t xml:space="preserve">  </w:t>
+            </w:r>
+            <w:r>
+              <w:rPr>
+                <w:rFonts w:ascii="Times New Roman" w:hAnsi="Times New Roman" w:cs="Times New Roman"/>
+                <w:b/>
+                <w:sz w:val="24"/>
+                <w:szCs w:val="24"/>
+              </w:rPr>
+              <w:t>期：</w:t>
+            </w:r>
+          </w:p>
+        </w:tc>
+        <w:tc>
+          <w:tcPr>
+            <w:tcW w:w="2294" w:type="dxa"/>
+            <w:vAlign w:val="center"/>
+          </w:tcPr>
+          <w:p>
+            <w:pPr>
+              <w:pStyle w:val="20"/>
+              <w:spacing w:line="363" w:lineRule="exact"/>
+              <w:ind w:right="15"/>
+              <w:jc w:val="both"/>
+              <w:rPr>
+                <w:rFonts w:ascii="Times New Roman" w:hAnsi="Times New Roman" w:cs="Times New Roman"/>
+                <w:sz w:val="24"/>
+                <w:szCs w:val="24"/>
+              </w:rPr>
+            </w:pPr>
+            <w:r>
+              <w:rPr>
+                <w:rFonts w:ascii="Times New Roman" w:hAnsi="Times New Roman" w:cs="Times New Roman"/>
+                <w:kern w:val="2"/>
+                <w:sz w:val="24"/>
+                <w:szCs w:val="24"/>
+                <w:lang w:eastAsia="zh-CN"/>
+              </w:rPr>
+              <w:t>{{ reportdate }}</w:t>
+            </w:r>
+          </w:p>
+        </w:tc>
+      </w:tr>
+    </w:tbl>
+    <w:p>
+      <w:pPr>
         <w:tabs>
           <w:tab w:val="left" w:pos="6770"/>
         </w:tabs>
@@ -9596,6 +10566,15 @@
           <w:lang w:val="en-US" w:eastAsia="zh-CN" w:bidi="ar-SA"/>
         </w:rPr>
       </w:pPr>
+      <w:r>
+        <w:rPr>
+          <w:rFonts w:hint="eastAsia" w:ascii="Times New Roman" w:hAnsi="Times New Roman" w:eastAsia="微软雅黑" w:cs="Times New Roman"/>
+          <w:sz w:val="24"/>
+          <w:szCs w:val="24"/>
+          <w:lang w:eastAsia="zh-CN"/>
+        </w:rPr>
+        <w:t>{% endif %}</w:t>
+      </w:r>
     </w:p>
     <w:p>
       <w:pPr>
@@ -9640,7 +10619,7 @@
                     </pic:cNvPicPr>
                   </pic:nvPicPr>
                   <pic:blipFill>
-                    <a:blip r:embed="rId13"/>
+                    <a:blip r:embed="rId14"/>
                     <a:stretch>
                       <a:fillRect/>
                     </a:stretch>
@@ -9697,7 +10676,7 @@
                     </pic:cNvPicPr>
                   </pic:nvPicPr>
                   <pic:blipFill>
-                    <a:blip r:embed="rId14"/>
+                    <a:blip r:embed="rId15"/>
                     <a:stretch>
                       <a:fillRect/>
                     </a:stretch>
@@ -10215,7 +11194,7 @@
                     </pic:cNvPicPr>
                   </pic:nvPicPr>
                   <pic:blipFill>
-                    <a:blip r:embed="rId15"/>
+                    <a:blip r:embed="rId16"/>
                     <a:stretch>
                       <a:fillRect/>
                     </a:stretch>

--- a/WebContent/docx/实体瘤分子残留病灶MRD检测报告-基智远.docx
+++ b/WebContent/docx/实体瘤分子残留病灶MRD检测报告-基智远.docx
@@ -30,7 +30,7 @@
           <w:lang w:eastAsia="zh-CN"/>
         </w:rPr>
         <w:drawing>
-          <wp:anchor distT="0" distB="0" distL="0" distR="0" simplePos="0" relativeHeight="251664384" behindDoc="0" locked="0" layoutInCell="1" allowOverlap="1">
+          <wp:anchor distT="0" distB="0" distL="0" distR="0" simplePos="0" relativeHeight="251662336" behindDoc="0" locked="0" layoutInCell="1" allowOverlap="1">
             <wp:simplePos x="0" y="0"/>
             <wp:positionH relativeFrom="column">
               <wp:posOffset>4901565</wp:posOffset>
@@ -2224,14 +2224,14 @@
           <w:docGrid w:linePitch="299" w:charSpace="0"/>
         </w:sectPr>
       </w:pPr>
-      <w:bookmarkStart w:id="0" w:name="_Toc27500"/>
-      <w:bookmarkStart w:id="1" w:name="_Toc21009_WPSOffice_Level1"/>
-      <w:bookmarkStart w:id="2" w:name="_Toc21669"/>
-      <w:bookmarkStart w:id="3" w:name="_Toc24397"/>
-      <w:bookmarkStart w:id="4" w:name="_Toc30143_WPSOffice_Level1"/>
-      <w:bookmarkStart w:id="5" w:name="_Toc24178_WPSOffice_Level1"/>
+      <w:bookmarkStart w:id="0" w:name="_Toc21009_WPSOffice_Level1"/>
+      <w:bookmarkStart w:id="1" w:name="_Toc21669"/>
+      <w:bookmarkStart w:id="2" w:name="_Toc27500"/>
+      <w:bookmarkStart w:id="3" w:name="_Toc13806"/>
+      <w:bookmarkStart w:id="4" w:name="_Toc24397"/>
+      <w:bookmarkStart w:id="5" w:name="_Toc30143_WPSOffice_Level1"/>
       <w:bookmarkStart w:id="6" w:name="_Toc32054"/>
-      <w:bookmarkStart w:id="7" w:name="_Toc13806"/>
+      <w:bookmarkStart w:id="7" w:name="_Toc24178_WPSOffice_Level1"/>
     </w:p>
     <w:p>
       <w:pPr>
@@ -3078,16 +3078,16 @@
           <w:szCs w:val="32"/>
         </w:rPr>
       </w:pPr>
-      <w:bookmarkStart w:id="10" w:name="_Toc18058"/>
+      <w:bookmarkStart w:id="10" w:name="_Toc2563"/>
       <w:bookmarkStart w:id="11" w:name="_Toc23369_WPSOffice_Level1"/>
-      <w:bookmarkStart w:id="12" w:name="_Toc3871"/>
-      <w:bookmarkStart w:id="13" w:name="_Toc2563"/>
-      <w:bookmarkStart w:id="14" w:name="_Toc1410"/>
-      <w:bookmarkStart w:id="15" w:name="_Toc6221_WPSOffice_Level1"/>
-      <w:bookmarkStart w:id="16" w:name="_Toc25920"/>
-      <w:bookmarkStart w:id="17" w:name="_Toc4088"/>
-      <w:bookmarkStart w:id="18" w:name="_Toc25249"/>
-      <w:bookmarkStart w:id="19" w:name="_Toc18702"/>
+      <w:bookmarkStart w:id="12" w:name="_Toc6221_WPSOffice_Level1"/>
+      <w:bookmarkStart w:id="13" w:name="_Toc18058"/>
+      <w:bookmarkStart w:id="14" w:name="_Toc3871"/>
+      <w:bookmarkStart w:id="15" w:name="_Toc1410"/>
+      <w:bookmarkStart w:id="16" w:name="_Toc4088"/>
+      <w:bookmarkStart w:id="17" w:name="_Toc25920"/>
+      <w:bookmarkStart w:id="18" w:name="_Toc18702"/>
+      <w:bookmarkStart w:id="19" w:name="_Toc25249"/>
       <w:bookmarkStart w:id="20" w:name="_Toc24028"/>
       <w:r>
         <w:rPr>
@@ -3970,16 +3970,16 @@
           <w:lang w:val="en-US" w:eastAsia="zh-CN"/>
         </w:rPr>
       </w:pPr>
-      <w:bookmarkStart w:id="21" w:name="_Toc22132"/>
-      <w:bookmarkStart w:id="22" w:name="_Toc19184"/>
-      <w:bookmarkStart w:id="23" w:name="_Toc19898_WPSOffice_Level1"/>
+      <w:bookmarkStart w:id="21" w:name="_Toc19898_WPSOffice_Level1"/>
+      <w:bookmarkStart w:id="22" w:name="_Toc22132"/>
+      <w:bookmarkStart w:id="23" w:name="_Toc20136_WPSOffice_Level1"/>
       <w:bookmarkStart w:id="24" w:name="_Toc12381"/>
-      <w:bookmarkStart w:id="25" w:name="_Toc284"/>
-      <w:bookmarkStart w:id="26" w:name="_Toc20608"/>
-      <w:bookmarkStart w:id="27" w:name="_Toc20136_WPSOffice_Level1"/>
-      <w:bookmarkStart w:id="28" w:name="_Toc26145"/>
-      <w:bookmarkStart w:id="29" w:name="_Toc2781"/>
-      <w:bookmarkStart w:id="30" w:name="_Toc14062"/>
+      <w:bookmarkStart w:id="25" w:name="_Toc2781"/>
+      <w:bookmarkStart w:id="26" w:name="_Toc14062"/>
+      <w:bookmarkStart w:id="27" w:name="_Toc26145"/>
+      <w:bookmarkStart w:id="28" w:name="_Toc19184"/>
+      <w:bookmarkStart w:id="29" w:name="_Toc20608"/>
+      <w:bookmarkStart w:id="30" w:name="_Toc284"/>
       <w:r>
         <w:rPr>
           <w:rFonts w:hint="eastAsia" w:ascii="Times New Roman" w:hAnsi="Times New Roman" w:eastAsia="微软雅黑" w:cs="Times New Roman"/>
@@ -4069,7 +4069,7 @@
           </w:tblCellMar>
         </w:tblPrEx>
         <w:trPr>
-          <w:trHeight w:val="441" w:hRule="exact"/>
+          <w:trHeight w:val="680" w:hRule="exact"/>
           <w:jc w:val="right"/>
         </w:trPr>
         <w:tc>
@@ -4120,137 +4120,12 @@
             </w:pPr>
             <w:r>
               <w:rPr>
-                <w:sz w:val="22"/>
-              </w:rPr>
-              <mc:AlternateContent>
-                <mc:Choice Requires="wpg">
-                  <w:drawing>
-                    <wp:anchor distT="0" distB="0" distL="114300" distR="114300" simplePos="0" relativeHeight="251661312" behindDoc="0" locked="0" layoutInCell="1" allowOverlap="1">
-                      <wp:simplePos x="0" y="0"/>
-                      <wp:positionH relativeFrom="column">
-                        <wp:posOffset>-78740</wp:posOffset>
-                      </wp:positionH>
-                      <wp:positionV relativeFrom="paragraph">
-                        <wp:posOffset>-86995</wp:posOffset>
-                      </wp:positionV>
-                      <wp:extent cx="2735580" cy="452755"/>
-                      <wp:effectExtent l="0" t="0" r="0" b="4445"/>
-                      <wp:wrapNone/>
-                      <wp:docPr id="7" name="组合 7"/>
-                      <wp:cNvGraphicFramePr/>
-                      <a:graphic xmlns:a="http://schemas.openxmlformats.org/drawingml/2006/main">
-                        <a:graphicData uri="http://schemas.microsoft.com/office/word/2010/wordprocessingGroup">
-                          <wpg:wgp>
-                            <wpg:cNvGrpSpPr/>
-                            <wpg:grpSpPr>
-                              <a:xfrm>
-                                <a:off x="0" y="0"/>
-                                <a:ext cx="2735580" cy="452755"/>
-                                <a:chOff x="19211" y="19395"/>
-                                <a:chExt cx="4308" cy="713"/>
-                              </a:xfrm>
-                            </wpg:grpSpPr>
-                            <pic:pic xmlns:pic="http://schemas.openxmlformats.org/drawingml/2006/picture">
-                              <pic:nvPicPr>
-                                <pic:cNvPr id="6" name="图片 6" descr="蔡冬雪"/>
-                                <pic:cNvPicPr>
-                                  <a:picLocks noChangeAspect="1"/>
-                                </pic:cNvPicPr>
-                              </pic:nvPicPr>
-                              <pic:blipFill>
-                                <a:blip r:embed="rId10">
-                                  <a:clrChange>
-                                    <a:clrFrom>
-                                      <a:srgbClr val="FFFFFF">
-                                        <a:alpha val="100000"/>
-                                      </a:srgbClr>
-                                    </a:clrFrom>
-                                    <a:clrTo>
-                                      <a:srgbClr val="FFFFFF">
-                                        <a:alpha val="100000"/>
-                                        <a:alpha val="0"/>
-                                      </a:srgbClr>
-                                    </a:clrTo>
-                                  </a:clrChange>
-                                </a:blip>
-                                <a:srcRect l="18656" t="33322" r="18897" b="26699"/>
-                                <a:stretch>
-                                  <a:fillRect/>
-                                </a:stretch>
-                              </pic:blipFill>
-                              <pic:spPr>
-                                <a:xfrm>
-                                  <a:off x="19211" y="19491"/>
-                                  <a:ext cx="1261" cy="566"/>
-                                </a:xfrm>
-                                <a:prstGeom prst="rect">
-                                  <a:avLst/>
-                                </a:prstGeom>
-                              </pic:spPr>
-                            </pic:pic>
-                            <pic:pic xmlns:pic="http://schemas.openxmlformats.org/drawingml/2006/picture">
-                              <pic:nvPicPr>
-                                <pic:cNvPr id="13" name="图片 4" descr="王建丽"/>
-                                <pic:cNvPicPr>
-                                  <a:picLocks noChangeAspect="1"/>
-                                </pic:cNvPicPr>
-                              </pic:nvPicPr>
-                              <pic:blipFill>
-                                <a:blip r:embed="rId11">
-                                  <a:clrChange>
-                                    <a:clrFrom>
-                                      <a:srgbClr val="FFFFFF">
-                                        <a:alpha val="100000"/>
-                                      </a:srgbClr>
-                                    </a:clrFrom>
-                                    <a:clrTo>
-                                      <a:srgbClr val="FFFFFF">
-                                        <a:alpha val="100000"/>
-                                        <a:alpha val="0"/>
-                                      </a:srgbClr>
-                                    </a:clrTo>
-                                  </a:clrChange>
-                                </a:blip>
-                                <a:stretch>
-                                  <a:fillRect/>
-                                </a:stretch>
-                              </pic:blipFill>
-                              <pic:spPr>
-                                <a:xfrm>
-                                  <a:off x="22261" y="19395"/>
-                                  <a:ext cx="1258" cy="713"/>
-                                </a:xfrm>
-                                <a:prstGeom prst="rect">
-                                  <a:avLst/>
-                                </a:prstGeom>
-                              </pic:spPr>
-                            </pic:pic>
-                          </wpg:wgp>
-                        </a:graphicData>
-                      </a:graphic>
-                    </wp:anchor>
-                  </w:drawing>
-                </mc:Choice>
-                <mc:Fallback>
-                  <w:pict>
-                    <v:group id="_x0000_s1026" o:spid="_x0000_s1026" o:spt="203" style="position:absolute;left:0pt;margin-left:-6.2pt;margin-top:-6.85pt;height:35.65pt;width:215.4pt;z-index:251661312;mso-width-relative:page;mso-height-relative:page;" coordorigin="19211,19395" coordsize="4308,713" o:gfxdata="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">
-                      <o:lock v:ext="edit" aspectratio="f"/>
-                      <v:shape id="_x0000_s1026" o:spid="_x0000_s1026" o:spt="75" alt="蔡冬雪" type="#_x0000_t75" style="position:absolute;left:19211;top:19491;height:566;width:1261;" filled="f" o:preferrelative="t" stroked="f" coordsize="21600,21600" o:gfxdata="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">
-                        <v:fill on="f" focussize="0,0"/>
-                        <v:stroke on="f"/>
-                        <v:imagedata r:id="rId10" cropleft="12226f" croptop="21838f" cropright="12384f" cropbottom="17497f" chromakey="#FFFFFF" o:title=""/>
-                        <o:lock v:ext="edit" aspectratio="t"/>
-                      </v:shape>
-                      <v:shape id="图片 4" o:spid="_x0000_s1026" o:spt="75" alt="王建丽" type="#_x0000_t75" style="position:absolute;left:22261;top:19395;height:713;width:1258;" filled="f" o:preferrelative="t" stroked="f" coordsize="21600,21600" o:gfxdata="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">
-                        <v:fill on="f" focussize="0,0"/>
-                        <v:stroke on="f"/>
-                        <v:imagedata r:id="rId11" chromakey="#FFFFFF" o:title=""/>
-                        <o:lock v:ext="edit" aspectratio="t"/>
-                      </v:shape>
-                    </v:group>
-                  </w:pict>
-                </mc:Fallback>
-              </mc:AlternateContent>
+                <w:rFonts w:hint="eastAsia" w:ascii="Times New Roman" w:hAnsi="Times New Roman" w:cs="Times New Roman"/>
+                <w:b/>
+                <w:sz w:val="24"/>
+                <w:szCs w:val="24"/>
+              </w:rPr>
+              <w:t>{{"ty_tianjin1"|sign(64,28)}}</w:t>
             </w:r>
           </w:p>
         </w:tc>
@@ -4310,10 +4185,27 @@
                 <w:szCs w:val="24"/>
               </w:rPr>
             </w:pPr>
+            <w:r>
+              <w:rPr>
+                <w:rFonts w:hint="eastAsia" w:ascii="Times New Roman" w:hAnsi="Times New Roman" w:cs="Times New Roman"/>
+                <w:b/>
+                <w:sz w:val="24"/>
+                <w:szCs w:val="24"/>
+              </w:rPr>
+              <w:t>{{"ty_tianjin2"|sign(59,34)}}</w:t>
+            </w:r>
           </w:p>
         </w:tc>
       </w:tr>
       <w:tr>
+        <w:tblPrEx>
+          <w:tblCellMar>
+            <w:top w:w="0" w:type="dxa"/>
+            <w:left w:w="0" w:type="dxa"/>
+            <w:bottom w:w="0" w:type="dxa"/>
+            <w:right w:w="0" w:type="dxa"/>
+          </w:tblCellMar>
+        </w:tblPrEx>
         <w:trPr>
           <w:trHeight w:val="457" w:hRule="exact"/>
           <w:jc w:val="right"/>
@@ -4573,7 +4465,7 @@
           </w:tblCellMar>
         </w:tblPrEx>
         <w:trPr>
-          <w:trHeight w:val="441" w:hRule="exact"/>
+          <w:trHeight w:val="680" w:hRule="exact"/>
           <w:jc w:val="right"/>
         </w:trPr>
         <w:tc>
@@ -4624,141 +4516,12 @@
             </w:pPr>
             <w:r>
               <w:rPr>
-                <w:sz w:val="22"/>
-              </w:rPr>
-              <mc:AlternateContent>
-                <mc:Choice Requires="wpg">
-                  <w:drawing>
-                    <wp:anchor distT="0" distB="0" distL="114300" distR="114300" simplePos="0" relativeHeight="251662336" behindDoc="0" locked="0" layoutInCell="1" allowOverlap="1">
-                      <wp:simplePos x="0" y="0"/>
-                      <wp:positionH relativeFrom="column">
-                        <wp:posOffset>-78105</wp:posOffset>
-                      </wp:positionH>
-                      <wp:positionV relativeFrom="paragraph">
-                        <wp:posOffset>-104775</wp:posOffset>
-                      </wp:positionV>
-                      <wp:extent cx="2927350" cy="572135"/>
-                      <wp:effectExtent l="0" t="0" r="0" b="0"/>
-                      <wp:wrapNone/>
-                      <wp:docPr id="8" name="组合 8"/>
-                      <wp:cNvGraphicFramePr/>
-                      <a:graphic xmlns:a="http://schemas.openxmlformats.org/drawingml/2006/main">
-                        <a:graphicData uri="http://schemas.microsoft.com/office/word/2010/wordprocessingGroup">
-                          <wpg:wgp>
-                            <wpg:cNvGrpSpPr/>
-                            <wpg:grpSpPr>
-                              <a:xfrm>
-                                <a:off x="0" y="0"/>
-                                <a:ext cx="2927350" cy="572135"/>
-                                <a:chOff x="19199" y="21203"/>
-                                <a:chExt cx="4610" cy="901"/>
-                              </a:xfrm>
-                            </wpg:grpSpPr>
-                            <pic:pic xmlns:pic="http://schemas.openxmlformats.org/drawingml/2006/picture">
-                              <pic:nvPicPr>
-                                <pic:cNvPr id="23" name="图片 1"/>
-                                <pic:cNvPicPr>
-                                  <a:picLocks noChangeAspect="1"/>
-                                </pic:cNvPicPr>
-                              </pic:nvPicPr>
-                              <pic:blipFill>
-                                <a:blip r:embed="rId12">
-                                  <a:clrChange>
-                                    <a:clrFrom>
-                                      <a:srgbClr val="FFFFFF">
-                                        <a:alpha val="100000"/>
-                                      </a:srgbClr>
-                                    </a:clrFrom>
-                                    <a:clrTo>
-                                      <a:srgbClr val="FFFFFF">
-                                        <a:alpha val="100000"/>
-                                        <a:alpha val="0"/>
-                                      </a:srgbClr>
-                                    </a:clrTo>
-                                  </a:clrChange>
-                                </a:blip>
-                                <a:srcRect l="10922" t="11667"/>
-                                <a:stretch>
-                                  <a:fillRect/>
-                                </a:stretch>
-                              </pic:blipFill>
-                              <pic:spPr>
-                                <a:xfrm>
-                                  <a:off x="19199" y="21203"/>
-                                  <a:ext cx="1672" cy="901"/>
-                                </a:xfrm>
-                                <a:prstGeom prst="rect">
-                                  <a:avLst/>
-                                </a:prstGeom>
-                                <a:noFill/>
-                                <a:ln>
-                                  <a:noFill/>
-                                </a:ln>
-                              </pic:spPr>
-                            </pic:pic>
-                            <pic:pic xmlns:pic="http://schemas.openxmlformats.org/drawingml/2006/picture">
-                              <pic:nvPicPr>
-                                <pic:cNvPr id="27" name="图片 11" descr="王建丽"/>
-                                <pic:cNvPicPr>
-                                  <a:picLocks noChangeAspect="1"/>
-                                </pic:cNvPicPr>
-                              </pic:nvPicPr>
-                              <pic:blipFill>
-                                <a:blip r:embed="rId11">
-                                  <a:clrChange>
-                                    <a:clrFrom>
-                                      <a:srgbClr val="FFFFFF">
-                                        <a:alpha val="100000"/>
-                                      </a:srgbClr>
-                                    </a:clrFrom>
-                                    <a:clrTo>
-                                      <a:srgbClr val="FFFFFF">
-                                        <a:alpha val="100000"/>
-                                        <a:alpha val="0"/>
-                                      </a:srgbClr>
-                                    </a:clrTo>
-                                  </a:clrChange>
-                                </a:blip>
-                                <a:stretch>
-                                  <a:fillRect/>
-                                </a:stretch>
-                              </pic:blipFill>
-                              <pic:spPr>
-                                <a:xfrm>
-                                  <a:off x="22321" y="21215"/>
-                                  <a:ext cx="1488" cy="842"/>
-                                </a:xfrm>
-                                <a:prstGeom prst="rect">
-                                  <a:avLst/>
-                                </a:prstGeom>
-                              </pic:spPr>
-                            </pic:pic>
-                          </wpg:wgp>
-                        </a:graphicData>
-                      </a:graphic>
-                    </wp:anchor>
-                  </w:drawing>
-                </mc:Choice>
-                <mc:Fallback>
-                  <w:pict>
-                    <v:group id="_x0000_s1026" o:spid="_x0000_s1026" o:spt="203" style="position:absolute;left:0pt;margin-left:-6.15pt;margin-top:-8.25pt;height:45.05pt;width:230.5pt;z-index:251662336;mso-width-relative:page;mso-height-relative:page;" coordorigin="19199,21203" coordsize="4610,901" o:gfxdata="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">
-                      <o:lock v:ext="edit" aspectratio="f"/>
-                      <v:shape id="图片 1" o:spid="_x0000_s1026" o:spt="75" type="#_x0000_t75" style="position:absolute;left:19199;top:21203;height:901;width:1672;" filled="f" o:preferrelative="t" stroked="f" coordsize="21600,21600" o:gfxdata="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">
-                        <v:fill on="f" focussize="0,0"/>
-                        <v:stroke on="f"/>
-                        <v:imagedata r:id="rId12" cropleft="7158f" croptop="7646f" chromakey="#FFFFFF" o:title=""/>
-                        <o:lock v:ext="edit" aspectratio="t"/>
-                      </v:shape>
-                      <v:shape id="图片 11" o:spid="_x0000_s1026" o:spt="75" alt="王建丽" type="#_x0000_t75" style="position:absolute;left:22321;top:21215;height:842;width:1488;" filled="f" o:preferrelative="t" stroked="f" coordsize="21600,21600" o:gfxdata="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">
-                        <v:fill on="f" focussize="0,0"/>
-                        <v:stroke on="f"/>
-                        <v:imagedata r:id="rId11" chromakey="#FFFFFF" o:title=""/>
-                        <o:lock v:ext="edit" aspectratio="t"/>
-                      </v:shape>
-                    </v:group>
-                  </w:pict>
-                </mc:Fallback>
-              </mc:AlternateContent>
+                <w:rFonts w:hint="eastAsia" w:ascii="Times New Roman" w:hAnsi="Times New Roman" w:cs="Times New Roman"/>
+                <w:b/>
+                <w:sz w:val="24"/>
+                <w:szCs w:val="24"/>
+              </w:rPr>
+              <w:t>{{"ty_guangzhou1"|sign(62,34)}}</w:t>
             </w:r>
           </w:p>
         </w:tc>
@@ -4818,6 +4581,15 @@
                 <w:szCs w:val="24"/>
               </w:rPr>
             </w:pPr>
+            <w:r>
+              <w:rPr>
+                <w:rFonts w:hint="eastAsia" w:ascii="Times New Roman" w:hAnsi="Times New Roman" w:cs="Times New Roman"/>
+                <w:b/>
+                <w:sz w:val="24"/>
+                <w:szCs w:val="24"/>
+              </w:rPr>
+              <w:t>{{"ty_guangzhou2"|sign(59,34)}}</w:t>
+            </w:r>
           </w:p>
         </w:tc>
       </w:tr>
@@ -5059,9 +4831,9 @@
       <w:bookmarkEnd w:id="29"/>
       <w:bookmarkEnd w:id="30"/>
       <w:bookmarkEnd w:id="31"/>
-      <w:bookmarkStart w:id="32" w:name="_Toc21516"/>
-      <w:bookmarkStart w:id="33" w:name="_Toc149837258"/>
-      <w:bookmarkStart w:id="34" w:name="_Toc27840"/>
+      <w:bookmarkStart w:id="32" w:name="_Toc149837258"/>
+      <w:bookmarkStart w:id="33" w:name="_Toc27840"/>
+      <w:bookmarkStart w:id="34" w:name="_Toc21516"/>
     </w:p>
     <w:p>
       <w:pPr>
@@ -6613,8 +6385,8 @@
           <w:szCs w:val="32"/>
         </w:rPr>
       </w:pPr>
-      <w:bookmarkStart w:id="37" w:name="_Toc17639"/>
-      <w:bookmarkStart w:id="38" w:name="_Toc19254"/>
+      <w:bookmarkStart w:id="37" w:name="_Toc19254"/>
+      <w:bookmarkStart w:id="38" w:name="_Toc17639"/>
       <w:bookmarkStart w:id="39" w:name="_Toc10987"/>
       <w:r>
         <w:rPr>
@@ -6646,15 +6418,15 @@
           <w:lang w:val="en-US" w:eastAsia="zh-CN"/>
         </w:rPr>
       </w:pPr>
-      <w:bookmarkStart w:id="40" w:name="_Toc15840_WPSOffice_Level1"/>
-      <w:bookmarkStart w:id="41" w:name="_Toc14255_WPSOffice_Level1"/>
-      <w:bookmarkStart w:id="42" w:name="_Toc24085_WPSOffice_Level1"/>
-      <w:bookmarkStart w:id="43" w:name="_Toc12193"/>
-      <w:bookmarkStart w:id="44" w:name="_Toc21064"/>
+      <w:bookmarkStart w:id="40" w:name="_Toc12193"/>
+      <w:bookmarkStart w:id="41" w:name="_Toc21064"/>
+      <w:bookmarkStart w:id="42" w:name="_Toc19646"/>
+      <w:bookmarkStart w:id="43" w:name="_Toc9914"/>
+      <w:bookmarkStart w:id="44" w:name="_Toc24085_WPSOffice_Level1"/>
       <w:bookmarkStart w:id="45" w:name="_Toc9066"/>
-      <w:bookmarkStart w:id="46" w:name="_Toc19646"/>
-      <w:bookmarkStart w:id="47" w:name="_Toc9914"/>
-      <w:bookmarkStart w:id="48" w:name="_Toc3674"/>
+      <w:bookmarkStart w:id="46" w:name="_Toc3674"/>
+      <w:bookmarkStart w:id="47" w:name="_Toc15840_WPSOffice_Level1"/>
+      <w:bookmarkStart w:id="48" w:name="_Toc14255_WPSOffice_Level1"/>
       <w:r>
         <w:rPr>
           <w:rFonts w:hint="eastAsia"/>
@@ -7238,9 +7010,9 @@
                 <w:rFonts w:hint="eastAsia" w:ascii="Times New Roman" w:hAnsi="Times New Roman" w:eastAsia="微软雅黑" w:cs="Times New Roman"/>
                 <w:sz w:val="21"/>
                 <w:szCs w:val="21"/>
-                <w:lang w:eastAsia="zh-CN" w:bidi="ar"/>
-              </w:rPr>
-              <w:t>2</w:t>
+                <w:lang w:val="en-US" w:eastAsia="zh-CN" w:bidi="ar"/>
+              </w:rPr>
+              <w:t>1</w:t>
             </w:r>
             <w:r>
               <w:rPr>
@@ -7397,12 +7169,12 @@
             </w:pPr>
             <w:r>
               <w:rPr>
-                <w:rFonts w:ascii="Times New Roman" w:hAnsi="Times New Roman" w:eastAsia="微软雅黑" w:cs="Times New Roman"/>
+                <w:rFonts w:hint="eastAsia" w:ascii="Times New Roman" w:hAnsi="Times New Roman" w:eastAsia="微软雅黑" w:cs="Times New Roman"/>
                 <w:sz w:val="21"/>
                 <w:szCs w:val="21"/>
-                <w:lang w:eastAsia="zh-CN" w:bidi="ar"/>
-              </w:rPr>
-              <w:t>A/B/C</w:t>
+                <w:lang w:val="en-US" w:eastAsia="zh-CN" w:bidi="ar"/>
+              </w:rPr>
+              <w:t>1-2</w:t>
             </w:r>
             <w:r>
               <w:rPr>
@@ -7593,12 +7365,21 @@
             </w:r>
             <w:r>
               <w:rPr>
+                <w:rFonts w:hint="eastAsia" w:ascii="Times New Roman" w:hAnsi="Times New Roman" w:eastAsia="微软雅黑" w:cs="Times New Roman"/>
+                <w:sz w:val="21"/>
+                <w:szCs w:val="21"/>
+                <w:lang w:val="en-US" w:eastAsia="zh-CN" w:bidi="ar"/>
+              </w:rPr>
+              <w:t>32</w:t>
+            </w:r>
+            <w:r>
+              <w:rPr>
                 <w:rFonts w:ascii="Times New Roman" w:hAnsi="Times New Roman" w:eastAsia="微软雅黑" w:cs="Times New Roman"/>
                 <w:sz w:val="21"/>
                 <w:szCs w:val="21"/>
                 <w:lang w:eastAsia="zh-CN" w:bidi="ar"/>
               </w:rPr>
-              <w:t>500</w:t>
+              <w:t>0</w:t>
             </w:r>
           </w:p>
         </w:tc>
@@ -7961,6 +7742,12 @@
             <w:insideH w:val="single" w:color="A4A4A4" w:sz="4" w:space="0"/>
             <w:insideV w:val="single" w:color="A4A4A4" w:sz="4" w:space="0"/>
           </w:tblBorders>
+          <w:tblCellMar>
+            <w:top w:w="0" w:type="dxa"/>
+            <w:left w:w="0" w:type="dxa"/>
+            <w:bottom w:w="0" w:type="dxa"/>
+            <w:right w:w="0" w:type="dxa"/>
+          </w:tblCellMar>
         </w:tblPrEx>
         <w:trPr>
           <w:trHeight w:val="512" w:hRule="atLeast"/>
@@ -8409,20 +8196,19 @@
           <w:ilvl w:val="0"/>
           <w:numId w:val="7"/>
         </w:numPr>
-        <w:ind w:left="425" w:hanging="425"/>
-        <w:rPr>
-          <w:rFonts w:hint="eastAsia" w:ascii="微软雅黑" w:hAnsi="微软雅黑" w:eastAsia="微软雅黑" w:cs="微软雅黑"/>
+        <w:rPr>
+          <w:rFonts w:ascii="Times New Roman" w:hAnsi="Times New Roman" w:eastAsia="微软雅黑" w:cs="Times New Roman"/>
           <w:sz w:val="18"/>
           <w:lang w:eastAsia="zh-CN"/>
         </w:rPr>
       </w:pPr>
       <w:r>
         <w:rPr>
-          <w:rFonts w:hint="eastAsia" w:ascii="微软雅黑" w:hAnsi="微软雅黑" w:eastAsia="微软雅黑" w:cs="微软雅黑"/>
+          <w:rFonts w:hint="eastAsia" w:ascii="Times New Roman" w:hAnsi="Times New Roman" w:eastAsia="微软雅黑" w:cs="Times New Roman"/>
           <w:sz w:val="18"/>
           <w:lang w:eastAsia="zh-CN"/>
         </w:rPr>
-        <w:t>肿瘤细胞含量：送检样本经HE染色评估的肿瘤细胞含量。如送检样本不满足病理评估所需条件，则不进行此项评估。血浆cfDNA样本不做此项评估。</w:t>
+        <w:t>肿瘤细胞含量：送检样本经HE染色评估的肿瘤细胞含量。如送检样本不满足病理评估所需条件，则不进行此项评估。{% if summaryOfRresults.type == “blood” %}血浆cfDNA样本不做此项评估。{% endif %}</w:t>
       </w:r>
     </w:p>
     <w:p>
@@ -8431,16 +8217,15 @@
           <w:ilvl w:val="0"/>
           <w:numId w:val="7"/>
         </w:numPr>
-        <w:ind w:left="425" w:hanging="425"/>
-        <w:rPr>
-          <w:rFonts w:hint="eastAsia" w:ascii="微软雅黑" w:hAnsi="微软雅黑" w:eastAsia="微软雅黑" w:cs="微软雅黑"/>
+        <w:rPr>
+          <w:rFonts w:ascii="Times New Roman" w:hAnsi="Times New Roman" w:eastAsia="微软雅黑" w:cs="Times New Roman"/>
           <w:sz w:val="18"/>
           <w:lang w:eastAsia="zh-CN"/>
         </w:rPr>
       </w:pPr>
       <w:r>
         <w:rPr>
-          <w:rFonts w:hint="eastAsia" w:ascii="微软雅黑" w:hAnsi="微软雅黑" w:eastAsia="微软雅黑" w:cs="微软雅黑"/>
+          <w:rFonts w:hint="eastAsia" w:ascii="Times New Roman" w:hAnsi="Times New Roman" w:eastAsia="微软雅黑" w:cs="Times New Roman"/>
           <w:sz w:val="18"/>
           <w:lang w:eastAsia="zh-CN"/>
         </w:rPr>
@@ -8453,140 +8238,19 @@
           <w:ilvl w:val="0"/>
           <w:numId w:val="7"/>
         </w:numPr>
-        <w:ind w:left="425" w:hanging="425"/>
-        <w:rPr>
-          <w:rFonts w:hint="eastAsia" w:ascii="微软雅黑" w:hAnsi="微软雅黑" w:eastAsia="微软雅黑" w:cs="微软雅黑"/>
+        <w:rPr>
+          <w:rFonts w:ascii="Times New Roman" w:hAnsi="Times New Roman" w:eastAsia="微软雅黑" w:cs="Times New Roman"/>
           <w:sz w:val="18"/>
           <w:lang w:eastAsia="zh-CN"/>
         </w:rPr>
       </w:pPr>
       <w:r>
         <w:rPr>
-          <w:rFonts w:hint="eastAsia" w:ascii="微软雅黑" w:hAnsi="微软雅黑" w:eastAsia="微软雅黑" w:cs="微软雅黑"/>
+          <w:rFonts w:hint="eastAsia" w:ascii="Times New Roman" w:hAnsi="Times New Roman" w:eastAsia="微软雅黑" w:cs="Times New Roman"/>
           <w:sz w:val="18"/>
           <w:lang w:eastAsia="zh-CN"/>
         </w:rPr>
-        <w:t>DNA降解程度：cfDNA样本不适用于此项评估。</w:t>
-      </w:r>
-    </w:p>
-    <w:p>
-      <w:pPr>
-        <w:numPr>
-          <w:ilvl w:val="0"/>
-          <w:numId w:val="8"/>
-        </w:numPr>
-        <w:spacing w:line="270" w:lineRule="exact"/>
-        <w:ind w:left="613" w:leftChars="150" w:hanging="283"/>
-        <w:rPr>
-          <w:rFonts w:hint="eastAsia" w:ascii="Times New Roman" w:hAnsi="Times New Roman" w:eastAsia="微软雅黑" w:cs="Times New Roman"/>
-          <w:bCs/>
-          <w:sz w:val="18"/>
-          <w:szCs w:val="18"/>
-          <w:lang w:eastAsia="zh-CN"/>
-        </w:rPr>
-      </w:pPr>
-      <w:r>
-        <w:rPr>
-          <w:rFonts w:hint="eastAsia" w:ascii="Times New Roman" w:hAnsi="Times New Roman" w:eastAsia="微软雅黑" w:cs="Times New Roman"/>
-          <w:bCs/>
-          <w:sz w:val="18"/>
-          <w:szCs w:val="18"/>
-          <w:lang w:eastAsia="zh-CN"/>
-        </w:rPr>
-        <w:t>A级：有主带，且主带条带清晰，有轻微降解；</w:t>
-      </w:r>
-    </w:p>
-    <w:p>
-      <w:pPr>
-        <w:numPr>
-          <w:ilvl w:val="0"/>
-          <w:numId w:val="8"/>
-        </w:numPr>
-        <w:spacing w:line="270" w:lineRule="exact"/>
-        <w:ind w:left="613" w:leftChars="150" w:hanging="283"/>
-        <w:rPr>
-          <w:rFonts w:hint="eastAsia" w:ascii="Times New Roman" w:hAnsi="Times New Roman" w:eastAsia="微软雅黑" w:cs="Times New Roman"/>
-          <w:bCs/>
-          <w:sz w:val="18"/>
-          <w:szCs w:val="18"/>
-          <w:lang w:eastAsia="zh-CN"/>
-        </w:rPr>
-      </w:pPr>
-      <w:r>
-        <w:rPr>
-          <w:rFonts w:hint="eastAsia" w:ascii="Times New Roman" w:hAnsi="Times New Roman" w:eastAsia="微软雅黑" w:cs="Times New Roman"/>
-          <w:bCs/>
-          <w:sz w:val="18"/>
-          <w:szCs w:val="18"/>
-          <w:lang w:eastAsia="zh-CN"/>
-        </w:rPr>
-        <w:t>B级：无主带，降解均匀且降解区域主要集中在5000bp以上；</w:t>
-      </w:r>
-    </w:p>
-    <w:p>
-      <w:pPr>
-        <w:numPr>
-          <w:ilvl w:val="0"/>
-          <w:numId w:val="8"/>
-        </w:numPr>
-        <w:spacing w:line="270" w:lineRule="exact"/>
-        <w:ind w:left="613" w:leftChars="150" w:hanging="283"/>
-        <w:rPr>
-          <w:rFonts w:hint="eastAsia" w:ascii="Times New Roman" w:hAnsi="Times New Roman" w:eastAsia="微软雅黑" w:cs="Times New Roman"/>
-          <w:bCs/>
-          <w:sz w:val="18"/>
-          <w:szCs w:val="18"/>
-          <w:lang w:eastAsia="zh-CN"/>
-        </w:rPr>
-      </w:pPr>
-      <w:r>
-        <w:rPr>
-          <w:rFonts w:hint="eastAsia" w:ascii="Times New Roman" w:hAnsi="Times New Roman" w:eastAsia="微软雅黑" w:cs="Times New Roman"/>
-          <w:bCs/>
-          <w:sz w:val="18"/>
-          <w:szCs w:val="18"/>
-          <w:lang w:eastAsia="zh-CN"/>
-        </w:rPr>
-        <w:t>C级：无主带，降解均匀且降解区域主要集中在500-5000bp之间；</w:t>
-      </w:r>
-    </w:p>
-    <w:p>
-      <w:pPr>
-        <w:numPr>
-          <w:ilvl w:val="0"/>
-          <w:numId w:val="8"/>
-        </w:numPr>
-        <w:spacing w:line="270" w:lineRule="exact"/>
-        <w:ind w:left="613" w:leftChars="150" w:hanging="283"/>
-        <w:rPr>
-          <w:rFonts w:ascii="Times New Roman" w:hAnsi="Times New Roman" w:eastAsia="微软雅黑" w:cs="Times New Roman"/>
-          <w:bCs/>
-          <w:sz w:val="18"/>
-          <w:szCs w:val="18"/>
-          <w:lang w:eastAsia="zh-CN"/>
-        </w:rPr>
-      </w:pPr>
-      <w:r>
-        <w:rPr>
-          <w:rFonts w:hint="eastAsia" w:ascii="Times New Roman" w:hAnsi="Times New Roman" w:eastAsia="微软雅黑" w:cs="Times New Roman"/>
-          <w:bCs/>
-          <w:sz w:val="18"/>
-          <w:szCs w:val="18"/>
-          <w:lang w:eastAsia="zh-CN"/>
-        </w:rPr>
-        <w:t>D级：无主带，降解区域集中在500bp以</w:t>
-      </w:r>
-      <w:bookmarkStart w:id="50" w:name="_GoBack"/>
-      <w:bookmarkEnd w:id="50"/>
-      <w:r>
-        <w:rPr>
-          <w:rFonts w:hint="eastAsia" w:ascii="Times New Roman" w:hAnsi="Times New Roman" w:eastAsia="微软雅黑" w:cs="Times New Roman"/>
-          <w:bCs/>
-          <w:sz w:val="18"/>
-          <w:szCs w:val="18"/>
-          <w:lang w:eastAsia="zh-CN"/>
-        </w:rPr>
-        <w:t>下，或总量低于100ng。</w:t>
+        <w:t>DNA降解程度：1-2级别样本质量较好，3级不能满足检测要求{% if summaryOfRresults.type == “blood” %}；cfDNA样本不适用于此项评估{% endif %}。</w:t>
       </w:r>
     </w:p>
     <w:p>
@@ -8595,16 +8259,15 @@
           <w:ilvl w:val="0"/>
           <w:numId w:val="7"/>
         </w:numPr>
-        <w:ind w:left="425" w:hanging="425"/>
-        <w:rPr>
-          <w:rFonts w:hint="eastAsia" w:ascii="微软雅黑" w:hAnsi="微软雅黑" w:eastAsia="微软雅黑" w:cs="微软雅黑"/>
+        <w:rPr>
+          <w:rFonts w:hint="eastAsia" w:ascii="Times New Roman" w:hAnsi="Times New Roman" w:eastAsia="微软雅黑" w:cs="Times New Roman"/>
           <w:sz w:val="18"/>
           <w:lang w:eastAsia="zh-CN"/>
         </w:rPr>
       </w:pPr>
       <w:r>
         <w:rPr>
-          <w:rFonts w:hint="eastAsia" w:ascii="微软雅黑" w:hAnsi="微软雅黑" w:eastAsia="微软雅黑" w:cs="微软雅黑"/>
+          <w:rFonts w:hint="eastAsia" w:ascii="Times New Roman" w:hAnsi="Times New Roman" w:eastAsia="微软雅黑" w:cs="Times New Roman"/>
           <w:sz w:val="18"/>
           <w:lang w:eastAsia="zh-CN"/>
         </w:rPr>
@@ -8617,21 +8280,22 @@
           <w:ilvl w:val="0"/>
           <w:numId w:val="7"/>
         </w:numPr>
-        <w:ind w:left="425" w:hanging="425"/>
-        <w:rPr>
-          <w:rFonts w:hint="eastAsia" w:ascii="微软雅黑" w:hAnsi="微软雅黑" w:eastAsia="微软雅黑" w:cs="微软雅黑"/>
+        <w:rPr>
+          <w:rFonts w:hint="eastAsia" w:ascii="Times New Roman" w:hAnsi="Times New Roman" w:eastAsia="微软雅黑" w:cs="Times New Roman"/>
           <w:sz w:val="18"/>
           <w:lang w:eastAsia="zh-CN"/>
         </w:rPr>
       </w:pPr>
       <w:r>
         <w:rPr>
-          <w:rFonts w:hint="eastAsia" w:ascii="微软雅黑" w:hAnsi="微软雅黑" w:eastAsia="微软雅黑" w:cs="微软雅黑"/>
+          <w:rFonts w:hint="eastAsia" w:ascii="Times New Roman" w:hAnsi="Times New Roman" w:eastAsia="微软雅黑" w:cs="Times New Roman"/>
           <w:sz w:val="18"/>
           <w:lang w:eastAsia="zh-CN"/>
         </w:rPr>
         <w:t>平均测序深度：目标区域每个碱基被测到的平均次数。</w:t>
       </w:r>
+      <w:bookmarkStart w:id="50" w:name="_GoBack"/>
+      <w:bookmarkEnd w:id="50"/>
     </w:p>
     <w:p>
       <w:pPr>
@@ -8639,16 +8303,15 @@
           <w:ilvl w:val="0"/>
           <w:numId w:val="7"/>
         </w:numPr>
-        <w:ind w:left="425" w:hanging="425"/>
-        <w:rPr>
-          <w:rFonts w:hint="eastAsia" w:ascii="微软雅黑" w:hAnsi="微软雅黑" w:eastAsia="微软雅黑" w:cs="微软雅黑"/>
+        <w:rPr>
+          <w:rFonts w:hint="eastAsia" w:ascii="Times New Roman" w:hAnsi="Times New Roman" w:eastAsia="微软雅黑" w:cs="Times New Roman"/>
           <w:sz w:val="18"/>
           <w:lang w:eastAsia="zh-CN"/>
         </w:rPr>
       </w:pPr>
       <w:r>
         <w:rPr>
-          <w:rFonts w:hint="eastAsia" w:ascii="微软雅黑" w:hAnsi="微软雅黑" w:eastAsia="微软雅黑" w:cs="微软雅黑"/>
+          <w:rFonts w:hint="eastAsia" w:ascii="Times New Roman" w:hAnsi="Times New Roman" w:eastAsia="微软雅黑" w:cs="Times New Roman"/>
           <w:sz w:val="18"/>
           <w:lang w:eastAsia="zh-CN"/>
         </w:rPr>
@@ -8661,16 +8324,15 @@
           <w:ilvl w:val="0"/>
           <w:numId w:val="7"/>
         </w:numPr>
-        <w:ind w:left="425" w:hanging="425"/>
-        <w:rPr>
-          <w:rFonts w:hint="eastAsia" w:ascii="微软雅黑" w:hAnsi="微软雅黑" w:eastAsia="微软雅黑" w:cs="微软雅黑"/>
+        <w:rPr>
+          <w:rFonts w:hint="eastAsia" w:ascii="Times New Roman" w:hAnsi="Times New Roman" w:eastAsia="微软雅黑" w:cs="Times New Roman"/>
           <w:sz w:val="18"/>
           <w:lang w:eastAsia="zh-CN"/>
         </w:rPr>
       </w:pPr>
       <w:r>
         <w:rPr>
-          <w:rFonts w:hint="eastAsia" w:ascii="微软雅黑" w:hAnsi="微软雅黑" w:eastAsia="微软雅黑" w:cs="微软雅黑"/>
+          <w:rFonts w:hint="eastAsia" w:ascii="Times New Roman" w:hAnsi="Times New Roman" w:eastAsia="微软雅黑" w:cs="Times New Roman"/>
           <w:sz w:val="18"/>
           <w:lang w:eastAsia="zh-CN"/>
         </w:rPr>
@@ -8683,16 +8345,15 @@
           <w:ilvl w:val="0"/>
           <w:numId w:val="7"/>
         </w:numPr>
-        <w:ind w:left="425" w:hanging="425"/>
-        <w:rPr>
-          <w:rFonts w:hint="eastAsia" w:ascii="微软雅黑" w:hAnsi="微软雅黑" w:eastAsia="微软雅黑" w:cs="微软雅黑"/>
+        <w:rPr>
+          <w:rFonts w:hint="eastAsia" w:ascii="Times New Roman" w:hAnsi="Times New Roman" w:eastAsia="微软雅黑" w:cs="Times New Roman"/>
           <w:sz w:val="18"/>
           <w:lang w:eastAsia="zh-CN"/>
         </w:rPr>
       </w:pPr>
       <w:r>
         <w:rPr>
-          <w:rFonts w:hint="eastAsia" w:ascii="微软雅黑" w:hAnsi="微软雅黑" w:eastAsia="微软雅黑" w:cs="微软雅黑"/>
+          <w:rFonts w:hint="eastAsia" w:ascii="Times New Roman" w:hAnsi="Times New Roman" w:eastAsia="微软雅黑" w:cs="Times New Roman"/>
           <w:sz w:val="18"/>
           <w:lang w:eastAsia="zh-CN"/>
         </w:rPr>
@@ -8705,20 +8366,19 @@
           <w:ilvl w:val="0"/>
           <w:numId w:val="7"/>
         </w:numPr>
-        <w:ind w:left="425" w:hanging="425"/>
-        <w:rPr>
-          <w:rFonts w:hint="eastAsia" w:ascii="微软雅黑" w:hAnsi="微软雅黑" w:eastAsia="微软雅黑" w:cs="微软雅黑"/>
+        <w:rPr>
+          <w:rFonts w:hint="eastAsia" w:ascii="Times New Roman" w:hAnsi="Times New Roman" w:eastAsia="微软雅黑" w:cs="Times New Roman"/>
           <w:sz w:val="18"/>
           <w:lang w:eastAsia="zh-CN"/>
         </w:rPr>
       </w:pPr>
       <w:r>
         <w:rPr>
-          <w:rFonts w:hint="eastAsia" w:ascii="微软雅黑" w:hAnsi="微软雅黑" w:eastAsia="微软雅黑" w:cs="微软雅黑"/>
+          <w:rFonts w:hint="eastAsia" w:ascii="Times New Roman" w:hAnsi="Times New Roman" w:eastAsia="微软雅黑" w:cs="Times New Roman"/>
           <w:sz w:val="18"/>
           <w:lang w:eastAsia="zh-CN"/>
         </w:rPr>
-        <w:t>总体质量评估：根据 DNA 平均测序深度进行评估，分为“合格”、“警戒”、“不合格”三个等级。总体质量评估为“警戒”或者“不合格”时，均会影响检测的准确性和敏感性。</w:t>
+        <w:t>总体质量评估：根据 DNA 平均测序深度进行评估，分为“合格”、“警戒“、”不合格”三个等级。总体质量评估为“警戒“或者“不合格”时，均会影响检测的准确性和敏感性。</w:t>
       </w:r>
     </w:p>
     <w:p>
@@ -8927,7 +8587,7 @@
         <w:widowControl w:val="0"/>
         <w:numPr>
           <w:ilvl w:val="0"/>
-          <w:numId w:val="9"/>
+          <w:numId w:val="8"/>
         </w:numPr>
         <w:kinsoku/>
         <w:wordWrap/>
@@ -8979,7 +8639,7 @@
         <w:widowControl w:val="0"/>
         <w:numPr>
           <w:ilvl w:val="0"/>
-          <w:numId w:val="9"/>
+          <w:numId w:val="8"/>
         </w:numPr>
         <w:kinsoku/>
         <w:wordWrap/>
@@ -9067,7 +8727,7 @@
         <w:widowControl w:val="0"/>
         <w:numPr>
           <w:ilvl w:val="0"/>
-          <w:numId w:val="9"/>
+          <w:numId w:val="8"/>
         </w:numPr>
         <w:kinsoku/>
         <w:wordWrap/>
@@ -9111,7 +8771,7 @@
         <w:widowControl w:val="0"/>
         <w:numPr>
           <w:ilvl w:val="0"/>
-          <w:numId w:val="9"/>
+          <w:numId w:val="8"/>
         </w:numPr>
         <w:kinsoku/>
         <w:wordWrap/>
@@ -9155,7 +8815,7 @@
         <w:widowControl w:val="0"/>
         <w:numPr>
           <w:ilvl w:val="0"/>
-          <w:numId w:val="9"/>
+          <w:numId w:val="8"/>
         </w:numPr>
         <w:kinsoku/>
         <w:wordWrap/>
@@ -9199,7 +8859,7 @@
         <w:widowControl w:val="0"/>
         <w:numPr>
           <w:ilvl w:val="0"/>
-          <w:numId w:val="9"/>
+          <w:numId w:val="8"/>
         </w:numPr>
         <w:kinsoku/>
         <w:wordWrap/>
@@ -9243,7 +8903,7 @@
         <w:widowControl w:val="0"/>
         <w:numPr>
           <w:ilvl w:val="0"/>
-          <w:numId w:val="9"/>
+          <w:numId w:val="8"/>
         </w:numPr>
         <w:kinsoku/>
         <w:wordWrap/>
@@ -9527,7 +9187,7 @@
           </w:tblCellMar>
         </w:tblPrEx>
         <w:trPr>
-          <w:trHeight w:val="441" w:hRule="exact"/>
+          <w:trHeight w:val="680" w:hRule="exact"/>
         </w:trPr>
         <w:tc>
           <w:tcPr>
@@ -9577,192 +9237,12 @@
             </w:pPr>
             <w:r>
               <w:rPr>
-                <w:sz w:val="22"/>
-              </w:rPr>
-              <mc:AlternateContent>
-                <mc:Choice Requires="wpg">
-                  <w:drawing>
-                    <wp:anchor distT="0" distB="0" distL="114300" distR="114300" simplePos="0" relativeHeight="251668480" behindDoc="0" locked="0" layoutInCell="1" allowOverlap="1">
-                      <wp:simplePos x="0" y="0"/>
-                      <wp:positionH relativeFrom="column">
-                        <wp:posOffset>7620</wp:posOffset>
-                      </wp:positionH>
-                      <wp:positionV relativeFrom="paragraph">
-                        <wp:posOffset>-480060</wp:posOffset>
-                      </wp:positionV>
-                      <wp:extent cx="3058160" cy="1442720"/>
-                      <wp:effectExtent l="0" t="0" r="5080" b="5080"/>
-                      <wp:wrapNone/>
-                      <wp:docPr id="11" name="组合 11"/>
-                      <wp:cNvGraphicFramePr/>
-                      <a:graphic xmlns:a="http://schemas.openxmlformats.org/drawingml/2006/main">
-                        <a:graphicData uri="http://schemas.microsoft.com/office/word/2010/wordprocessingGroup">
-                          <wpg:wgp>
-                            <wpg:cNvGrpSpPr/>
-                            <wpg:grpSpPr>
-                              <a:xfrm>
-                                <a:off x="0" y="0"/>
-                                <a:ext cx="3058160" cy="1442720"/>
-                                <a:chOff x="19211" y="18842"/>
-                                <a:chExt cx="4816" cy="2272"/>
-                              </a:xfrm>
-                            </wpg:grpSpPr>
-                            <wpg:grpSp>
-                              <wpg:cNvPr id="12" name="组合 6"/>
-                              <wpg:cNvGrpSpPr/>
-                              <wpg:grpSpPr>
-                                <a:xfrm>
-                                  <a:off x="19211" y="18842"/>
-                                  <a:ext cx="4816" cy="2273"/>
-                                  <a:chOff x="19199" y="18902"/>
-                                  <a:chExt cx="4816" cy="2273"/>
-                                </a:xfrm>
-                              </wpg:grpSpPr>
-                              <pic:pic xmlns:pic="http://schemas.openxmlformats.org/drawingml/2006/picture">
-                                <pic:nvPicPr>
-                                  <pic:cNvPr id="14" name="图片 6" descr="蔡冬雪"/>
-                                  <pic:cNvPicPr>
-                                    <a:picLocks noChangeAspect="1"/>
-                                  </pic:cNvPicPr>
-                                </pic:nvPicPr>
-                                <pic:blipFill>
-                                  <a:blip r:embed="rId10">
-                                    <a:clrChange>
-                                      <a:clrFrom>
-                                        <a:srgbClr val="FFFFFF">
-                                          <a:alpha val="100000"/>
-                                        </a:srgbClr>
-                                      </a:clrFrom>
-                                      <a:clrTo>
-                                        <a:srgbClr val="FFFFFF">
-                                          <a:alpha val="100000"/>
-                                          <a:alpha val="0"/>
-                                        </a:srgbClr>
-                                      </a:clrTo>
-                                    </a:clrChange>
-                                  </a:blip>
-                                  <a:srcRect l="18656" t="33322" r="18897" b="26699"/>
-                                  <a:stretch>
-                                    <a:fillRect/>
-                                  </a:stretch>
-                                </pic:blipFill>
-                                <pic:spPr>
-                                  <a:xfrm>
-                                    <a:off x="19199" y="19551"/>
-                                    <a:ext cx="1261" cy="566"/>
-                                  </a:xfrm>
-                                  <a:prstGeom prst="rect">
-                                    <a:avLst/>
-                                  </a:prstGeom>
-                                </pic:spPr>
-                              </pic:pic>
-                              <pic:pic xmlns:pic="http://schemas.openxmlformats.org/drawingml/2006/picture">
-                                <pic:nvPicPr>
-                                  <pic:cNvPr id="21" name="图片 25"/>
-                                  <pic:cNvPicPr>
-                                    <a:picLocks noChangeAspect="1" noChangeArrowheads="1"/>
-                                  </pic:cNvPicPr>
-                                </pic:nvPicPr>
-                                <pic:blipFill>
-                                  <a:blip r:embed="rId13">
-                                    <a:extLst>
-                                      <a:ext uri="{28A0092B-C50C-407E-A947-70E740481C1C}">
-                                        <a14:useLocalDpi xmlns:a14="http://schemas.microsoft.com/office/drawing/2010/main" val="0"/>
-                                      </a:ext>
-                                    </a:extLst>
-                                  </a:blip>
-                                  <a:srcRect/>
-                                  <a:stretch>
-                                    <a:fillRect/>
-                                  </a:stretch>
-                                </pic:blipFill>
-                                <pic:spPr>
-                                  <a:xfrm>
-                                    <a:off x="21742" y="18902"/>
-                                    <a:ext cx="2273" cy="2273"/>
-                                  </a:xfrm>
-                                  <a:prstGeom prst="rect">
-                                    <a:avLst/>
-                                  </a:prstGeom>
-                                  <a:noFill/>
-                                  <a:ln>
-                                    <a:noFill/>
-                                  </a:ln>
-                                </pic:spPr>
-                              </pic:pic>
-                            </wpg:grpSp>
-                            <pic:pic xmlns:pic="http://schemas.openxmlformats.org/drawingml/2006/picture">
-                              <pic:nvPicPr>
-                                <pic:cNvPr id="15" name="图片 4" descr="王建丽"/>
-                                <pic:cNvPicPr>
-                                  <a:picLocks noChangeAspect="1"/>
-                                </pic:cNvPicPr>
-                              </pic:nvPicPr>
-                              <pic:blipFill>
-                                <a:blip r:embed="rId11">
-                                  <a:clrChange>
-                                    <a:clrFrom>
-                                      <a:srgbClr val="FFFFFF">
-                                        <a:alpha val="100000"/>
-                                      </a:srgbClr>
-                                    </a:clrFrom>
-                                    <a:clrTo>
-                                      <a:srgbClr val="FFFFFF">
-                                        <a:alpha val="100000"/>
-                                        <a:alpha val="0"/>
-                                      </a:srgbClr>
-                                    </a:clrTo>
-                                  </a:clrChange>
-                                </a:blip>
-                                <a:stretch>
-                                  <a:fillRect/>
-                                </a:stretch>
-                              </pic:blipFill>
-                              <pic:spPr>
-                                <a:xfrm>
-                                  <a:off x="22261" y="19395"/>
-                                  <a:ext cx="1258" cy="713"/>
-                                </a:xfrm>
-                                <a:prstGeom prst="rect">
-                                  <a:avLst/>
-                                </a:prstGeom>
-                              </pic:spPr>
-                            </pic:pic>
-                          </wpg:wgp>
-                        </a:graphicData>
-                      </a:graphic>
-                    </wp:anchor>
-                  </w:drawing>
-                </mc:Choice>
-                <mc:Fallback>
-                  <w:pict>
-                    <v:group id="_x0000_s1026" o:spid="_x0000_s1026" o:spt="203" style="position:absolute;left:0pt;margin-left:0.6pt;margin-top:-37.8pt;height:113.6pt;width:240.8pt;z-index:251668480;mso-width-relative:page;mso-height-relative:page;" coordorigin="19211,18842" coordsize="4816,2272" o:gfxdata="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">
-                      <o:lock v:ext="edit" aspectratio="f"/>
-                      <v:group id="组合 6" o:spid="_x0000_s1026" o:spt="203" style="position:absolute;left:19211;top:18842;height:2273;width:4816;" coordorigin="19199,18902" coordsize="4816,2273" o:gfxdata="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">
-                        <o:lock v:ext="edit" aspectratio="f"/>
-                        <v:shape id="图片 6" o:spid="_x0000_s1026" o:spt="75" alt="蔡冬雪" type="#_x0000_t75" style="position:absolute;left:19199;top:19551;height:566;width:1261;" filled="f" o:preferrelative="t" stroked="f" coordsize="21600,21600" o:gfxdata="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">
-                          <v:fill on="f" focussize="0,0"/>
-                          <v:stroke on="f"/>
-                          <v:imagedata r:id="rId10" cropleft="12226f" croptop="21838f" cropright="12384f" cropbottom="17497f" chromakey="#FFFFFF" o:title=""/>
-                          <o:lock v:ext="edit" aspectratio="t"/>
-                        </v:shape>
-                        <v:shape id="图片 25" o:spid="_x0000_s1026" o:spt="75" type="#_x0000_t75" style="position:absolute;left:21742;top:18902;height:2273;width:2273;" filled="f" o:preferrelative="t" stroked="f" coordsize="21600,21600" o:gfxdata="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">
-                          <v:fill on="f" focussize="0,0"/>
-                          <v:stroke on="f"/>
-                          <v:imagedata r:id="rId13" o:title=""/>
-                          <o:lock v:ext="edit" aspectratio="t"/>
-                        </v:shape>
-                      </v:group>
-                      <v:shape id="图片 4" o:spid="_x0000_s1026" o:spt="75" alt="王建丽" type="#_x0000_t75" style="position:absolute;left:22261;top:19395;height:713;width:1258;" filled="f" o:preferrelative="t" stroked="f" coordsize="21600,21600" o:gfxdata="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">
-                        <v:fill on="f" focussize="0,0"/>
-                        <v:stroke on="f"/>
-                        <v:imagedata r:id="rId11" chromakey="#FFFFFF" o:title=""/>
-                        <o:lock v:ext="edit" aspectratio="t"/>
-                      </v:shape>
-                    </v:group>
-                  </w:pict>
-                </mc:Fallback>
-              </mc:AlternateContent>
+                <w:rFonts w:hint="eastAsia" w:ascii="Times New Roman" w:hAnsi="Times New Roman" w:cs="Times New Roman"/>
+                <w:b/>
+                <w:sz w:val="24"/>
+                <w:szCs w:val="24"/>
+              </w:rPr>
+              <w:t>{{"ty_tianjin1"|sign(64,28)}}</w:t>
             </w:r>
           </w:p>
         </w:tc>
@@ -9822,18 +9302,80 @@
                 <w:szCs w:val="24"/>
               </w:rPr>
             </w:pPr>
+            <w:r>
+              <w:rPr>
+                <w:rFonts w:hint="eastAsia" w:ascii="Times New Roman" w:hAnsi="Times New Roman" w:cs="Times New Roman"/>
+                <w:b/>
+                <w:sz w:val="24"/>
+                <w:szCs w:val="24"/>
+              </w:rPr>
+              <w:t>{{"ty_tianjin2"|sign(59,34)}}</w:t>
+            </w:r>
+            <w:r>
+              <w:rPr>
+                <w:sz w:val="24"/>
+              </w:rPr>
+              <w:drawing>
+                <wp:anchor distT="0" distB="0" distL="114300" distR="114300" simplePos="0" relativeHeight="251666432" behindDoc="0" locked="0" layoutInCell="1" allowOverlap="1">
+                  <wp:simplePos x="0" y="0"/>
+                  <wp:positionH relativeFrom="column">
+                    <wp:posOffset>-222885</wp:posOffset>
+                  </wp:positionH>
+                  <wp:positionV relativeFrom="paragraph">
+                    <wp:posOffset>-426720</wp:posOffset>
+                  </wp:positionV>
+                  <wp:extent cx="1443355" cy="1443355"/>
+                  <wp:effectExtent l="0" t="0" r="4445" b="4445"/>
+                  <wp:wrapNone/>
+                  <wp:docPr id="21" name="图片 25"/>
+                  <wp:cNvGraphicFramePr>
+                    <a:graphicFrameLocks xmlns:a="http://schemas.openxmlformats.org/drawingml/2006/main" noChangeAspect="1"/>
+                  </wp:cNvGraphicFramePr>
+                  <a:graphic xmlns:a="http://schemas.openxmlformats.org/drawingml/2006/main">
+                    <a:graphicData uri="http://schemas.openxmlformats.org/drawingml/2006/picture">
+                      <pic:pic xmlns:pic="http://schemas.openxmlformats.org/drawingml/2006/picture">
+                        <pic:nvPicPr>
+                          <pic:cNvPr id="21" name="图片 25"/>
+                          <pic:cNvPicPr>
+                            <a:picLocks noChangeAspect="1" noChangeArrowheads="1"/>
+                          </pic:cNvPicPr>
+                        </pic:nvPicPr>
+                        <pic:blipFill>
+                          <a:blip r:embed="rId10">
+                            <a:extLst>
+                              <a:ext uri="{28A0092B-C50C-407E-A947-70E740481C1C}">
+                                <a14:useLocalDpi xmlns:a14="http://schemas.microsoft.com/office/drawing/2010/main" val="0"/>
+                              </a:ext>
+                            </a:extLst>
+                          </a:blip>
+                          <a:srcRect/>
+                          <a:stretch>
+                            <a:fillRect/>
+                          </a:stretch>
+                        </pic:blipFill>
+                        <pic:spPr>
+                          <a:xfrm>
+                            <a:off x="0" y="0"/>
+                            <a:ext cx="1443355" cy="1443355"/>
+                          </a:xfrm>
+                          <a:prstGeom prst="rect">
+                            <a:avLst/>
+                          </a:prstGeom>
+                          <a:noFill/>
+                          <a:ln>
+                            <a:noFill/>
+                          </a:ln>
+                        </pic:spPr>
+                      </pic:pic>
+                    </a:graphicData>
+                  </a:graphic>
+                </wp:anchor>
+              </w:drawing>
+            </w:r>
           </w:p>
         </w:tc>
       </w:tr>
       <w:tr>
-        <w:tblPrEx>
-          <w:tblCellMar>
-            <w:top w:w="0" w:type="dxa"/>
-            <w:left w:w="0" w:type="dxa"/>
-            <w:bottom w:w="0" w:type="dxa"/>
-            <w:right w:w="0" w:type="dxa"/>
-          </w:tblCellMar>
-        </w:tblPrEx>
         <w:trPr>
           <w:trHeight w:val="457" w:hRule="exact"/>
         </w:trPr>
@@ -9994,10 +9536,9 @@
     <w:p>
       <w:pPr>
         <w:rPr>
-          <w:rFonts w:ascii="Times New Roman" w:hAnsi="Times New Roman" w:eastAsia="微软雅黑" w:cs="Times New Roman"/>
+          <w:rFonts w:hint="default"/>
           <w:sz w:val="24"/>
-          <w:szCs w:val="24"/>
-          <w:lang w:eastAsia="zh-CN"/>
+          <w:lang w:val="en-US" w:eastAsia="zh-CN"/>
         </w:rPr>
       </w:pPr>
       <w:r>
@@ -10083,7 +9624,7 @@
           </w:tblCellMar>
         </w:tblPrEx>
         <w:trPr>
-          <w:trHeight w:val="441" w:hRule="exact"/>
+          <w:trHeight w:val="680" w:hRule="exact"/>
         </w:trPr>
         <w:tc>
           <w:tcPr>
@@ -10133,196 +9674,12 @@
             </w:pPr>
             <w:r>
               <w:rPr>
-                <w:sz w:val="22"/>
-              </w:rPr>
-              <mc:AlternateContent>
-                <mc:Choice Requires="wpg">
-                  <w:drawing>
-                    <wp:anchor distT="0" distB="0" distL="114300" distR="114300" simplePos="0" relativeHeight="251669504" behindDoc="0" locked="0" layoutInCell="1" allowOverlap="1">
-                      <wp:simplePos x="0" y="0"/>
-                      <wp:positionH relativeFrom="column">
-                        <wp:posOffset>0</wp:posOffset>
-                      </wp:positionH>
-                      <wp:positionV relativeFrom="paragraph">
-                        <wp:posOffset>-370840</wp:posOffset>
-                      </wp:positionV>
-                      <wp:extent cx="3134360" cy="1443355"/>
-                      <wp:effectExtent l="0" t="0" r="5080" b="4445"/>
-                      <wp:wrapNone/>
-                      <wp:docPr id="16" name="组合 16"/>
-                      <wp:cNvGraphicFramePr/>
-                      <a:graphic xmlns:a="http://schemas.openxmlformats.org/drawingml/2006/main">
-                        <a:graphicData uri="http://schemas.microsoft.com/office/word/2010/wordprocessingGroup">
-                          <wpg:wgp>
-                            <wpg:cNvGrpSpPr/>
-                            <wpg:grpSpPr>
-                              <a:xfrm>
-                                <a:off x="0" y="0"/>
-                                <a:ext cx="3134360" cy="1443355"/>
-                                <a:chOff x="19199" y="20810"/>
-                                <a:chExt cx="4936" cy="2273"/>
-                              </a:xfrm>
-                            </wpg:grpSpPr>
-                            <wpg:grpSp>
-                              <wpg:cNvPr id="18" name="组合 23"/>
-                              <wpg:cNvGrpSpPr/>
-                              <wpg:grpSpPr>
-                                <a:xfrm>
-                                  <a:off x="19199" y="20810"/>
-                                  <a:ext cx="4936" cy="2273"/>
-                                  <a:chOff x="19199" y="20810"/>
-                                  <a:chExt cx="4936" cy="2273"/>
-                                </a:xfrm>
-                              </wpg:grpSpPr>
-                              <pic:pic xmlns:pic="http://schemas.openxmlformats.org/drawingml/2006/picture">
-                                <pic:nvPicPr>
-                                  <pic:cNvPr id="32" name="图片 1"/>
-                                  <pic:cNvPicPr>
-                                    <a:picLocks noChangeAspect="1"/>
-                                  </pic:cNvPicPr>
-                                </pic:nvPicPr>
-                                <pic:blipFill>
-                                  <a:blip r:embed="rId12">
-                                    <a:clrChange>
-                                      <a:clrFrom>
-                                        <a:srgbClr val="FFFFFF">
-                                          <a:alpha val="100000"/>
-                                        </a:srgbClr>
-                                      </a:clrFrom>
-                                      <a:clrTo>
-                                        <a:srgbClr val="FFFFFF">
-                                          <a:alpha val="100000"/>
-                                          <a:alpha val="0"/>
-                                        </a:srgbClr>
-                                      </a:clrTo>
-                                    </a:clrChange>
-                                  </a:blip>
-                                  <a:srcRect l="10922" t="11667"/>
-                                  <a:stretch>
-                                    <a:fillRect/>
-                                  </a:stretch>
-                                </pic:blipFill>
-                                <pic:spPr>
-                                  <a:xfrm>
-                                    <a:off x="19199" y="21203"/>
-                                    <a:ext cx="1672" cy="901"/>
-                                  </a:xfrm>
-                                  <a:prstGeom prst="rect">
-                                    <a:avLst/>
-                                  </a:prstGeom>
-                                  <a:noFill/>
-                                  <a:ln>
-                                    <a:noFill/>
-                                  </a:ln>
-                                </pic:spPr>
-                              </pic:pic>
-                              <pic:pic xmlns:pic="http://schemas.openxmlformats.org/drawingml/2006/picture">
-                                <pic:nvPicPr>
-                                  <pic:cNvPr id="20" name="图片 25"/>
-                                  <pic:cNvPicPr>
-                                    <a:picLocks noChangeAspect="1" noChangeArrowheads="1"/>
-                                  </pic:cNvPicPr>
-                                </pic:nvPicPr>
-                                <pic:blipFill>
-                                  <a:blip r:embed="rId13">
-                                    <a:extLst>
-                                      <a:ext uri="{28A0092B-C50C-407E-A947-70E740481C1C}">
-                                        <a14:useLocalDpi xmlns:a14="http://schemas.microsoft.com/office/drawing/2010/main" val="0"/>
-                                      </a:ext>
-                                    </a:extLst>
-                                  </a:blip>
-                                  <a:srcRect/>
-                                  <a:stretch>
-                                    <a:fillRect/>
-                                  </a:stretch>
-                                </pic:blipFill>
-                                <pic:spPr>
-                                  <a:xfrm>
-                                    <a:off x="21862" y="20810"/>
-                                    <a:ext cx="2273" cy="2273"/>
-                                  </a:xfrm>
-                                  <a:prstGeom prst="rect">
-                                    <a:avLst/>
-                                  </a:prstGeom>
-                                  <a:noFill/>
-                                  <a:ln>
-                                    <a:noFill/>
-                                  </a:ln>
-                                </pic:spPr>
-                              </pic:pic>
-                            </wpg:grpSp>
-                            <pic:pic xmlns:pic="http://schemas.openxmlformats.org/drawingml/2006/picture">
-                              <pic:nvPicPr>
-                                <pic:cNvPr id="25" name="图片 11" descr="王建丽"/>
-                                <pic:cNvPicPr>
-                                  <a:picLocks noChangeAspect="1"/>
-                                </pic:cNvPicPr>
-                              </pic:nvPicPr>
-                              <pic:blipFill>
-                                <a:blip r:embed="rId11">
-                                  <a:clrChange>
-                                    <a:clrFrom>
-                                      <a:srgbClr val="FFFFFF">
-                                        <a:alpha val="100000"/>
-                                      </a:srgbClr>
-                                    </a:clrFrom>
-                                    <a:clrTo>
-                                      <a:srgbClr val="FFFFFF">
-                                        <a:alpha val="100000"/>
-                                        <a:alpha val="0"/>
-                                      </a:srgbClr>
-                                    </a:clrTo>
-                                  </a:clrChange>
-                                </a:blip>
-                                <a:stretch>
-                                  <a:fillRect/>
-                                </a:stretch>
-                              </pic:blipFill>
-                              <pic:spPr>
-                                <a:xfrm>
-                                  <a:off x="22321" y="21215"/>
-                                  <a:ext cx="1488" cy="842"/>
-                                </a:xfrm>
-                                <a:prstGeom prst="rect">
-                                  <a:avLst/>
-                                </a:prstGeom>
-                              </pic:spPr>
-                            </pic:pic>
-                          </wpg:wgp>
-                        </a:graphicData>
-                      </a:graphic>
-                    </wp:anchor>
-                  </w:drawing>
-                </mc:Choice>
-                <mc:Fallback>
-                  <w:pict>
-                    <v:group id="_x0000_s1026" o:spid="_x0000_s1026" o:spt="203" style="position:absolute;left:0pt;margin-left:0pt;margin-top:-29.2pt;height:113.65pt;width:246.8pt;z-index:251669504;mso-width-relative:page;mso-height-relative:page;" coordorigin="19199,20810" coordsize="4936,2273" o:gfxdata="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">
-                      <o:lock v:ext="edit" aspectratio="f"/>
-                      <v:group id="组合 23" o:spid="_x0000_s1026" o:spt="203" style="position:absolute;left:19199;top:20810;height:2273;width:4936;" coordorigin="19199,20810" coordsize="4936,2273" o:gfxdata="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">
-                        <o:lock v:ext="edit" aspectratio="f"/>
-                        <v:shape id="图片 1" o:spid="_x0000_s1026" o:spt="75" type="#_x0000_t75" style="position:absolute;left:19199;top:21203;height:901;width:1672;" filled="f" o:preferrelative="t" stroked="f" coordsize="21600,21600" o:gfxdata="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">
-                          <v:fill on="f" focussize="0,0"/>
-                          <v:stroke on="f"/>
-                          <v:imagedata r:id="rId12" cropleft="7158f" croptop="7646f" chromakey="#FFFFFF" o:title=""/>
-                          <o:lock v:ext="edit" aspectratio="t"/>
-                        </v:shape>
-                        <v:shape id="图片 25" o:spid="_x0000_s1026" o:spt="75" type="#_x0000_t75" style="position:absolute;left:21862;top:20810;height:2273;width:2273;" filled="f" o:preferrelative="t" stroked="f" coordsize="21600,21600" o:gfxdata="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">
-                          <v:fill on="f" focussize="0,0"/>
-                          <v:stroke on="f"/>
-                          <v:imagedata r:id="rId13" o:title=""/>
-                          <o:lock v:ext="edit" aspectratio="t"/>
-                        </v:shape>
-                      </v:group>
-                      <v:shape id="图片 11" o:spid="_x0000_s1026" o:spt="75" alt="王建丽" type="#_x0000_t75" style="position:absolute;left:22321;top:21215;height:842;width:1488;" filled="f" o:preferrelative="t" stroked="f" coordsize="21600,21600" o:gfxdata="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">
-                        <v:fill on="f" focussize="0,0"/>
-                        <v:stroke on="f"/>
-                        <v:imagedata r:id="rId11" chromakey="#FFFFFF" o:title=""/>
-                        <o:lock v:ext="edit" aspectratio="t"/>
-                      </v:shape>
-                    </v:group>
-                  </w:pict>
-                </mc:Fallback>
-              </mc:AlternateContent>
+                <w:rFonts w:hint="eastAsia" w:ascii="Times New Roman" w:hAnsi="Times New Roman" w:cs="Times New Roman"/>
+                <w:b/>
+                <w:sz w:val="24"/>
+                <w:szCs w:val="24"/>
+              </w:rPr>
+              <w:t>{{"ty_guangzhou1"|sign(62,34)}}</w:t>
             </w:r>
           </w:p>
         </w:tc>
@@ -10382,6 +9739,76 @@
                 <w:szCs w:val="24"/>
               </w:rPr>
             </w:pPr>
+            <w:r>
+              <w:rPr>
+                <w:rFonts w:hint="eastAsia" w:ascii="Times New Roman" w:hAnsi="Times New Roman" w:cs="Times New Roman"/>
+                <w:b/>
+                <w:sz w:val="24"/>
+                <w:szCs w:val="24"/>
+              </w:rPr>
+              <w:t>{{"ty_guangzhou2"|sign(59,34)}}</w:t>
+            </w:r>
+            <w:r>
+              <w:rPr>
+                <w:sz w:val="24"/>
+              </w:rPr>
+              <w:drawing>
+                <wp:anchor distT="0" distB="0" distL="114300" distR="114300" simplePos="0" relativeHeight="251667456" behindDoc="0" locked="0" layoutInCell="1" allowOverlap="1">
+                  <wp:simplePos x="0" y="0"/>
+                  <wp:positionH relativeFrom="column">
+                    <wp:posOffset>-283845</wp:posOffset>
+                  </wp:positionH>
+                  <wp:positionV relativeFrom="paragraph">
+                    <wp:posOffset>-415290</wp:posOffset>
+                  </wp:positionV>
+                  <wp:extent cx="1443355" cy="1443355"/>
+                  <wp:effectExtent l="0" t="0" r="4445" b="4445"/>
+                  <wp:wrapNone/>
+                  <wp:docPr id="22" name="图片 25"/>
+                  <wp:cNvGraphicFramePr>
+                    <a:graphicFrameLocks xmlns:a="http://schemas.openxmlformats.org/drawingml/2006/main" noChangeAspect="1"/>
+                  </wp:cNvGraphicFramePr>
+                  <a:graphic xmlns:a="http://schemas.openxmlformats.org/drawingml/2006/main">
+                    <a:graphicData uri="http://schemas.openxmlformats.org/drawingml/2006/picture">
+                      <pic:pic xmlns:pic="http://schemas.openxmlformats.org/drawingml/2006/picture">
+                        <pic:nvPicPr>
+                          <pic:cNvPr id="22" name="图片 25"/>
+                          <pic:cNvPicPr>
+                            <a:picLocks noChangeAspect="1" noChangeArrowheads="1"/>
+                          </pic:cNvPicPr>
+                        </pic:nvPicPr>
+                        <pic:blipFill>
+                          <a:blip r:embed="rId10">
+                            <a:extLst>
+                              <a:ext uri="{28A0092B-C50C-407E-A947-70E740481C1C}">
+                                <a14:useLocalDpi xmlns:a14="http://schemas.microsoft.com/office/drawing/2010/main" val="0"/>
+                              </a:ext>
+                            </a:extLst>
+                          </a:blip>
+                          <a:srcRect/>
+                          <a:stretch>
+                            <a:fillRect/>
+                          </a:stretch>
+                        </pic:blipFill>
+                        <pic:spPr>
+                          <a:xfrm>
+                            <a:off x="0" y="0"/>
+                            <a:ext cx="1443355" cy="1443355"/>
+                          </a:xfrm>
+                          <a:prstGeom prst="rect">
+                            <a:avLst/>
+                          </a:prstGeom>
+                          <a:noFill/>
+                          <a:ln>
+                            <a:noFill/>
+                          </a:ln>
+                        </pic:spPr>
+                      </pic:pic>
+                    </a:graphicData>
+                  </a:graphic>
+                </wp:anchor>
+              </w:drawing>
+            </w:r>
           </w:p>
         </w:tc>
       </w:tr>
@@ -10553,17 +9980,26 @@
     </w:tbl>
     <w:p>
       <w:pPr>
-        <w:tabs>
-          <w:tab w:val="left" w:pos="6770"/>
-        </w:tabs>
-        <w:spacing w:before="27"/>
-        <w:rPr>
-          <w:rFonts w:hint="eastAsia" w:ascii="Times New Roman" w:hAnsi="Times New Roman" w:eastAsia="微软雅黑" w:cs="Times New Roman"/>
-          <w:b w:val="0"/>
-          <w:bCs w:val="0"/>
+        <w:keepNext w:val="0"/>
+        <w:keepLines w:val="0"/>
+        <w:pageBreakBefore w:val="0"/>
+        <w:widowControl/>
+        <w:kinsoku/>
+        <w:wordWrap/>
+        <w:overflowPunct/>
+        <w:topLinePunct w:val="0"/>
+        <w:autoSpaceDE/>
+        <w:autoSpaceDN/>
+        <w:bidi w:val="0"/>
+        <w:adjustRightInd/>
+        <w:snapToGrid/>
+        <w:spacing w:after="157" w:afterLines="50" w:line="240" w:lineRule="auto"/>
+        <w:textAlignment w:val="auto"/>
+        <w:rPr>
+          <w:rFonts w:hint="default" w:ascii="Times New Roman" w:hAnsi="Times New Roman" w:eastAsia="微软雅黑" w:cs="Times New Roman"/>
           <w:sz w:val="24"/>
           <w:szCs w:val="22"/>
-          <w:lang w:val="en-US" w:eastAsia="zh-CN" w:bidi="ar-SA"/>
+          <w:lang w:val="en-US" w:eastAsia="en-US" w:bidi="ar-SA"/>
         </w:rPr>
       </w:pPr>
       <w:r>
@@ -10594,7 +10030,7 @@
           <w:lang w:val="en-US" w:eastAsia="en-US" w:bidi="ar-SA"/>
         </w:rPr>
         <w:drawing>
-          <wp:anchor distT="0" distB="0" distL="114935" distR="114935" simplePos="0" relativeHeight="251667456" behindDoc="0" locked="0" layoutInCell="1" allowOverlap="1">
+          <wp:anchor distT="0" distB="0" distL="114935" distR="114935" simplePos="0" relativeHeight="251665408" behindDoc="0" locked="0" layoutInCell="1" allowOverlap="1">
             <wp:simplePos x="0" y="0"/>
             <wp:positionH relativeFrom="column">
               <wp:posOffset>723900</wp:posOffset>
@@ -10619,7 +10055,7 @@
                     </pic:cNvPicPr>
                   </pic:nvPicPr>
                   <pic:blipFill>
-                    <a:blip r:embed="rId14"/>
+                    <a:blip r:embed="rId11"/>
                     <a:stretch>
                       <a:fillRect/>
                     </a:stretch>
@@ -10651,7 +10087,7 @@
           <w:lang w:val="en-US" w:eastAsia="en-US" w:bidi="ar-SA"/>
         </w:rPr>
         <w:drawing>
-          <wp:anchor distT="0" distB="0" distL="114935" distR="114935" simplePos="0" relativeHeight="251666432" behindDoc="0" locked="0" layoutInCell="1" allowOverlap="1">
+          <wp:anchor distT="0" distB="0" distL="114935" distR="114935" simplePos="0" relativeHeight="251664384" behindDoc="0" locked="0" layoutInCell="1" allowOverlap="1">
             <wp:simplePos x="0" y="0"/>
             <wp:positionH relativeFrom="column">
               <wp:posOffset>30480</wp:posOffset>
@@ -10676,7 +10112,7 @@
                     </pic:cNvPicPr>
                   </pic:nvPicPr>
                   <pic:blipFill>
-                    <a:blip r:embed="rId15"/>
+                    <a:blip r:embed="rId12"/>
                     <a:stretch>
                       <a:fillRect/>
                     </a:stretch>
@@ -10848,7 +10284,7 @@
           <w:lang w:val="en-US" w:eastAsia="zh-CN" w:bidi="ar-SA"/>
         </w:rPr>
         <w:drawing>
-          <wp:anchor distT="0" distB="0" distL="0" distR="0" simplePos="0" relativeHeight="251665408" behindDoc="1" locked="0" layoutInCell="1" allowOverlap="1">
+          <wp:anchor distT="0" distB="0" distL="0" distR="0" simplePos="0" relativeHeight="251663360" behindDoc="1" locked="0" layoutInCell="1" allowOverlap="1">
             <wp:simplePos x="0" y="0"/>
             <wp:positionH relativeFrom="column">
               <wp:posOffset>4900295</wp:posOffset>
@@ -11169,7 +10605,7 @@
           <w:lang w:eastAsia="zh-CN"/>
         </w:rPr>
         <w:drawing>
-          <wp:anchor distT="0" distB="0" distL="114300" distR="114300" simplePos="0" relativeHeight="251663360" behindDoc="0" locked="0" layoutInCell="1" allowOverlap="1">
+          <wp:anchor distT="0" distB="0" distL="114300" distR="114300" simplePos="0" relativeHeight="251661312" behindDoc="0" locked="0" layoutInCell="1" allowOverlap="1">
             <wp:simplePos x="0" y="0"/>
             <wp:positionH relativeFrom="column">
               <wp:posOffset>-638810</wp:posOffset>
@@ -11194,7 +10630,7 @@
                     </pic:cNvPicPr>
                   </pic:nvPicPr>
                   <pic:blipFill>
-                    <a:blip r:embed="rId16"/>
+                    <a:blip r:embed="rId13"/>
                     <a:stretch>
                       <a:fillRect/>
                     </a:stretch>
@@ -11838,145 +11274,6 @@
     </w:lvl>
   </w:abstractNum>
   <w:abstractNum w:abstractNumId="2">
-    <w:nsid w:val="EB7C32C1"/>
-    <w:multiLevelType w:val="multilevel"/>
-    <w:tmpl w:val="EB7C32C1"/>
-    <w:lvl w:ilvl="0" w:tentative="0">
-      <w:start w:val="1"/>
-      <w:numFmt w:val="decimal"/>
-      <w:lvlText w:val="%1."/>
-      <w:lvlJc w:val="left"/>
-      <w:pPr>
-        <w:ind w:left="425" w:hanging="425"/>
-      </w:pPr>
-      <w:rPr>
-        <w:rFonts w:hint="default" w:ascii="Times New Roman" w:hAnsi="Times New Roman" w:cs="Times New Roman"/>
-        <w:sz w:val="18"/>
-        <w:szCs w:val="18"/>
-      </w:rPr>
-    </w:lvl>
-    <w:lvl w:ilvl="1" w:tentative="0">
-      <w:start w:val="1"/>
-      <w:numFmt w:val="decimal"/>
-      <w:lvlText w:val="(%2)"/>
-      <w:lvlJc w:val="left"/>
-      <w:pPr>
-        <w:tabs>
-          <w:tab w:val="left" w:pos="840"/>
-        </w:tabs>
-        <w:ind w:left="840" w:hanging="420"/>
-      </w:pPr>
-      <w:rPr>
-        <w:rFonts w:hint="default"/>
-      </w:rPr>
-    </w:lvl>
-    <w:lvl w:ilvl="2" w:tentative="0">
-      <w:start w:val="1"/>
-      <w:numFmt w:val="decimalEnclosedCircleChinese"/>
-      <w:lvlText w:val="%3"/>
-      <w:lvlJc w:val="left"/>
-      <w:pPr>
-        <w:tabs>
-          <w:tab w:val="left" w:pos="1260"/>
-        </w:tabs>
-        <w:ind w:left="1260" w:hanging="420"/>
-      </w:pPr>
-      <w:rPr>
-        <w:rFonts w:hint="default"/>
-      </w:rPr>
-    </w:lvl>
-    <w:lvl w:ilvl="3" w:tentative="0">
-      <w:start w:val="1"/>
-      <w:numFmt w:val="decimal"/>
-      <w:lvlText w:val="%4)"/>
-      <w:lvlJc w:val="left"/>
-      <w:pPr>
-        <w:tabs>
-          <w:tab w:val="left" w:pos="1680"/>
-        </w:tabs>
-        <w:ind w:left="1680" w:hanging="420"/>
-      </w:pPr>
-      <w:rPr>
-        <w:rFonts w:hint="default"/>
-      </w:rPr>
-    </w:lvl>
-    <w:lvl w:ilvl="4" w:tentative="0">
-      <w:start w:val="1"/>
-      <w:numFmt w:val="lowerLetter"/>
-      <w:lvlText w:val="%5."/>
-      <w:lvlJc w:val="left"/>
-      <w:pPr>
-        <w:tabs>
-          <w:tab w:val="left" w:pos="2100"/>
-        </w:tabs>
-        <w:ind w:left="2100" w:hanging="420"/>
-      </w:pPr>
-      <w:rPr>
-        <w:rFonts w:hint="default"/>
-      </w:rPr>
-    </w:lvl>
-    <w:lvl w:ilvl="5" w:tentative="0">
-      <w:start w:val="1"/>
-      <w:numFmt w:val="lowerLetter"/>
-      <w:lvlText w:val="%6)"/>
-      <w:lvlJc w:val="left"/>
-      <w:pPr>
-        <w:tabs>
-          <w:tab w:val="left" w:pos="2520"/>
-        </w:tabs>
-        <w:ind w:left="2520" w:hanging="420"/>
-      </w:pPr>
-      <w:rPr>
-        <w:rFonts w:hint="default"/>
-      </w:rPr>
-    </w:lvl>
-    <w:lvl w:ilvl="6" w:tentative="0">
-      <w:start w:val="1"/>
-      <w:numFmt w:val="lowerRoman"/>
-      <w:lvlText w:val="%7."/>
-      <w:lvlJc w:val="left"/>
-      <w:pPr>
-        <w:tabs>
-          <w:tab w:val="left" w:pos="2940"/>
-        </w:tabs>
-        <w:ind w:left="2940" w:hanging="420"/>
-      </w:pPr>
-      <w:rPr>
-        <w:rFonts w:hint="default"/>
-      </w:rPr>
-    </w:lvl>
-    <w:lvl w:ilvl="7" w:tentative="0">
-      <w:start w:val="1"/>
-      <w:numFmt w:val="lowerRoman"/>
-      <w:lvlText w:val="%8)"/>
-      <w:lvlJc w:val="left"/>
-      <w:pPr>
-        <w:tabs>
-          <w:tab w:val="left" w:pos="3360"/>
-        </w:tabs>
-        <w:ind w:left="3360" w:hanging="420"/>
-      </w:pPr>
-      <w:rPr>
-        <w:rFonts w:hint="default"/>
-      </w:rPr>
-    </w:lvl>
-    <w:lvl w:ilvl="8" w:tentative="0">
-      <w:start w:val="1"/>
-      <w:numFmt w:val="lowerLetter"/>
-      <w:lvlText w:val="%9."/>
-      <w:lvlJc w:val="left"/>
-      <w:pPr>
-        <w:tabs>
-          <w:tab w:val="left" w:pos="3780"/>
-        </w:tabs>
-        <w:ind w:left="3780" w:hanging="420"/>
-      </w:pPr>
-      <w:rPr>
-        <w:rFonts w:hint="default"/>
-      </w:rPr>
-    </w:lvl>
-  </w:abstractNum>
-  <w:abstractNum w:abstractNumId="3">
     <w:nsid w:val="2CEC1C1C"/>
     <w:multiLevelType w:val="multilevel"/>
     <w:tmpl w:val="2CEC1C1C"/>
@@ -12090,7 +11387,7 @@
       </w:rPr>
     </w:lvl>
   </w:abstractNum>
-  <w:abstractNum w:abstractNumId="4">
+  <w:abstractNum w:abstractNumId="3">
     <w:nsid w:val="34613CBC"/>
     <w:multiLevelType w:val="multilevel"/>
     <w:tmpl w:val="34613CBC"/>
@@ -12208,7 +11505,7 @@
       </w:rPr>
     </w:lvl>
   </w:abstractNum>
-  <w:abstractNum w:abstractNumId="5">
+  <w:abstractNum w:abstractNumId="4">
     <w:nsid w:val="537D38B0"/>
     <w:multiLevelType w:val="multilevel"/>
     <w:tmpl w:val="537D38B0"/>
@@ -12326,24 +11623,7 @@
       </w:rPr>
     </w:lvl>
   </w:abstractNum>
-  <w:abstractNum w:abstractNumId="6">
-    <w:nsid w:val="58AABCAB"/>
-    <w:multiLevelType w:val="singleLevel"/>
-    <w:tmpl w:val="58AABCAB"/>
-    <w:lvl w:ilvl="0" w:tentative="0">
-      <w:start w:val="1"/>
-      <w:numFmt w:val="bullet"/>
-      <w:lvlText w:val=""/>
-      <w:lvlJc w:val="left"/>
-      <w:pPr>
-        <w:ind w:left="420" w:hanging="420"/>
-      </w:pPr>
-      <w:rPr>
-        <w:rFonts w:hint="default" w:ascii="Wingdings" w:hAnsi="Wingdings"/>
-      </w:rPr>
-    </w:lvl>
-  </w:abstractNum>
-  <w:abstractNum w:abstractNumId="7">
+  <w:abstractNum w:abstractNumId="5">
     <w:nsid w:val="5B812BEF"/>
     <w:multiLevelType w:val="multilevel"/>
     <w:tmpl w:val="5B812BEF"/>
@@ -12461,7 +11741,7 @@
       </w:rPr>
     </w:lvl>
   </w:abstractNum>
-  <w:abstractNum w:abstractNumId="8">
+  <w:abstractNum w:abstractNumId="6">
     <w:nsid w:val="64416983"/>
     <w:multiLevelType w:val="multilevel"/>
     <w:tmpl w:val="64416983"/>
@@ -12575,31 +11855,167 @@
       </w:rPr>
     </w:lvl>
   </w:abstractNum>
+  <w:abstractNum w:abstractNumId="7">
+    <w:nsid w:val="70C53F05"/>
+    <w:multiLevelType w:val="multilevel"/>
+    <w:tmpl w:val="70C53F05"/>
+    <w:lvl w:ilvl="0" w:tentative="0">
+      <w:start w:val="1"/>
+      <w:numFmt w:val="decimal"/>
+      <w:lvlText w:val="%1."/>
+      <w:lvlJc w:val="left"/>
+      <w:pPr>
+        <w:ind w:left="425" w:hanging="425"/>
+      </w:pPr>
+      <w:rPr>
+        <w:rFonts w:hint="default"/>
+        <w:sz w:val="18"/>
+        <w:szCs w:val="18"/>
+      </w:rPr>
+    </w:lvl>
+    <w:lvl w:ilvl="1" w:tentative="0">
+      <w:start w:val="1"/>
+      <w:numFmt w:val="decimal"/>
+      <w:lvlText w:val="(%2)"/>
+      <w:lvlJc w:val="left"/>
+      <w:pPr>
+        <w:tabs>
+          <w:tab w:val="left" w:pos="840"/>
+        </w:tabs>
+        <w:ind w:left="840" w:hanging="420"/>
+      </w:pPr>
+      <w:rPr>
+        <w:rFonts w:hint="default"/>
+      </w:rPr>
+    </w:lvl>
+    <w:lvl w:ilvl="2" w:tentative="0">
+      <w:start w:val="1"/>
+      <w:numFmt w:val="decimalEnclosedCircleChinese"/>
+      <w:lvlText w:val="%3"/>
+      <w:lvlJc w:val="left"/>
+      <w:pPr>
+        <w:tabs>
+          <w:tab w:val="left" w:pos="1260"/>
+        </w:tabs>
+        <w:ind w:left="1260" w:hanging="420"/>
+      </w:pPr>
+      <w:rPr>
+        <w:rFonts w:hint="default"/>
+      </w:rPr>
+    </w:lvl>
+    <w:lvl w:ilvl="3" w:tentative="0">
+      <w:start w:val="1"/>
+      <w:numFmt w:val="decimal"/>
+      <w:lvlText w:val="%4)"/>
+      <w:lvlJc w:val="left"/>
+      <w:pPr>
+        <w:tabs>
+          <w:tab w:val="left" w:pos="1680"/>
+        </w:tabs>
+        <w:ind w:left="1680" w:hanging="420"/>
+      </w:pPr>
+      <w:rPr>
+        <w:rFonts w:hint="default"/>
+      </w:rPr>
+    </w:lvl>
+    <w:lvl w:ilvl="4" w:tentative="0">
+      <w:start w:val="1"/>
+      <w:numFmt w:val="lowerLetter"/>
+      <w:lvlText w:val="%5."/>
+      <w:lvlJc w:val="left"/>
+      <w:pPr>
+        <w:tabs>
+          <w:tab w:val="left" w:pos="2100"/>
+        </w:tabs>
+        <w:ind w:left="2100" w:hanging="420"/>
+      </w:pPr>
+      <w:rPr>
+        <w:rFonts w:hint="default"/>
+      </w:rPr>
+    </w:lvl>
+    <w:lvl w:ilvl="5" w:tentative="0">
+      <w:start w:val="1"/>
+      <w:numFmt w:val="lowerLetter"/>
+      <w:lvlText w:val="%6)"/>
+      <w:lvlJc w:val="left"/>
+      <w:pPr>
+        <w:tabs>
+          <w:tab w:val="left" w:pos="2520"/>
+        </w:tabs>
+        <w:ind w:left="2520" w:hanging="420"/>
+      </w:pPr>
+      <w:rPr>
+        <w:rFonts w:hint="default"/>
+      </w:rPr>
+    </w:lvl>
+    <w:lvl w:ilvl="6" w:tentative="0">
+      <w:start w:val="1"/>
+      <w:numFmt w:val="lowerRoman"/>
+      <w:lvlText w:val="%7."/>
+      <w:lvlJc w:val="left"/>
+      <w:pPr>
+        <w:tabs>
+          <w:tab w:val="left" w:pos="2940"/>
+        </w:tabs>
+        <w:ind w:left="2940" w:hanging="420"/>
+      </w:pPr>
+      <w:rPr>
+        <w:rFonts w:hint="default"/>
+      </w:rPr>
+    </w:lvl>
+    <w:lvl w:ilvl="7" w:tentative="0">
+      <w:start w:val="1"/>
+      <w:numFmt w:val="lowerRoman"/>
+      <w:lvlText w:val="%8)"/>
+      <w:lvlJc w:val="left"/>
+      <w:pPr>
+        <w:tabs>
+          <w:tab w:val="left" w:pos="3360"/>
+        </w:tabs>
+        <w:ind w:left="3360" w:hanging="420"/>
+      </w:pPr>
+      <w:rPr>
+        <w:rFonts w:hint="default"/>
+      </w:rPr>
+    </w:lvl>
+    <w:lvl w:ilvl="8" w:tentative="0">
+      <w:start w:val="1"/>
+      <w:numFmt w:val="lowerLetter"/>
+      <w:lvlText w:val="%9."/>
+      <w:lvlJc w:val="left"/>
+      <w:pPr>
+        <w:tabs>
+          <w:tab w:val="left" w:pos="3780"/>
+        </w:tabs>
+        <w:ind w:left="3780" w:hanging="420"/>
+      </w:pPr>
+      <w:rPr>
+        <w:rFonts w:hint="default"/>
+      </w:rPr>
+    </w:lvl>
+  </w:abstractNum>
   <w:num w:numId="1">
+    <w:abstractNumId w:val="4"/>
+  </w:num>
+  <w:num w:numId="2">
+    <w:abstractNumId w:val="6"/>
+  </w:num>
+  <w:num w:numId="3">
     <w:abstractNumId w:val="5"/>
   </w:num>
-  <w:num w:numId="2">
-    <w:abstractNumId w:val="8"/>
-  </w:num>
-  <w:num w:numId="3">
-    <w:abstractNumId w:val="7"/>
-  </w:num>
   <w:num w:numId="4">
-    <w:abstractNumId w:val="3"/>
+    <w:abstractNumId w:val="2"/>
   </w:num>
   <w:num w:numId="5">
-    <w:abstractNumId w:val="4"/>
+    <w:abstractNumId w:val="3"/>
   </w:num>
   <w:num w:numId="6">
     <w:abstractNumId w:val="1"/>
   </w:num>
   <w:num w:numId="7">
-    <w:abstractNumId w:val="2"/>
+    <w:abstractNumId w:val="7"/>
   </w:num>
   <w:num w:numId="8">
-    <w:abstractNumId w:val="6"/>
-  </w:num>
-  <w:num w:numId="9">
     <w:abstractNumId w:val="0"/>
   </w:num>
 </w:numbering>
